--- a/Exámenes/Examen 1.docx
+++ b/Exámenes/Examen 1.docx
@@ -1672,277 +1672,24 @@
           <w:kern w:val="0"/>
           <w:sz w:val="23"/>
           <w:szCs w:val="23"/>
+          <w:highlight w:val="yellow"/>
           <w:lang w:eastAsia="es-ES"/>
           <w14:ligatures w14:val="none"/>
         </w:rPr>
       </w:pPr>
-      <w:r>
-        <w:rPr>
-          <w:rFonts w:ascii="Segoe UI" w:eastAsia="Times New Roman" w:hAnsi="Segoe UI" w:cs="Segoe UI"/>
-          <w:color w:val="0F172A"/>
-          <w:kern w:val="0"/>
-          <w:sz w:val="23"/>
-          <w:szCs w:val="23"/>
-          <w:lang w:eastAsia="es-ES"/>
-          <w14:ligatures w14:val="none"/>
-        </w:rPr>
-        <w:t>Correcto porque el requisito es encontrar el </w:t>
-      </w:r>
-      <w:r>
-        <w:rPr>
-          <w:rFonts w:ascii="Segoe UI" w:eastAsia="Times New Roman" w:hAnsi="Segoe UI" w:cs="Segoe UI"/>
+    </w:p>
+    <w:p>
+      <w:pPr>
+        <w:rPr>
           <w:b/>
           <w:bCs/>
-          <w:color w:val="0F172A"/>
-          <w:kern w:val="0"/>
-          <w:sz w:val="23"/>
-          <w:szCs w:val="23"/>
-          <w:lang w:eastAsia="es-ES"/>
-          <w14:ligatures w14:val="none"/>
-        </w:rPr>
-        <w:t>orden con el valor total más alto</w:t>
-      </w:r>
-      <w:r>
-        <w:rPr>
-          <w:rFonts w:ascii="Segoe UI" w:eastAsia="Times New Roman" w:hAnsi="Segoe UI" w:cs="Segoe UI"/>
-          <w:color w:val="0F172A"/>
-          <w:kern w:val="0"/>
-          <w:sz w:val="23"/>
-          <w:szCs w:val="23"/>
-          <w:lang w:eastAsia="es-ES"/>
-          <w14:ligatures w14:val="none"/>
-        </w:rPr>
-        <w:t>.</w:t>
-      </w:r>
-    </w:p>
-    <w:p>
-      <w:pPr>
-        <w:spacing w:after="0" w:line="240" w:lineRule="auto"/>
-        <w:textAlignment w:val="baseline"/>
-        <w:rPr>
-          <w:rFonts w:ascii="Segoe UI" w:eastAsia="Times New Roman" w:hAnsi="Segoe UI" w:cs="Segoe UI"/>
-          <w:color w:val="0F172A"/>
-          <w:kern w:val="0"/>
-          <w:sz w:val="23"/>
-          <w:szCs w:val="23"/>
-          <w:lang w:eastAsia="es-ES"/>
-          <w14:ligatures w14:val="none"/>
-        </w:rPr>
-      </w:pPr>
-      <w:r>
-        <w:rPr>
-          <w:rFonts w:ascii="Segoe UI" w:eastAsia="Times New Roman" w:hAnsi="Segoe UI" w:cs="Segoe UI"/>
-          <w:color w:val="0F172A"/>
-          <w:kern w:val="0"/>
-          <w:sz w:val="23"/>
-          <w:szCs w:val="23"/>
-          <w:lang w:eastAsia="es-ES"/>
-          <w14:ligatures w14:val="none"/>
-        </w:rPr>
-        <w:t xml:space="preserve">La consulta se utiliza correctamente para calcular el valor total por </w:t>
-      </w:r>
-      <w:proofErr w:type="spellStart"/>
-      <w:r>
-        <w:rPr>
-          <w:rFonts w:ascii="Segoe UI" w:eastAsia="Times New Roman" w:hAnsi="Segoe UI" w:cs="Segoe UI"/>
-          <w:color w:val="0F172A"/>
-          <w:kern w:val="0"/>
-          <w:sz w:val="23"/>
-          <w:szCs w:val="23"/>
-          <w:lang w:eastAsia="es-ES"/>
-          <w14:ligatures w14:val="none"/>
-        </w:rPr>
-        <w:t>orden.</w:t>
-      </w:r>
-      <w:r>
-        <w:rPr>
-          <w:rFonts w:ascii="Consolas" w:eastAsia="Times New Roman" w:hAnsi="Consolas" w:cs="Courier New"/>
-          <w:color w:val="0F172A"/>
-          <w:kern w:val="0"/>
-          <w:sz w:val="23"/>
-          <w:szCs w:val="23"/>
-          <w:lang w:eastAsia="es-ES"/>
-          <w14:ligatures w14:val="none"/>
-        </w:rPr>
-        <w:t>SUM</w:t>
-      </w:r>
-      <w:proofErr w:type="spellEnd"/>
-      <w:r>
-        <w:rPr>
-          <w:rFonts w:ascii="Consolas" w:eastAsia="Times New Roman" w:hAnsi="Consolas" w:cs="Courier New"/>
-          <w:color w:val="0F172A"/>
-          <w:kern w:val="0"/>
-          <w:sz w:val="23"/>
-          <w:szCs w:val="23"/>
-          <w:lang w:eastAsia="es-ES"/>
-          <w14:ligatures w14:val="none"/>
-        </w:rPr>
-        <w:t>(</w:t>
-      </w:r>
-      <w:proofErr w:type="spellStart"/>
-      <w:r>
-        <w:rPr>
-          <w:rFonts w:ascii="Consolas" w:eastAsia="Times New Roman" w:hAnsi="Consolas" w:cs="Courier New"/>
-          <w:color w:val="0F172A"/>
-          <w:kern w:val="0"/>
-          <w:sz w:val="23"/>
-          <w:szCs w:val="23"/>
-          <w:lang w:eastAsia="es-ES"/>
-          <w14:ligatures w14:val="none"/>
-        </w:rPr>
-        <w:t>unit_price</w:t>
-      </w:r>
-      <w:proofErr w:type="spellEnd"/>
-      <w:r>
-        <w:rPr>
-          <w:rFonts w:ascii="Consolas" w:eastAsia="Times New Roman" w:hAnsi="Consolas" w:cs="Courier New"/>
-          <w:color w:val="0F172A"/>
-          <w:kern w:val="0"/>
-          <w:sz w:val="23"/>
-          <w:szCs w:val="23"/>
-          <w:lang w:eastAsia="es-ES"/>
-          <w14:ligatures w14:val="none"/>
-        </w:rPr>
-        <w:t>*</w:t>
-      </w:r>
-      <w:proofErr w:type="spellStart"/>
-      <w:r>
-        <w:rPr>
-          <w:rFonts w:ascii="Consolas" w:eastAsia="Times New Roman" w:hAnsi="Consolas" w:cs="Courier New"/>
-          <w:color w:val="0F172A"/>
-          <w:kern w:val="0"/>
-          <w:sz w:val="23"/>
-          <w:szCs w:val="23"/>
-          <w:lang w:eastAsia="es-ES"/>
-          <w14:ligatures w14:val="none"/>
-        </w:rPr>
-        <w:t>quantity</w:t>
-      </w:r>
-      <w:proofErr w:type="spellEnd"/>
-      <w:r>
-        <w:rPr>
-          <w:rFonts w:ascii="Consolas" w:eastAsia="Times New Roman" w:hAnsi="Consolas" w:cs="Courier New"/>
-          <w:color w:val="0F172A"/>
-          <w:kern w:val="0"/>
-          <w:sz w:val="23"/>
-          <w:szCs w:val="23"/>
-          <w:lang w:eastAsia="es-ES"/>
-          <w14:ligatures w14:val="none"/>
-        </w:rPr>
-        <w:t>)</w:t>
-      </w:r>
-    </w:p>
-    <w:p>
-      <w:pPr>
-        <w:spacing w:after="0" w:line="240" w:lineRule="auto"/>
-        <w:textAlignment w:val="baseline"/>
-        <w:rPr>
-          <w:rFonts w:ascii="Segoe UI" w:eastAsia="Times New Roman" w:hAnsi="Segoe UI" w:cs="Segoe UI"/>
-          <w:color w:val="0F172A"/>
-          <w:kern w:val="0"/>
-          <w:sz w:val="23"/>
-          <w:szCs w:val="23"/>
-          <w:lang w:eastAsia="es-ES"/>
-          <w14:ligatures w14:val="none"/>
-        </w:rPr>
-      </w:pPr>
-      <w:r>
-        <w:rPr>
-          <w:rFonts w:ascii="Segoe UI" w:eastAsia="Times New Roman" w:hAnsi="Segoe UI" w:cs="Segoe UI"/>
-          <w:color w:val="0F172A"/>
-          <w:kern w:val="0"/>
-          <w:sz w:val="23"/>
-          <w:szCs w:val="23"/>
-          <w:lang w:eastAsia="es-ES"/>
-          <w14:ligatures w14:val="none"/>
-        </w:rPr>
-        <w:lastRenderedPageBreak/>
-        <w:t xml:space="preserve">La cláusula garantiza que solo se devuelva el orden con el valor total </w:t>
-      </w:r>
-      <w:proofErr w:type="spellStart"/>
-      <w:proofErr w:type="gramStart"/>
-      <w:r>
-        <w:rPr>
-          <w:rFonts w:ascii="Segoe UI" w:eastAsia="Times New Roman" w:hAnsi="Segoe UI" w:cs="Segoe UI"/>
-          <w:color w:val="0F172A"/>
-          <w:kern w:val="0"/>
-          <w:sz w:val="23"/>
-          <w:szCs w:val="23"/>
-          <w:lang w:eastAsia="es-ES"/>
-          <w14:ligatures w14:val="none"/>
-        </w:rPr>
-        <w:t>máximo.</w:t>
-      </w:r>
-      <w:r>
-        <w:rPr>
-          <w:rFonts w:ascii="Consolas" w:eastAsia="Times New Roman" w:hAnsi="Consolas" w:cs="Courier New"/>
-          <w:color w:val="0F172A"/>
-          <w:kern w:val="0"/>
-          <w:sz w:val="23"/>
-          <w:szCs w:val="23"/>
-          <w:lang w:eastAsia="es-ES"/>
-          <w14:ligatures w14:val="none"/>
-        </w:rPr>
-        <w:t>HAVING</w:t>
-      </w:r>
-      <w:proofErr w:type="spellEnd"/>
-      <w:proofErr w:type="gramEnd"/>
-    </w:p>
-    <w:p>
-      <w:pPr>
-        <w:spacing w:after="0" w:line="240" w:lineRule="auto"/>
-        <w:textAlignment w:val="baseline"/>
-        <w:rPr>
-          <w:rFonts w:ascii="Segoe UI" w:eastAsia="Times New Roman" w:hAnsi="Segoe UI" w:cs="Segoe UI"/>
-          <w:color w:val="0F172A"/>
-          <w:kern w:val="0"/>
-          <w:sz w:val="23"/>
-          <w:szCs w:val="23"/>
-          <w:lang w:eastAsia="es-ES"/>
-          <w14:ligatures w14:val="none"/>
-        </w:rPr>
-      </w:pPr>
-      <w:r>
-        <w:rPr>
-          <w:rFonts w:ascii="Segoe UI" w:eastAsia="Times New Roman" w:hAnsi="Segoe UI" w:cs="Segoe UI"/>
-          <w:color w:val="0F172A"/>
-          <w:kern w:val="0"/>
-          <w:sz w:val="23"/>
-          <w:szCs w:val="23"/>
-          <w:lang w:eastAsia="es-ES"/>
-          <w14:ligatures w14:val="none"/>
-        </w:rPr>
-        <w:t>Esto se ajusta exactamente a los requisitos.</w:t>
-      </w:r>
-    </w:p>
-    <w:p>
-      <w:pPr>
-        <w:spacing w:after="0" w:line="240" w:lineRule="auto"/>
-        <w:textAlignment w:val="baseline"/>
-        <w:rPr>
-          <w:rFonts w:ascii="Segoe UI" w:eastAsia="Times New Roman" w:hAnsi="Segoe UI" w:cs="Segoe UI"/>
-          <w:color w:val="0F172A"/>
-          <w:kern w:val="0"/>
-          <w:sz w:val="23"/>
-          <w:szCs w:val="23"/>
-          <w:highlight w:val="yellow"/>
-          <w:lang w:eastAsia="es-ES"/>
-          <w14:ligatures w14:val="none"/>
-        </w:rPr>
-      </w:pPr>
-    </w:p>
-    <w:p>
-      <w:pPr>
+        </w:rPr>
+      </w:pPr>
+      <w:r>
         <w:rPr>
           <w:b/>
           <w:bCs/>
         </w:rPr>
-      </w:pPr>
-      <w:r>
-        <w:rPr>
-          <w:b/>
-          <w:bCs/>
-        </w:rPr>
         <w:t>2. Pregunta</w:t>
       </w:r>
     </w:p>
@@ -1953,6 +1700,7 @@
     </w:p>
     <w:p>
       <w:r>
+        <w:lastRenderedPageBreak/>
         <w:t>¿Identificar dos sentencias que son ciertas respecto al comando SET VERIFY ON? (Selecciona dos)</w:t>
       </w:r>
     </w:p>
@@ -2036,242 +1784,6 @@
         </w:rPr>
         <w:t>D. Muestra valores para variables creadas por el comando DEFIN.</w:t>
       </w:r>
-    </w:p>
-    <w:p>
-      <w:pPr>
-        <w:rPr>
-          <w:b/>
-          <w:bCs/>
-        </w:rPr>
-      </w:pPr>
-      <w:r>
-        <w:rPr>
-          <w:b/>
-          <w:bCs/>
-          <w:i/>
-          <w:iCs/>
-        </w:rPr>
-        <w:t xml:space="preserve">Opción A. Es tanto un comando SQL </w:t>
-      </w:r>
-      <w:proofErr w:type="spellStart"/>
-      <w:r>
-        <w:rPr>
-          <w:b/>
-          <w:bCs/>
-          <w:i/>
-          <w:iCs/>
-        </w:rPr>
-        <w:t>Developer</w:t>
-      </w:r>
-      <w:proofErr w:type="spellEnd"/>
-      <w:r>
-        <w:rPr>
-          <w:b/>
-          <w:bCs/>
-          <w:i/>
-          <w:iCs/>
-        </w:rPr>
-        <w:t xml:space="preserve"> como </w:t>
-      </w:r>
-      <w:proofErr w:type="spellStart"/>
-      <w:r>
-        <w:rPr>
-          <w:b/>
-          <w:bCs/>
-          <w:i/>
-          <w:iCs/>
-        </w:rPr>
-        <w:t>SQL</w:t>
-      </w:r>
-      <w:r>
-        <w:rPr>
-          <w:b/>
-          <w:bCs/>
-        </w:rPr>
-        <w:t>Plus</w:t>
-      </w:r>
-      <w:proofErr w:type="spellEnd"/>
-      <w:r>
-        <w:rPr>
-          <w:b/>
-          <w:bCs/>
-        </w:rPr>
-        <w:t xml:space="preserve"> nativo*</w:t>
-      </w:r>
-    </w:p>
-    <w:p>
-      <w:pPr>
-        <w:numPr>
-          <w:ilvl w:val="0"/>
-          <w:numId w:val="47"/>
-        </w:numPr>
-        <w:rPr>
-          <w:b/>
-          <w:bCs/>
-        </w:rPr>
-      </w:pPr>
-      <w:r>
-        <w:rPr>
-          <w:b/>
-          <w:bCs/>
-        </w:rPr>
-        <w:t>Correcto porque funciona en </w:t>
-      </w:r>
-      <w:proofErr w:type="spellStart"/>
-      <w:r>
-        <w:rPr>
-          <w:b/>
-          <w:bCs/>
-          <w:i/>
-          <w:iCs/>
-        </w:rPr>
-        <w:t>SQL</w:t>
-      </w:r>
-      <w:r>
-        <w:rPr>
-          <w:b/>
-          <w:bCs/>
-        </w:rPr>
-        <w:t>Plus</w:t>
-      </w:r>
-      <w:proofErr w:type="spellEnd"/>
-      <w:r>
-        <w:rPr>
-          <w:b/>
-          <w:bCs/>
-        </w:rPr>
-        <w:t xml:space="preserve">* y también está soportado en SQL </w:t>
-      </w:r>
-      <w:proofErr w:type="spellStart"/>
-      <w:r>
-        <w:rPr>
-          <w:b/>
-          <w:bCs/>
-        </w:rPr>
-        <w:t>Developer.SET</w:t>
-      </w:r>
-      <w:proofErr w:type="spellEnd"/>
-      <w:r>
-        <w:rPr>
-          <w:b/>
-          <w:bCs/>
-        </w:rPr>
-        <w:t xml:space="preserve"> VERIFY ON</w:t>
-      </w:r>
-    </w:p>
-    <w:p>
-      <w:pPr>
-        <w:numPr>
-          <w:ilvl w:val="0"/>
-          <w:numId w:val="47"/>
-        </w:numPr>
-        <w:rPr>
-          <w:b/>
-          <w:bCs/>
-        </w:rPr>
-      </w:pPr>
-      <w:r>
-        <w:rPr>
-          <w:b/>
-          <w:bCs/>
-        </w:rPr>
-        <w:t>Garantiza que las variables de sustitución se muestren cuando se ejecuta una consulta, ayudando a los usuarios a confirmar la sustitución de variables.</w:t>
-      </w:r>
-    </w:p>
-    <w:p>
-      <w:pPr>
-        <w:rPr>
-          <w:b/>
-          <w:bCs/>
-        </w:rPr>
-      </w:pPr>
-      <w:r>
-        <w:rPr>
-          <w:b/>
-          <w:bCs/>
-        </w:rPr>
-        <w:t>Opción E. Muestra valores para variables creadas por el comando DEFINE</w:t>
-      </w:r>
-    </w:p>
-    <w:p>
-      <w:pPr>
-        <w:numPr>
-          <w:ilvl w:val="0"/>
-          <w:numId w:val="48"/>
-        </w:numPr>
-        <w:rPr>
-          <w:b/>
-          <w:bCs/>
-        </w:rPr>
-      </w:pPr>
-      <w:r>
-        <w:rPr>
-          <w:b/>
-          <w:bCs/>
-        </w:rPr>
-        <w:t xml:space="preserve">Correcto porque cuando se definen variables de sustitución </w:t>
-      </w:r>
-      <w:proofErr w:type="gramStart"/>
-      <w:r>
-        <w:rPr>
-          <w:b/>
-          <w:bCs/>
-        </w:rPr>
-        <w:t>usando ,</w:t>
-      </w:r>
-      <w:proofErr w:type="gramEnd"/>
-      <w:r>
-        <w:rPr>
-          <w:b/>
-          <w:bCs/>
-        </w:rPr>
-        <w:t xml:space="preserve"> muestra tanto la sentencia SQL original como los valores </w:t>
-      </w:r>
-      <w:proofErr w:type="spellStart"/>
-      <w:proofErr w:type="gramStart"/>
-      <w:r>
-        <w:rPr>
-          <w:b/>
-          <w:bCs/>
-        </w:rPr>
-        <w:t>sustituidos.DEFINESET</w:t>
-      </w:r>
-      <w:proofErr w:type="spellEnd"/>
-      <w:proofErr w:type="gramEnd"/>
-      <w:r>
-        <w:rPr>
-          <w:b/>
-          <w:bCs/>
-        </w:rPr>
-        <w:t xml:space="preserve"> VERIFY ON</w:t>
-      </w:r>
-    </w:p>
-    <w:p>
-      <w:pPr>
-        <w:numPr>
-          <w:ilvl w:val="0"/>
-          <w:numId w:val="48"/>
-        </w:numPr>
-        <w:rPr>
-          <w:b/>
-          <w:bCs/>
-        </w:rPr>
-      </w:pPr>
-      <w:r>
-        <w:rPr>
-          <w:b/>
-          <w:bCs/>
-        </w:rPr>
-        <w:t>Esto ayuda a depurar y verificar que se están usando los valores correctos.</w:t>
-      </w:r>
-    </w:p>
-    <w:p>
-      <w:pPr>
-        <w:rPr>
-          <w:b/>
-          <w:bCs/>
-        </w:rPr>
-      </w:pPr>
     </w:p>
     <w:p>
       <w:pPr>
@@ -2383,7 +1895,6 @@
         <w:rPr>
           <w:lang w:val="en-US"/>
         </w:rPr>
-        <w:lastRenderedPageBreak/>
         <w:t>Given: The PROJ_TASK_DETAILS table stores information about project tasks and the relation between them.</w:t>
       </w:r>
       <w:r>
@@ -3072,307 +2583,6 @@
     </w:p>
     <w:p>
       <w:pPr>
-        <w:pStyle w:val="NormalWeb"/>
-        <w:spacing w:before="0" w:beforeAutospacing="0" w:after="384" w:afterAutospacing="0"/>
-        <w:textAlignment w:val="baseline"/>
-        <w:rPr>
-          <w:rFonts w:ascii="Segoe UI" w:hAnsi="Segoe UI" w:cs="Segoe UI"/>
-          <w:color w:val="0F172A"/>
-          <w:sz w:val="23"/>
-          <w:szCs w:val="23"/>
-        </w:rPr>
-      </w:pPr>
-      <w:r>
-        <w:rPr>
-          <w:rFonts w:ascii="Segoe UI" w:hAnsi="Segoe UI" w:cs="Segoe UI"/>
-          <w:color w:val="0F172A"/>
-          <w:sz w:val="23"/>
-          <w:szCs w:val="23"/>
-        </w:rPr>
-        <w:t>La consulta con la UNIÓN EXTERIOR IZQUIERDA se ejecuta correctamente.</w:t>
-      </w:r>
-    </w:p>
-    <w:p>
-      <w:pPr>
-        <w:pStyle w:val="NormalWeb"/>
-        <w:spacing w:before="0" w:beforeAutospacing="0" w:after="384" w:afterAutospacing="0"/>
-        <w:textAlignment w:val="baseline"/>
-        <w:rPr>
-          <w:rFonts w:ascii="Segoe UI" w:hAnsi="Segoe UI" w:cs="Segoe UI"/>
-          <w:color w:val="0F172A"/>
-          <w:sz w:val="23"/>
-          <w:szCs w:val="23"/>
-        </w:rPr>
-      </w:pPr>
-      <w:r>
-        <w:rPr>
-          <w:rFonts w:ascii="Segoe UI" w:hAnsi="Segoe UI" w:cs="Segoe UI"/>
-          <w:color w:val="0F172A"/>
-          <w:sz w:val="23"/>
-          <w:szCs w:val="23"/>
-        </w:rPr>
-        <w:t xml:space="preserve">Cuando ejecutas: SELECCIONA </w:t>
-      </w:r>
-      <w:proofErr w:type="spellStart"/>
-      <w:proofErr w:type="gramStart"/>
-      <w:r>
-        <w:rPr>
-          <w:rFonts w:ascii="Segoe UI" w:hAnsi="Segoe UI" w:cs="Segoe UI"/>
-          <w:color w:val="0F172A"/>
-          <w:sz w:val="23"/>
-          <w:szCs w:val="23"/>
-        </w:rPr>
-        <w:t>p.TASK</w:t>
-      </w:r>
-      <w:proofErr w:type="gramEnd"/>
-      <w:r>
-        <w:rPr>
-          <w:rFonts w:ascii="Segoe UI" w:hAnsi="Segoe UI" w:cs="Segoe UI"/>
-          <w:color w:val="0F172A"/>
-          <w:sz w:val="23"/>
-          <w:szCs w:val="23"/>
-        </w:rPr>
-        <w:t>_ID</w:t>
-      </w:r>
-      <w:proofErr w:type="spellEnd"/>
-      <w:r>
-        <w:rPr>
-          <w:rFonts w:ascii="Segoe UI" w:hAnsi="Segoe UI" w:cs="Segoe UI"/>
-          <w:color w:val="0F172A"/>
-          <w:sz w:val="23"/>
-          <w:szCs w:val="23"/>
-        </w:rPr>
-        <w:t xml:space="preserve">, </w:t>
-      </w:r>
-      <w:proofErr w:type="spellStart"/>
-      <w:proofErr w:type="gramStart"/>
-      <w:r>
-        <w:rPr>
-          <w:rFonts w:ascii="Segoe UI" w:hAnsi="Segoe UI" w:cs="Segoe UI"/>
-          <w:color w:val="0F172A"/>
-          <w:sz w:val="23"/>
-          <w:szCs w:val="23"/>
-        </w:rPr>
-        <w:t>p.BASED</w:t>
-      </w:r>
-      <w:proofErr w:type="gramEnd"/>
-      <w:r>
-        <w:rPr>
-          <w:rFonts w:ascii="Segoe UI" w:hAnsi="Segoe UI" w:cs="Segoe UI"/>
-          <w:color w:val="0F172A"/>
-          <w:sz w:val="23"/>
-          <w:szCs w:val="23"/>
-        </w:rPr>
-        <w:t>_ON</w:t>
-      </w:r>
-      <w:proofErr w:type="spellEnd"/>
-      <w:r>
-        <w:rPr>
-          <w:rFonts w:ascii="Segoe UI" w:hAnsi="Segoe UI" w:cs="Segoe UI"/>
-          <w:color w:val="0F172A"/>
-          <w:sz w:val="23"/>
-          <w:szCs w:val="23"/>
-        </w:rPr>
-        <w:t xml:space="preserve"> DESDE PROJ_TASK_DETAILS p; los registros que se devuelven son los siguientes:</w:t>
-      </w:r>
-      <w:r>
-        <w:rPr>
-          <w:rFonts w:ascii="Segoe UI" w:hAnsi="Segoe UI" w:cs="Segoe UI"/>
-          <w:color w:val="0F172A"/>
-          <w:sz w:val="23"/>
-          <w:szCs w:val="23"/>
-        </w:rPr>
-        <w:br/>
-        <w:t xml:space="preserve">• </w:t>
-      </w:r>
-      <w:proofErr w:type="spellStart"/>
-      <w:r>
-        <w:rPr>
-          <w:rFonts w:ascii="Segoe UI" w:hAnsi="Segoe UI" w:cs="Segoe UI"/>
-          <w:color w:val="0F172A"/>
-          <w:sz w:val="23"/>
-          <w:szCs w:val="23"/>
-        </w:rPr>
-        <w:t>task_id</w:t>
-      </w:r>
-      <w:proofErr w:type="spellEnd"/>
-      <w:r>
-        <w:rPr>
-          <w:rFonts w:ascii="Segoe UI" w:hAnsi="Segoe UI" w:cs="Segoe UI"/>
-          <w:color w:val="0F172A"/>
-          <w:sz w:val="23"/>
-          <w:szCs w:val="23"/>
-        </w:rPr>
-        <w:t xml:space="preserve"> (P01, P02, P03, P04), </w:t>
-      </w:r>
-      <w:proofErr w:type="spellStart"/>
-      <w:r>
-        <w:rPr>
-          <w:rFonts w:ascii="Segoe UI" w:hAnsi="Segoe UI" w:cs="Segoe UI"/>
-          <w:color w:val="0F172A"/>
-          <w:sz w:val="23"/>
-          <w:szCs w:val="23"/>
-        </w:rPr>
-        <w:t>based_on</w:t>
-      </w:r>
-      <w:proofErr w:type="spellEnd"/>
-      <w:r>
-        <w:rPr>
-          <w:rFonts w:ascii="Segoe UI" w:hAnsi="Segoe UI" w:cs="Segoe UI"/>
-          <w:color w:val="0F172A"/>
-          <w:sz w:val="23"/>
-          <w:szCs w:val="23"/>
-        </w:rPr>
-        <w:t xml:space="preserve"> (NULL, P02, NULL, P03).</w:t>
-      </w:r>
-    </w:p>
-    <w:p>
-      <w:pPr>
-        <w:pStyle w:val="NormalWeb"/>
-        <w:spacing w:before="0" w:beforeAutospacing="0" w:after="384" w:afterAutospacing="0"/>
-        <w:textAlignment w:val="baseline"/>
-        <w:rPr>
-          <w:rFonts w:ascii="Segoe UI" w:hAnsi="Segoe UI" w:cs="Segoe UI"/>
-          <w:color w:val="0F172A"/>
-          <w:sz w:val="23"/>
-          <w:szCs w:val="23"/>
-        </w:rPr>
-      </w:pPr>
-      <w:r>
-        <w:rPr>
-          <w:rFonts w:ascii="Segoe UI" w:hAnsi="Segoe UI" w:cs="Segoe UI"/>
-          <w:color w:val="0F172A"/>
-          <w:sz w:val="23"/>
-          <w:szCs w:val="23"/>
-        </w:rPr>
-        <w:t xml:space="preserve">Cuando este subconjunto se une (JOIN IZQUIERDA) con SELECT </w:t>
-      </w:r>
-      <w:proofErr w:type="spellStart"/>
-      <w:proofErr w:type="gramStart"/>
-      <w:r>
-        <w:rPr>
-          <w:rFonts w:ascii="Segoe UI" w:hAnsi="Segoe UI" w:cs="Segoe UI"/>
-          <w:color w:val="0F172A"/>
-          <w:sz w:val="23"/>
-          <w:szCs w:val="23"/>
-        </w:rPr>
-        <w:t>d.TASK</w:t>
-      </w:r>
-      <w:proofErr w:type="gramEnd"/>
-      <w:r>
-        <w:rPr>
-          <w:rFonts w:ascii="Segoe UI" w:hAnsi="Segoe UI" w:cs="Segoe UI"/>
-          <w:color w:val="0F172A"/>
-          <w:sz w:val="23"/>
-          <w:szCs w:val="23"/>
-        </w:rPr>
-        <w:t>_IN_CHARGE</w:t>
-      </w:r>
-      <w:proofErr w:type="spellEnd"/>
-      <w:r>
-        <w:rPr>
-          <w:rFonts w:ascii="Segoe UI" w:hAnsi="Segoe UI" w:cs="Segoe UI"/>
-          <w:color w:val="0F172A"/>
-          <w:sz w:val="23"/>
-          <w:szCs w:val="23"/>
-        </w:rPr>
-        <w:t xml:space="preserve"> FROM PROJ_TASK_DETAILS d, se devuelve un subconjunto de la siguiente manera:</w:t>
-      </w:r>
-      <w:r>
-        <w:rPr>
-          <w:rFonts w:ascii="Segoe UI" w:hAnsi="Segoe UI" w:cs="Segoe UI"/>
-          <w:color w:val="0F172A"/>
-          <w:sz w:val="23"/>
-          <w:szCs w:val="23"/>
-        </w:rPr>
-        <w:br/>
-        <w:t xml:space="preserve">• </w:t>
-      </w:r>
-      <w:proofErr w:type="spellStart"/>
-      <w:r>
-        <w:rPr>
-          <w:rFonts w:ascii="Segoe UI" w:hAnsi="Segoe UI" w:cs="Segoe UI"/>
-          <w:color w:val="0F172A"/>
-          <w:sz w:val="23"/>
-          <w:szCs w:val="23"/>
-        </w:rPr>
-        <w:t>task_in_charge</w:t>
-      </w:r>
-      <w:proofErr w:type="spellEnd"/>
-      <w:r>
-        <w:rPr>
-          <w:rFonts w:ascii="Segoe UI" w:hAnsi="Segoe UI" w:cs="Segoe UI"/>
-          <w:color w:val="0F172A"/>
-          <w:sz w:val="23"/>
-          <w:szCs w:val="23"/>
-        </w:rPr>
-        <w:t xml:space="preserve"> (King, Kochar, Green, Scott) ON </w:t>
-      </w:r>
-      <w:proofErr w:type="spellStart"/>
-      <w:proofErr w:type="gramStart"/>
-      <w:r>
-        <w:rPr>
-          <w:rFonts w:ascii="Segoe UI" w:hAnsi="Segoe UI" w:cs="Segoe UI"/>
-          <w:color w:val="0F172A"/>
-          <w:sz w:val="23"/>
-          <w:szCs w:val="23"/>
-        </w:rPr>
-        <w:t>p.based</w:t>
-      </w:r>
-      <w:proofErr w:type="gramEnd"/>
-      <w:r>
-        <w:rPr>
-          <w:rFonts w:ascii="Segoe UI" w:hAnsi="Segoe UI" w:cs="Segoe UI"/>
-          <w:color w:val="0F172A"/>
-          <w:sz w:val="23"/>
-          <w:szCs w:val="23"/>
-        </w:rPr>
-        <w:t>_on</w:t>
-      </w:r>
-      <w:proofErr w:type="spellEnd"/>
-      <w:r>
-        <w:rPr>
-          <w:rFonts w:ascii="Segoe UI" w:hAnsi="Segoe UI" w:cs="Segoe UI"/>
-          <w:color w:val="0F172A"/>
-          <w:sz w:val="23"/>
-          <w:szCs w:val="23"/>
-        </w:rPr>
-        <w:t xml:space="preserve"> = </w:t>
-      </w:r>
-      <w:proofErr w:type="spellStart"/>
-      <w:proofErr w:type="gramStart"/>
-      <w:r>
-        <w:rPr>
-          <w:rFonts w:ascii="Segoe UI" w:hAnsi="Segoe UI" w:cs="Segoe UI"/>
-          <w:color w:val="0F172A"/>
-          <w:sz w:val="23"/>
-          <w:szCs w:val="23"/>
-        </w:rPr>
-        <w:t>d.task</w:t>
-      </w:r>
-      <w:proofErr w:type="gramEnd"/>
-      <w:r>
-        <w:rPr>
-          <w:rFonts w:ascii="Segoe UI" w:hAnsi="Segoe UI" w:cs="Segoe UI"/>
-          <w:color w:val="0F172A"/>
-          <w:sz w:val="23"/>
-          <w:szCs w:val="23"/>
-        </w:rPr>
-        <w:t>_id</w:t>
-      </w:r>
-      <w:proofErr w:type="spellEnd"/>
-      <w:r>
-        <w:rPr>
-          <w:rFonts w:ascii="Segoe UI" w:hAnsi="Segoe UI" w:cs="Segoe UI"/>
-          <w:color w:val="0F172A"/>
-          <w:sz w:val="23"/>
-          <w:szCs w:val="23"/>
-        </w:rPr>
-        <w:t xml:space="preserve"> y devolverá el resultado requerido.</w:t>
-      </w:r>
-    </w:p>
-    <w:p>
-      <w:pPr>
         <w:rPr>
           <w:b/>
           <w:bCs/>
@@ -3412,6 +2622,7 @@
         <w:rPr>
           <w:lang w:val="en-US"/>
         </w:rPr>
+        <w:lastRenderedPageBreak/>
         <w:t>Identity</w:t>
       </w:r>
       <w:proofErr w:type="gramEnd"/>
@@ -3469,77 +2680,6 @@
     </w:p>
     <w:p>
       <w:pPr>
-        <w:rPr>
-          <w:color w:val="BF4E14" w:themeColor="accent2" w:themeShade="BF"/>
-        </w:rPr>
-      </w:pPr>
-      <w:r>
-        <w:rPr>
-          <w:rFonts w:ascii="Segoe UI" w:eastAsia="Times New Roman" w:hAnsi="Segoe UI" w:cs="Segoe UI"/>
-          <w:color w:val="BF4E14" w:themeColor="accent2" w:themeShade="BF"/>
-          <w:kern w:val="0"/>
-          <w:sz w:val="21"/>
-          <w:szCs w:val="21"/>
-          <w:lang w:eastAsia="es-ES"/>
-          <w14:ligatures w14:val="none"/>
-        </w:rPr>
-        <w:t xml:space="preserve">Los NULL </w:t>
-      </w:r>
-      <w:r>
-        <w:rPr>
-          <w:rFonts w:ascii="Segoe UI" w:eastAsia="Times New Roman" w:hAnsi="Segoe UI" w:cs="Segoe UI"/>
-          <w:b/>
-          <w:bCs/>
-          <w:color w:val="BF4E14" w:themeColor="accent2" w:themeShade="BF"/>
-          <w:kern w:val="0"/>
-          <w:sz w:val="21"/>
-          <w:szCs w:val="21"/>
-          <w:lang w:eastAsia="es-ES"/>
-          <w14:ligatures w14:val="none"/>
-        </w:rPr>
-        <w:t>sí se incluyen</w:t>
-      </w:r>
-      <w:r>
-        <w:rPr>
-          <w:rFonts w:ascii="Segoe UI" w:eastAsia="Times New Roman" w:hAnsi="Segoe UI" w:cs="Segoe UI"/>
-          <w:color w:val="BF4E14" w:themeColor="accent2" w:themeShade="BF"/>
-          <w:kern w:val="0"/>
-          <w:sz w:val="21"/>
-          <w:szCs w:val="21"/>
-          <w:lang w:eastAsia="es-ES"/>
-          <w14:ligatures w14:val="none"/>
-        </w:rPr>
-        <w:t xml:space="preserve"> (en Oracle suelen ir </w:t>
-      </w:r>
-      <w:r>
-        <w:rPr>
-          <w:rFonts w:ascii="Segoe UI" w:eastAsia="Times New Roman" w:hAnsi="Segoe UI" w:cs="Segoe UI"/>
-          <w:b/>
-          <w:bCs/>
-          <w:color w:val="BF4E14" w:themeColor="accent2" w:themeShade="BF"/>
-          <w:kern w:val="0"/>
-          <w:sz w:val="21"/>
-          <w:szCs w:val="21"/>
-          <w:lang w:eastAsia="es-ES"/>
-          <w14:ligatures w14:val="none"/>
-        </w:rPr>
-        <w:t>al final</w:t>
-      </w:r>
-      <w:r>
-        <w:rPr>
-          <w:rFonts w:ascii="Segoe UI" w:eastAsia="Times New Roman" w:hAnsi="Segoe UI" w:cs="Segoe UI"/>
-          <w:color w:val="BF4E14" w:themeColor="accent2" w:themeShade="BF"/>
-          <w:kern w:val="0"/>
-          <w:sz w:val="21"/>
-          <w:szCs w:val="21"/>
-          <w:lang w:eastAsia="es-ES"/>
-          <w14:ligatures w14:val="none"/>
-        </w:rPr>
-        <w:t xml:space="preserve"> en orden ascendente)</w:t>
-      </w:r>
-    </w:p>
-    <w:p>
-      <w:pPr>
         <w:numPr>
           <w:ilvl w:val="0"/>
           <w:numId w:val="4"/>
@@ -3564,192 +2704,6 @@
     </w:p>
     <w:p>
       <w:pPr>
-        <w:spacing w:before="100" w:beforeAutospacing="1" w:after="100" w:afterAutospacing="1" w:line="300" w:lineRule="atLeast"/>
-        <w:rPr>
-          <w:rFonts w:ascii="Segoe UI" w:eastAsia="Times New Roman" w:hAnsi="Segoe UI" w:cs="Segoe UI"/>
-          <w:color w:val="BF4E14" w:themeColor="accent2" w:themeShade="BF"/>
-          <w:kern w:val="0"/>
-          <w:sz w:val="21"/>
-          <w:szCs w:val="21"/>
-          <w:lang w:eastAsia="es-ES"/>
-          <w14:ligatures w14:val="none"/>
-        </w:rPr>
-      </w:pPr>
-      <w:r>
-        <w:rPr>
-          <w:rFonts w:ascii="Segoe UI" w:eastAsia="Times New Roman" w:hAnsi="Segoe UI" w:cs="Segoe UI"/>
-          <w:color w:val="BF4E14" w:themeColor="accent2" w:themeShade="BF"/>
-          <w:kern w:val="0"/>
-          <w:sz w:val="21"/>
-          <w:szCs w:val="21"/>
-          <w:lang w:eastAsia="es-ES"/>
-          <w14:ligatures w14:val="none"/>
-        </w:rPr>
-        <w:lastRenderedPageBreak/>
-        <w:t xml:space="preserve">Ejemplo: </w:t>
-      </w:r>
-    </w:p>
-    <w:p>
-      <w:pPr>
-        <w:tabs>
-          <w:tab w:val="left" w:pos="916"/>
-          <w:tab w:val="left" w:pos="1832"/>
-          <w:tab w:val="left" w:pos="2748"/>
-          <w:tab w:val="left" w:pos="3664"/>
-          <w:tab w:val="left" w:pos="4580"/>
-          <w:tab w:val="left" w:pos="5496"/>
-          <w:tab w:val="left" w:pos="6412"/>
-          <w:tab w:val="left" w:pos="7328"/>
-          <w:tab w:val="left" w:pos="8244"/>
-          <w:tab w:val="left" w:pos="9160"/>
-          <w:tab w:val="left" w:pos="10076"/>
-          <w:tab w:val="left" w:pos="10992"/>
-          <w:tab w:val="left" w:pos="11908"/>
-          <w:tab w:val="left" w:pos="12824"/>
-          <w:tab w:val="left" w:pos="13740"/>
-          <w:tab w:val="left" w:pos="14656"/>
-        </w:tabs>
-        <w:spacing w:after="0" w:line="300" w:lineRule="atLeast"/>
-        <w:rPr>
-          <w:rFonts w:ascii="Courier New" w:eastAsia="Times New Roman" w:hAnsi="Courier New" w:cs="Courier New"/>
-          <w:color w:val="BF4E14" w:themeColor="accent2" w:themeShade="BF"/>
-          <w:kern w:val="0"/>
-          <w:sz w:val="20"/>
-          <w:szCs w:val="20"/>
-          <w:lang w:eastAsia="es-ES"/>
-          <w14:ligatures w14:val="none"/>
-        </w:rPr>
-      </w:pPr>
-      <w:r>
-        <w:rPr>
-          <w:rFonts w:ascii="Courier New" w:eastAsia="Times New Roman" w:hAnsi="Courier New" w:cs="Courier New"/>
-          <w:color w:val="BF4E14" w:themeColor="accent2" w:themeShade="BF"/>
-          <w:kern w:val="0"/>
-          <w:sz w:val="20"/>
-          <w:szCs w:val="20"/>
-          <w:lang w:eastAsia="es-ES"/>
-          <w14:ligatures w14:val="none"/>
-        </w:rPr>
-        <w:t>'A' ≠ 'a'</w:t>
-      </w:r>
-    </w:p>
-    <w:p>
-      <w:pPr>
-        <w:spacing w:before="100" w:beforeAutospacing="1" w:after="100" w:afterAutospacing="1" w:line="300" w:lineRule="atLeast"/>
-        <w:rPr>
-          <w:rFonts w:ascii="Segoe UI" w:eastAsia="Times New Roman" w:hAnsi="Segoe UI" w:cs="Segoe UI"/>
-          <w:color w:val="BF4E14" w:themeColor="accent2" w:themeShade="BF"/>
-          <w:kern w:val="0"/>
-          <w:sz w:val="21"/>
-          <w:szCs w:val="21"/>
-          <w:lang w:eastAsia="es-ES"/>
-          <w14:ligatures w14:val="none"/>
-        </w:rPr>
-      </w:pPr>
-      <w:r>
-        <w:rPr>
-          <w:rFonts w:ascii="Segoe UI" w:eastAsia="Times New Roman" w:hAnsi="Segoe UI" w:cs="Segoe UI"/>
-          <w:color w:val="BF4E14" w:themeColor="accent2" w:themeShade="BF"/>
-          <w:kern w:val="0"/>
-          <w:sz w:val="21"/>
-          <w:szCs w:val="21"/>
-          <w:lang w:eastAsia="es-ES"/>
-          <w14:ligatures w14:val="none"/>
-        </w:rPr>
-        <w:t xml:space="preserve">En ORDER BY: </w:t>
-      </w:r>
-    </w:p>
-    <w:p>
-      <w:pPr>
-        <w:tabs>
-          <w:tab w:val="left" w:pos="916"/>
-          <w:tab w:val="left" w:pos="1832"/>
-          <w:tab w:val="left" w:pos="2748"/>
-          <w:tab w:val="left" w:pos="3664"/>
-          <w:tab w:val="left" w:pos="4580"/>
-          <w:tab w:val="left" w:pos="5496"/>
-          <w:tab w:val="left" w:pos="6412"/>
-          <w:tab w:val="left" w:pos="7328"/>
-          <w:tab w:val="left" w:pos="8244"/>
-          <w:tab w:val="left" w:pos="9160"/>
-          <w:tab w:val="left" w:pos="10076"/>
-          <w:tab w:val="left" w:pos="10992"/>
-          <w:tab w:val="left" w:pos="11908"/>
-          <w:tab w:val="left" w:pos="12824"/>
-          <w:tab w:val="left" w:pos="13740"/>
-          <w:tab w:val="left" w:pos="14656"/>
-        </w:tabs>
-        <w:spacing w:after="0" w:line="300" w:lineRule="atLeast"/>
-        <w:rPr>
-          <w:rFonts w:ascii="Courier New" w:eastAsia="Times New Roman" w:hAnsi="Courier New" w:cs="Courier New"/>
-          <w:color w:val="BF4E14" w:themeColor="accent2" w:themeShade="BF"/>
-          <w:kern w:val="0"/>
-          <w:sz w:val="20"/>
-          <w:szCs w:val="20"/>
-          <w:lang w:eastAsia="es-ES"/>
-          <w14:ligatures w14:val="none"/>
-        </w:rPr>
-      </w:pPr>
-      <w:r>
-        <w:rPr>
-          <w:rFonts w:ascii="Courier New" w:eastAsia="Times New Roman" w:hAnsi="Courier New" w:cs="Courier New"/>
-          <w:color w:val="BF4E14" w:themeColor="accent2" w:themeShade="BF"/>
-          <w:kern w:val="0"/>
-          <w:sz w:val="20"/>
-          <w:szCs w:val="20"/>
-          <w:lang w:eastAsia="es-ES"/>
-          <w14:ligatures w14:val="none"/>
-        </w:rPr>
-        <w:t>A, B, a, b</w:t>
-      </w:r>
-    </w:p>
-    <w:p>
-      <w:pPr>
-        <w:spacing w:before="100" w:beforeAutospacing="1" w:after="100" w:afterAutospacing="1" w:line="300" w:lineRule="atLeast"/>
-        <w:rPr>
-          <w:rFonts w:ascii="Segoe UI" w:eastAsia="Times New Roman" w:hAnsi="Segoe UI" w:cs="Segoe UI"/>
-          <w:color w:val="BF4E14" w:themeColor="accent2" w:themeShade="BF"/>
-          <w:kern w:val="0"/>
-          <w:sz w:val="21"/>
-          <w:szCs w:val="21"/>
-          <w:lang w:eastAsia="es-ES"/>
-          <w14:ligatures w14:val="none"/>
-        </w:rPr>
-      </w:pPr>
-      <w:r>
-        <w:rPr>
-          <w:rFonts w:ascii="Segoe UI Emoji" w:eastAsia="Times New Roman" w:hAnsi="Segoe UI Emoji" w:cs="Segoe UI Emoji"/>
-          <w:color w:val="BF4E14" w:themeColor="accent2" w:themeShade="BF"/>
-          <w:kern w:val="0"/>
-          <w:sz w:val="21"/>
-          <w:szCs w:val="21"/>
-          <w:lang w:eastAsia="es-ES"/>
-          <w14:ligatures w14:val="none"/>
-        </w:rPr>
-        <w:t>👉</w:t>
-      </w:r>
-      <w:r>
-        <w:rPr>
-          <w:rFonts w:ascii="Segoe UI" w:eastAsia="Times New Roman" w:hAnsi="Segoe UI" w:cs="Segoe UI"/>
-          <w:color w:val="BF4E14" w:themeColor="accent2" w:themeShade="BF"/>
-          <w:kern w:val="0"/>
-          <w:sz w:val="21"/>
-          <w:szCs w:val="21"/>
-          <w:lang w:eastAsia="es-ES"/>
-          <w14:ligatures w14:val="none"/>
-        </w:rPr>
-        <w:t xml:space="preserve"> Primero mayúsculas, luego minúsculas</w:t>
-      </w:r>
-    </w:p>
-    <w:p>
-      <w:pPr>
-        <w:rPr>
-          <w:lang w:val="en-US"/>
-        </w:rPr>
-      </w:pPr>
-    </w:p>
-    <w:p>
-      <w:pPr>
         <w:numPr>
           <w:ilvl w:val="0"/>
           <w:numId w:val="4"/>
@@ -3767,33 +2721,6 @@
     </w:p>
     <w:p>
       <w:pPr>
-        <w:spacing w:after="0" w:line="300" w:lineRule="atLeast"/>
-        <w:rPr>
-          <w:rFonts w:ascii="Segoe UI" w:eastAsia="Times New Roman" w:hAnsi="Segoe UI" w:cs="Segoe UI"/>
-          <w:color w:val="BF4E14" w:themeColor="accent2" w:themeShade="BF"/>
-          <w:kern w:val="0"/>
-          <w:sz w:val="21"/>
-          <w:szCs w:val="21"/>
-          <w:lang w:eastAsia="es-ES"/>
-          <w14:ligatures w14:val="none"/>
-        </w:rPr>
-      </w:pPr>
-      <w:r>
-        <w:rPr>
-          <w:rFonts w:ascii="Segoe UI" w:eastAsia="Times New Roman" w:hAnsi="Segoe UI" w:cs="Segoe UI"/>
-          <w:color w:val="BF4E14" w:themeColor="accent2" w:themeShade="BF"/>
-          <w:kern w:val="0"/>
-          <w:sz w:val="21"/>
-          <w:szCs w:val="21"/>
-          <w:lang w:eastAsia="es-ES"/>
-          <w14:ligatures w14:val="none"/>
-        </w:rPr>
-        <w:t>Puedes ordenar por columnas que no están en el SELECT</w:t>
-      </w:r>
-    </w:p>
-    <w:p/>
-    <w:p>
-      <w:pPr>
         <w:numPr>
           <w:ilvl w:val="0"/>
           <w:numId w:val="4"/>
@@ -3811,60 +2738,6 @@
     </w:p>
     <w:p>
       <w:pPr>
-        <w:spacing w:after="0" w:line="300" w:lineRule="atLeast"/>
-        <w:ind w:left="360"/>
-        <w:rPr>
-          <w:rFonts w:ascii="Segoe UI" w:eastAsia="Times New Roman" w:hAnsi="Segoe UI" w:cs="Segoe UI"/>
-          <w:color w:val="BF4E14" w:themeColor="accent2" w:themeShade="BF"/>
-          <w:kern w:val="0"/>
-          <w:sz w:val="21"/>
-          <w:szCs w:val="21"/>
-          <w:lang w:eastAsia="es-ES"/>
-          <w14:ligatures w14:val="none"/>
-        </w:rPr>
-      </w:pPr>
-      <w:r>
-        <w:rPr>
-          <w:rFonts w:ascii="Segoe UI" w:eastAsia="Times New Roman" w:hAnsi="Segoe UI" w:cs="Segoe UI"/>
-          <w:color w:val="BF4E14" w:themeColor="accent2" w:themeShade="BF"/>
-          <w:kern w:val="0"/>
-          <w:sz w:val="21"/>
-          <w:szCs w:val="21"/>
-          <w:lang w:eastAsia="es-ES"/>
-          <w14:ligatures w14:val="none"/>
-        </w:rPr>
-        <w:t xml:space="preserve">El orden por defecto es </w:t>
-      </w:r>
-      <w:r>
-        <w:rPr>
-          <w:rFonts w:ascii="Segoe UI" w:eastAsia="Times New Roman" w:hAnsi="Segoe UI" w:cs="Segoe UI"/>
-          <w:b/>
-          <w:bCs/>
-          <w:color w:val="BF4E14" w:themeColor="accent2" w:themeShade="BF"/>
-          <w:kern w:val="0"/>
-          <w:sz w:val="21"/>
-          <w:szCs w:val="21"/>
-          <w:lang w:eastAsia="es-ES"/>
-          <w14:ligatures w14:val="none"/>
-        </w:rPr>
-        <w:t>ASC (ascendente)</w:t>
-      </w:r>
-      <w:r>
-        <w:rPr>
-          <w:rFonts w:ascii="Segoe UI" w:eastAsia="Times New Roman" w:hAnsi="Segoe UI" w:cs="Segoe UI"/>
-          <w:color w:val="BF4E14" w:themeColor="accent2" w:themeShade="BF"/>
-          <w:kern w:val="0"/>
-          <w:sz w:val="21"/>
-          <w:szCs w:val="21"/>
-          <w:lang w:eastAsia="es-ES"/>
-          <w14:ligatures w14:val="none"/>
-        </w:rPr>
-        <w:t xml:space="preserve"> siempre</w:t>
-      </w:r>
-    </w:p>
-    <w:p/>
-    <w:p>
-      <w:pPr>
         <w:numPr>
           <w:ilvl w:val="0"/>
           <w:numId w:val="4"/>
@@ -3884,252 +2757,6 @@
     </w:p>
     <w:p>
       <w:pPr>
-        <w:pStyle w:val="my-2"/>
-        <w:numPr>
-          <w:ilvl w:val="0"/>
-          <w:numId w:val="4"/>
-        </w:numPr>
-        <w:spacing w:before="0" w:beforeAutospacing="0" w:after="384" w:afterAutospacing="0"/>
-        <w:textAlignment w:val="baseline"/>
-        <w:rPr>
-          <w:rFonts w:ascii="Segoe UI" w:hAnsi="Segoe UI" w:cs="Segoe UI"/>
-          <w:color w:val="0F172A"/>
-          <w:sz w:val="23"/>
-          <w:szCs w:val="23"/>
-        </w:rPr>
-      </w:pPr>
-      <w:r>
-        <w:rPr>
-          <w:rStyle w:val="Fuerte"/>
-          <w:rFonts w:ascii="Segoe UI" w:hAnsi="Segoe UI" w:cs="Segoe UI"/>
-          <w:color w:val="0F172A"/>
-          <w:sz w:val="23"/>
-          <w:szCs w:val="23"/>
-        </w:rPr>
-        <w:t>Opción correcta</w:t>
-      </w:r>
-      <w:r>
-        <w:rPr>
-          <w:rFonts w:ascii="Segoe UI" w:hAnsi="Segoe UI" w:cs="Segoe UI"/>
-          <w:color w:val="0F172A"/>
-          <w:sz w:val="23"/>
-          <w:szCs w:val="23"/>
-        </w:rPr>
-        <w:br/>
-      </w:r>
-      <w:r>
-        <w:rPr>
-          <w:rStyle w:val="Fuerte"/>
-          <w:rFonts w:ascii="Segoe UI" w:hAnsi="Segoe UI" w:cs="Segoe UI"/>
-          <w:color w:val="0F172A"/>
-          <w:sz w:val="23"/>
-          <w:szCs w:val="23"/>
-        </w:rPr>
-        <w:t>B. En un ordenamiento de caracteres, los valores son sensibles a mayúsculas y mayúsculas.</w:t>
-      </w:r>
-      <w:r>
-        <w:rPr>
-          <w:rFonts w:ascii="Segoe UI" w:hAnsi="Segoe UI" w:cs="Segoe UI"/>
-          <w:color w:val="0F172A"/>
-          <w:sz w:val="23"/>
-          <w:szCs w:val="23"/>
-        </w:rPr>
-        <w:br/>
-        <w:t>Oracle ORDER BY realiza por defecto la ordenación con distinción de mayúsculas minúsculas para los datos de caracteres, con letras mayúsculas precediendo a minúsculas.</w:t>
-      </w:r>
-    </w:p>
-    <w:p>
-      <w:pPr>
-        <w:pStyle w:val="my-2"/>
-        <w:numPr>
-          <w:ilvl w:val="0"/>
-          <w:numId w:val="4"/>
-        </w:numPr>
-        <w:spacing w:before="0" w:beforeAutospacing="0" w:after="384" w:afterAutospacing="0"/>
-        <w:textAlignment w:val="baseline"/>
-        <w:rPr>
-          <w:rFonts w:ascii="Segoe UI" w:hAnsi="Segoe UI" w:cs="Segoe UI"/>
-          <w:color w:val="0F172A"/>
-          <w:sz w:val="23"/>
-          <w:szCs w:val="23"/>
-        </w:rPr>
-      </w:pPr>
-      <w:r>
-        <w:rPr>
-          <w:rStyle w:val="Fuerte"/>
-          <w:rFonts w:ascii="Segoe UI" w:hAnsi="Segoe UI" w:cs="Segoe UI"/>
-          <w:color w:val="0F172A"/>
-          <w:sz w:val="23"/>
-          <w:szCs w:val="23"/>
-        </w:rPr>
-        <w:t>opción E. Los alias de columna pueden usarse en la cláusula ORDER BY.</w:t>
-      </w:r>
-      <w:r>
-        <w:rPr>
-          <w:rFonts w:ascii="Segoe UI" w:hAnsi="Segoe UI" w:cs="Segoe UI"/>
-          <w:color w:val="0F172A"/>
-          <w:sz w:val="23"/>
-          <w:szCs w:val="23"/>
-        </w:rPr>
-        <w:br/>
-        <w:t>ORDER BY se evalúa después de SELECT, permitiendo referenciar alias de columna definidos en SELECT para ordenar.</w:t>
-      </w:r>
-    </w:p>
-    <w:p>
-      <w:pPr>
-        <w:pStyle w:val="my-2"/>
-        <w:numPr>
-          <w:ilvl w:val="0"/>
-          <w:numId w:val="4"/>
-        </w:numPr>
-        <w:spacing w:before="0" w:beforeAutospacing="0" w:after="384" w:afterAutospacing="0"/>
-        <w:textAlignment w:val="baseline"/>
-        <w:rPr>
-          <w:rFonts w:ascii="Segoe UI" w:hAnsi="Segoe UI" w:cs="Segoe UI"/>
-          <w:color w:val="0F172A"/>
-          <w:sz w:val="23"/>
-          <w:szCs w:val="23"/>
-        </w:rPr>
-      </w:pPr>
-      <w:r>
-        <w:rPr>
-          <w:rStyle w:val="Fuerte"/>
-          <w:rFonts w:ascii="Segoe UI" w:hAnsi="Segoe UI" w:cs="Segoe UI"/>
-          <w:color w:val="0F172A"/>
-          <w:sz w:val="23"/>
-          <w:szCs w:val="23"/>
-        </w:rPr>
-        <w:t>Opción incorrecta</w:t>
-      </w:r>
-      <w:r>
-        <w:rPr>
-          <w:rFonts w:ascii="Segoe UI" w:hAnsi="Segoe UI" w:cs="Segoe UI"/>
-          <w:color w:val="0F172A"/>
-          <w:sz w:val="23"/>
-          <w:szCs w:val="23"/>
-        </w:rPr>
-        <w:br/>
-      </w:r>
-      <w:r>
-        <w:rPr>
-          <w:rStyle w:val="Fuerte"/>
-          <w:rFonts w:ascii="Segoe UI" w:hAnsi="Segoe UI" w:cs="Segoe UI"/>
-          <w:color w:val="0F172A"/>
-          <w:sz w:val="23"/>
-          <w:szCs w:val="23"/>
-        </w:rPr>
-        <w:t xml:space="preserve">A. Los </w:t>
-      </w:r>
-      <w:proofErr w:type="spellStart"/>
-      <w:r>
-        <w:rPr>
-          <w:rStyle w:val="Fuerte"/>
-          <w:rFonts w:ascii="Segoe UI" w:hAnsi="Segoe UI" w:cs="Segoe UI"/>
-          <w:color w:val="0F172A"/>
-          <w:sz w:val="23"/>
-          <w:szCs w:val="23"/>
-        </w:rPr>
-        <w:t>NULLs</w:t>
-      </w:r>
-      <w:proofErr w:type="spellEnd"/>
-      <w:r>
-        <w:rPr>
-          <w:rStyle w:val="Fuerte"/>
-          <w:rFonts w:ascii="Segoe UI" w:hAnsi="Segoe UI" w:cs="Segoe UI"/>
-          <w:color w:val="0F172A"/>
-          <w:sz w:val="23"/>
-          <w:szCs w:val="23"/>
-        </w:rPr>
-        <w:t xml:space="preserve"> no se incluyen en la operación de ordenación.</w:t>
-      </w:r>
-      <w:r>
-        <w:rPr>
-          <w:rFonts w:ascii="Segoe UI" w:hAnsi="Segoe UI" w:cs="Segoe UI"/>
-          <w:color w:val="0F172A"/>
-          <w:sz w:val="23"/>
-          <w:szCs w:val="23"/>
-        </w:rPr>
-        <w:br/>
-        <w:t>Los valores NULL se incluyen en los resultados ORDER BY, ordenados al final en ASC (por defecto) o primero en orden DESC.</w:t>
-      </w:r>
-    </w:p>
-    <w:p>
-      <w:pPr>
-        <w:pStyle w:val="my-2"/>
-        <w:numPr>
-          <w:ilvl w:val="0"/>
-          <w:numId w:val="4"/>
-        </w:numPr>
-        <w:spacing w:before="0" w:beforeAutospacing="0" w:after="384" w:afterAutospacing="0"/>
-        <w:textAlignment w:val="baseline"/>
-        <w:rPr>
-          <w:rFonts w:ascii="Segoe UI" w:hAnsi="Segoe UI" w:cs="Segoe UI"/>
-          <w:color w:val="0F172A"/>
-          <w:sz w:val="23"/>
-          <w:szCs w:val="23"/>
-        </w:rPr>
-      </w:pPr>
-      <w:r>
-        <w:rPr>
-          <w:rStyle w:val="Fuerte"/>
-          <w:rFonts w:ascii="Segoe UI" w:hAnsi="Segoe UI" w:cs="Segoe UI"/>
-          <w:color w:val="0F172A"/>
-          <w:sz w:val="23"/>
-          <w:szCs w:val="23"/>
-        </w:rPr>
-        <w:t>opción C. Solo las columnas especificadas en la lista SELECT pueden usarse en la cláusula ORDER BY.</w:t>
-      </w:r>
-      <w:r>
-        <w:rPr>
-          <w:rFonts w:ascii="Segoe UI" w:hAnsi="Segoe UI" w:cs="Segoe UI"/>
-          <w:color w:val="0F172A"/>
-          <w:sz w:val="23"/>
-          <w:szCs w:val="23"/>
-        </w:rPr>
-        <w:br/>
-        <w:t>ORDER BY puede hacer referencia a cualquier columna de tabla, incluidas aquellas que no estén en la lista SELECT (por posición o nombre).</w:t>
-      </w:r>
-    </w:p>
-    <w:p>
-      <w:pPr>
-        <w:pStyle w:val="my-2"/>
-        <w:numPr>
-          <w:ilvl w:val="0"/>
-          <w:numId w:val="4"/>
-        </w:numPr>
-        <w:spacing w:before="0" w:beforeAutospacing="0" w:after="384" w:afterAutospacing="0"/>
-        <w:textAlignment w:val="baseline"/>
-        <w:rPr>
-          <w:rFonts w:ascii="Segoe UI" w:hAnsi="Segoe UI" w:cs="Segoe UI"/>
-          <w:color w:val="0F172A"/>
-          <w:sz w:val="23"/>
-          <w:szCs w:val="23"/>
-        </w:rPr>
-      </w:pPr>
-      <w:r>
-        <w:rPr>
-          <w:rStyle w:val="Fuerte"/>
-          <w:rFonts w:ascii="Segoe UI" w:hAnsi="Segoe UI" w:cs="Segoe UI"/>
-          <w:color w:val="0F172A"/>
-          <w:sz w:val="23"/>
-          <w:szCs w:val="23"/>
-        </w:rPr>
-        <w:lastRenderedPageBreak/>
-        <w:t>opción D. Los valores numéricos se muestran en orden descendente si tienen posiciones decimales.</w:t>
-      </w:r>
-      <w:r>
-        <w:rPr>
-          <w:rFonts w:ascii="Segoe UI" w:hAnsi="Segoe UI" w:cs="Segoe UI"/>
-          <w:color w:val="0F172A"/>
-          <w:sz w:val="23"/>
-          <w:szCs w:val="23"/>
-        </w:rPr>
-        <w:br/>
-        <w:t>Los valores numéricos ordenan ascendentes por defecto independientemente de las posiciones decimales; DESC debe especificarse explícitamente.</w:t>
-      </w:r>
-    </w:p>
-    <w:p>
-      <w:pPr>
         <w:ind w:left="360"/>
         <w:rPr>
           <w:highlight w:val="yellow"/>
@@ -4179,276 +2806,6 @@
         <w:t>Identity two true statements about conditional INSERT ALL.</w:t>
       </w:r>
     </w:p>
-    <w:p>
-      <w:pPr>
-        <w:rPr>
-          <w:b/>
-          <w:bCs/>
-        </w:rPr>
-      </w:pPr>
-      <w:r>
-        <w:rPr>
-          <w:rFonts w:ascii="Segoe UI Emoji" w:hAnsi="Segoe UI Emoji" w:cs="Segoe UI Emoji"/>
-          <w:b/>
-          <w:bCs/>
-        </w:rPr>
-        <w:t>📌</w:t>
-      </w:r>
-      <w:r>
-        <w:rPr>
-          <w:b/>
-          <w:bCs/>
-        </w:rPr>
-        <w:t xml:space="preserve"> ¿Qué es INSERT ALL?</w:t>
-      </w:r>
-    </w:p>
-    <w:p>
-      <w:r>
-        <w:t xml:space="preserve">Sirve para: </w:t>
-      </w:r>
-      <w:r>
-        <w:rPr>
-          <w:rFonts w:ascii="Segoe UI Emoji" w:hAnsi="Segoe UI Emoji" w:cs="Segoe UI Emoji"/>
-        </w:rPr>
-        <w:t>👉</w:t>
-      </w:r>
-      <w:r>
-        <w:t xml:space="preserve"> Insertar datos en </w:t>
-      </w:r>
-      <w:r>
-        <w:rPr>
-          <w:b/>
-          <w:bCs/>
-        </w:rPr>
-        <w:t>una o varias tablas</w:t>
-      </w:r>
-      <w:r>
-        <w:t xml:space="preserve"> según condiciones (WHEN)</w:t>
-      </w:r>
-    </w:p>
-    <w:p>
-      <w:pPr>
-        <w:rPr>
-          <w:b/>
-          <w:bCs/>
-          <w:lang w:val="en-US"/>
-        </w:rPr>
-      </w:pPr>
-      <w:r>
-        <w:rPr>
-          <w:rFonts w:ascii="Segoe UI Emoji" w:hAnsi="Segoe UI Emoji" w:cs="Segoe UI Emoji"/>
-          <w:b/>
-          <w:bCs/>
-        </w:rPr>
-        <w:t>🔥</w:t>
-      </w:r>
-      <w:r>
-        <w:rPr>
-          <w:b/>
-          <w:bCs/>
-          <w:lang w:val="en-US"/>
-        </w:rPr>
-        <w:t xml:space="preserve"> CLAVE: INSERT ALL vs INSERT FIRST</w:t>
-      </w:r>
-    </w:p>
-    <w:p>
-      <w:pPr>
-        <w:numPr>
-          <w:ilvl w:val="0"/>
-          <w:numId w:val="46"/>
-        </w:numPr>
-      </w:pPr>
-      <w:r>
-        <w:rPr>
-          <w:b/>
-          <w:bCs/>
-        </w:rPr>
-        <w:t>INSERT ALL</w:t>
-      </w:r>
-      <w:r>
-        <w:t xml:space="preserve"> → evalúa </w:t>
-      </w:r>
-      <w:r>
-        <w:rPr>
-          <w:b/>
-          <w:bCs/>
-        </w:rPr>
-        <w:t>TODOS los WHEN</w:t>
-      </w:r>
-      <w:r>
-        <w:t xml:space="preserve"> </w:t>
-      </w:r>
-      <w:r>
-        <w:rPr>
-          <w:rFonts w:ascii="Segoe UI Emoji" w:hAnsi="Segoe UI Emoji" w:cs="Segoe UI Emoji"/>
-        </w:rPr>
-        <w:t>✅</w:t>
-      </w:r>
-    </w:p>
-    <w:p>
-      <w:pPr>
-        <w:numPr>
-          <w:ilvl w:val="0"/>
-          <w:numId w:val="46"/>
-        </w:numPr>
-      </w:pPr>
-      <w:r>
-        <w:rPr>
-          <w:b/>
-          <w:bCs/>
-        </w:rPr>
-        <w:t>INSERT FIRST</w:t>
-      </w:r>
-      <w:r>
-        <w:t xml:space="preserve"> → para en el primero que cumple </w:t>
-      </w:r>
-      <w:r>
-        <w:rPr>
-          <w:rFonts w:ascii="Segoe UI Emoji" w:hAnsi="Segoe UI Emoji" w:cs="Segoe UI Emoji"/>
-        </w:rPr>
-        <w:t>❌</w:t>
-      </w:r>
-    </w:p>
-    <w:p>
-      <w:pPr>
-        <w:ind w:left="720"/>
-      </w:pPr>
-      <w:r>
-        <w:rPr>
-          <w:b/>
-          <w:bCs/>
-        </w:rPr>
-        <w:t>----</w:t>
-      </w:r>
-    </w:p>
-    <w:p>
-      <w:pPr>
-        <w:numPr>
-          <w:ilvl w:val="0"/>
-          <w:numId w:val="5"/>
-        </w:numPr>
-        <w:rPr>
-          <w:lang w:val="en-US"/>
-        </w:rPr>
-      </w:pPr>
-      <w:r>
-        <w:rPr>
-          <w:lang w:val="en-US"/>
-        </w:rPr>
-        <w:t>It cannot have an ELSE clause.</w:t>
-      </w:r>
-    </w:p>
-    <w:p>
-      <w:pPr>
-        <w:spacing w:after="0" w:line="300" w:lineRule="atLeast"/>
-        <w:rPr>
-          <w:rFonts w:ascii="Segoe UI" w:eastAsia="Times New Roman" w:hAnsi="Segoe UI" w:cs="Segoe UI"/>
-          <w:color w:val="BF4E14" w:themeColor="accent2" w:themeShade="BF"/>
-          <w:kern w:val="0"/>
-          <w:sz w:val="21"/>
-          <w:szCs w:val="21"/>
-          <w:lang w:eastAsia="es-ES"/>
-          <w14:ligatures w14:val="none"/>
-        </w:rPr>
-      </w:pPr>
-      <w:r>
-        <w:rPr>
-          <w:rFonts w:ascii="Segoe UI" w:eastAsia="Times New Roman" w:hAnsi="Segoe UI" w:cs="Segoe UI"/>
-          <w:color w:val="BF4E14" w:themeColor="accent2" w:themeShade="BF"/>
-          <w:kern w:val="0"/>
-          <w:sz w:val="21"/>
-          <w:szCs w:val="21"/>
-          <w:lang w:eastAsia="es-ES"/>
-          <w14:ligatures w14:val="none"/>
-        </w:rPr>
-        <w:t xml:space="preserve"> FALSO </w:t>
-      </w:r>
-      <w:r>
-        <w:rPr>
-          <w:rFonts w:ascii="Segoe UI Emoji" w:eastAsia="Times New Roman" w:hAnsi="Segoe UI Emoji" w:cs="Segoe UI Emoji"/>
-          <w:color w:val="BF4E14" w:themeColor="accent2" w:themeShade="BF"/>
-          <w:kern w:val="0"/>
-          <w:sz w:val="21"/>
-          <w:szCs w:val="21"/>
-          <w:lang w:eastAsia="es-ES"/>
-          <w14:ligatures w14:val="none"/>
-        </w:rPr>
-        <w:t>❌</w:t>
-      </w:r>
-      <w:r>
-        <w:rPr>
-          <w:rFonts w:ascii="Segoe UI" w:eastAsia="Times New Roman" w:hAnsi="Segoe UI" w:cs="Segoe UI"/>
-          <w:color w:val="BF4E14" w:themeColor="accent2" w:themeShade="BF"/>
-          <w:kern w:val="0"/>
-          <w:sz w:val="21"/>
-          <w:szCs w:val="21"/>
-          <w:lang w:eastAsia="es-ES"/>
-          <w14:ligatures w14:val="none"/>
-        </w:rPr>
-        <w:t xml:space="preserve"> </w:t>
-      </w:r>
-    </w:p>
-    <w:p>
-      <w:pPr>
-        <w:spacing w:after="0" w:line="300" w:lineRule="atLeast"/>
-        <w:rPr>
-          <w:rFonts w:ascii="Segoe UI" w:eastAsia="Times New Roman" w:hAnsi="Segoe UI" w:cs="Segoe UI"/>
-          <w:color w:val="BF4E14" w:themeColor="accent2" w:themeShade="BF"/>
-          <w:kern w:val="0"/>
-          <w:sz w:val="21"/>
-          <w:szCs w:val="21"/>
-          <w:lang w:eastAsia="es-ES"/>
-          <w14:ligatures w14:val="none"/>
-        </w:rPr>
-      </w:pPr>
-      <w:r>
-        <w:rPr>
-          <w:rFonts w:ascii="Segoe UI" w:eastAsia="Times New Roman" w:hAnsi="Segoe UI" w:cs="Segoe UI"/>
-          <w:color w:val="BF4E14" w:themeColor="accent2" w:themeShade="BF"/>
-          <w:kern w:val="0"/>
-          <w:sz w:val="21"/>
-          <w:szCs w:val="21"/>
-          <w:lang w:eastAsia="es-ES"/>
-          <w14:ligatures w14:val="none"/>
-        </w:rPr>
-        <w:t>Sí puede tener:</w:t>
-      </w:r>
-    </w:p>
-    <w:p>
-      <w:pPr>
-        <w:spacing w:after="0" w:line="240" w:lineRule="auto"/>
-        <w:rPr>
-          <w:rFonts w:ascii="Times New Roman" w:eastAsia="Times New Roman" w:hAnsi="Times New Roman" w:cs="Times New Roman"/>
-          <w:color w:val="BF4E14" w:themeColor="accent2" w:themeShade="BF"/>
-          <w:kern w:val="0"/>
-          <w:lang w:eastAsia="es-ES"/>
-          <w14:ligatures w14:val="none"/>
-        </w:rPr>
-      </w:pPr>
-    </w:p>
-    <w:p>
-      <w:pPr>
-        <w:spacing w:after="0" w:line="240" w:lineRule="auto"/>
-        <w:rPr>
-          <w:rFonts w:ascii="Times New Roman" w:eastAsia="Times New Roman" w:hAnsi="Times New Roman" w:cs="Times New Roman"/>
-          <w:color w:val="BF4E14" w:themeColor="accent2" w:themeShade="BF"/>
-          <w:kern w:val="0"/>
-          <w:lang w:eastAsia="es-ES"/>
-          <w14:ligatures w14:val="none"/>
-        </w:rPr>
-      </w:pPr>
-      <w:r>
-        <w:rPr>
-          <w:rFonts w:ascii="Times New Roman" w:eastAsia="Times New Roman" w:hAnsi="Times New Roman" w:cs="Times New Roman"/>
-          <w:color w:val="BF4E14" w:themeColor="accent2" w:themeShade="BF"/>
-          <w:kern w:val="0"/>
-          <w:lang w:eastAsia="es-ES"/>
-          <w14:ligatures w14:val="none"/>
-        </w:rPr>
-        <w:t>ELSE INTO tabla ...</w:t>
-      </w:r>
-    </w:p>
-    <w:p/>
     <w:p>
       <w:pPr>
         <w:numPr>
@@ -4557,120 +2914,6 @@
         <w:t>Each row returned by the subquery can be inserted into only a single target table.</w:t>
       </w:r>
     </w:p>
-    <w:p>
-      <w:r>
-        <w:t>Por supuesto, examinemos las afirmaciones sobre el condicional INSERT ALL en Oracle:</w:t>
-      </w:r>
-    </w:p>
-    <w:p>
-      <w:r>
-        <w:rPr>
-          <w:b/>
-          <w:bCs/>
-        </w:rPr>
-        <w:t>Dos afirmaciones verdaderas son:</w:t>
-      </w:r>
-    </w:p>
-    <w:p>
-      <w:pPr>
-        <w:numPr>
-          <w:ilvl w:val="0"/>
-          <w:numId w:val="49"/>
-        </w:numPr>
-      </w:pPr>
-      <w:r>
-        <w:rPr>
-          <w:b/>
-          <w:bCs/>
-        </w:rPr>
-        <w:lastRenderedPageBreak/>
-        <w:t>Cada condición WHEN se prueba para cada fila devuelta por la subconsulta.</w:t>
-      </w:r>
-      <w:r>
-        <w:t>: Esta es la funcionalidad principal del condicional INSERT ALL. Por cada fila obtenida de la subconsulta, se evalúa cada cláusula WHEN y la fila se inserta en la tabla objetivo correspondiente si se cumple la condición.</w:t>
-      </w:r>
-    </w:p>
-    <w:p>
-      <w:pPr>
-        <w:numPr>
-          <w:ilvl w:val="0"/>
-          <w:numId w:val="49"/>
-        </w:numPr>
-      </w:pPr>
-      <w:r>
-        <w:rPr>
-          <w:b/>
-          <w:bCs/>
-        </w:rPr>
-        <w:t>Una sola condición WHEN puede usarse para múltiples cláusulas INTO.</w:t>
-      </w:r>
-      <w:r>
-        <w:t>: Esto permite insertar la misma fila en varias tablas si se cumple una condición específica.</w:t>
-      </w:r>
-    </w:p>
-    <w:p>
-      <w:r>
-        <w:rPr>
-          <w:b/>
-          <w:bCs/>
-        </w:rPr>
-        <w:t>Explicación de otras afirmaciones:</w:t>
-      </w:r>
-    </w:p>
-    <w:p>
-      <w:pPr>
-        <w:numPr>
-          <w:ilvl w:val="0"/>
-          <w:numId w:val="50"/>
-        </w:numPr>
-      </w:pPr>
-      <w:r>
-        <w:rPr>
-          <w:b/>
-          <w:bCs/>
-        </w:rPr>
-        <w:t>No puede tener una cláusula ELSE.</w:t>
-      </w:r>
-      <w:r>
-        <w:t>: Esto es incorrecto. El INSERT ALL condicional puede tener una cláusula ELSE. Esta cláusula especifica la tabla objetivo para filas que no cumplen ninguna de las condiciones WHEN anteriores.</w:t>
-      </w:r>
-    </w:p>
-    <w:p>
-      <w:pPr>
-        <w:numPr>
-          <w:ilvl w:val="0"/>
-          <w:numId w:val="50"/>
-        </w:numPr>
-      </w:pPr>
-      <w:r>
-        <w:rPr>
-          <w:b/>
-          <w:bCs/>
-        </w:rPr>
-        <w:t>El número total de filas insertadas es siempre igual al número de filas devueltas por la subconsulta.</w:t>
-      </w:r>
-      <w:r>
-        <w:t>: Esto no siempre es cierto. Si una fila no cumple ninguna de las condiciones WHEN (y no existe ninguna cláusula ELSE), no se insertará en ninguna tabla.</w:t>
-      </w:r>
-    </w:p>
-    <w:p>
-      <w:pPr>
-        <w:numPr>
-          <w:ilvl w:val="0"/>
-          <w:numId w:val="50"/>
-        </w:numPr>
-      </w:pPr>
-      <w:r>
-        <w:rPr>
-          <w:b/>
-          <w:bCs/>
-        </w:rPr>
-        <w:t>Cada fila devuelta por la subconsulta puede insertarse solo en una tabla objetivo.</w:t>
-      </w:r>
-      <w:r>
-        <w:t>: Esto es incorrecto. Como se mencionó antes, una sola condición WHEN puede usarse para múltiples cláusulas INTO, permitiendo insertar una fila en varias tablas.</w:t>
-      </w:r>
-    </w:p>
     <w:p/>
     <w:p>
       <w:pPr>
@@ -4806,439 +3049,32 @@
     </w:p>
     <w:p>
       <w:pPr>
-        <w:numPr>
-          <w:ilvl w:val="0"/>
-          <w:numId w:val="6"/>
-        </w:numPr>
-        <w:rPr>
-          <w:lang w:val="en-US"/>
-        </w:rPr>
-      </w:pPr>
-      <w:r>
-        <w:rPr>
-          <w:lang w:val="en-US"/>
-        </w:rPr>
-        <w:t>Only equijoin conditions may be used in the query.</w:t>
-      </w:r>
-    </w:p>
-    <w:p>
-      <w:pPr>
-        <w:ind w:left="360"/>
-      </w:pPr>
-      <w:r>
         <w:rPr>
           <w:b/>
           <w:bCs/>
-        </w:rPr>
-        <w:t xml:space="preserve">Opción A. La tabla utilizada para la </w:t>
-      </w:r>
-      <w:proofErr w:type="spellStart"/>
+          <w:lang w:val="en-US"/>
+        </w:rPr>
+      </w:pPr>
       <w:r>
         <w:rPr>
           <w:b/>
           <w:bCs/>
-        </w:rPr>
-        <w:t>auto-unión</w:t>
-      </w:r>
-      <w:proofErr w:type="spellEnd"/>
-      <w:r>
-        <w:rPr>
-          <w:b/>
-          <w:bCs/>
-        </w:rPr>
-        <w:t xml:space="preserve"> debe tener dos nombres de alias diferentes en la consulta.</w:t>
-      </w:r>
-    </w:p>
-    <w:p>
-      <w:pPr>
-        <w:numPr>
-          <w:ilvl w:val="0"/>
-          <w:numId w:val="51"/>
-        </w:numPr>
-      </w:pPr>
-      <w:r>
-        <w:rPr>
-          <w:b/>
-          <w:bCs/>
-        </w:rPr>
-        <w:t>Explicación:</w:t>
-      </w:r>
-    </w:p>
-    <w:p>
-      <w:pPr>
-        <w:numPr>
-          <w:ilvl w:val="1"/>
-          <w:numId w:val="51"/>
-        </w:numPr>
-      </w:pPr>
-      <w:r>
+          <w:lang w:val="en-US"/>
+        </w:rPr>
+        <w:t>7. Question</w:t>
+      </w:r>
+    </w:p>
+    <w:p>
+      <w:pPr>
+        <w:rPr>
+          <w:lang w:val="en-US"/>
+        </w:rPr>
+      </w:pPr>
+      <w:r>
+        <w:rPr>
+          <w:lang w:val="en-US"/>
+        </w:rPr>
         <w:lastRenderedPageBreak/>
-        <w:t xml:space="preserve">Una </w:t>
-      </w:r>
-      <w:proofErr w:type="spellStart"/>
-      <w:r>
-        <w:t>auto-unión</w:t>
-      </w:r>
-      <w:proofErr w:type="spellEnd"/>
-      <w:r>
-        <w:t xml:space="preserve"> significa unir una mesa a sí misma.</w:t>
-      </w:r>
-    </w:p>
-    <w:p>
-      <w:pPr>
-        <w:numPr>
-          <w:ilvl w:val="1"/>
-          <w:numId w:val="51"/>
-        </w:numPr>
-      </w:pPr>
-      <w:r>
-        <w:t>Para distinguir entre las dos instancias de la misma tabla, debes usar </w:t>
-      </w:r>
-      <w:r>
-        <w:rPr>
-          <w:b/>
-          <w:bCs/>
-        </w:rPr>
-        <w:t>alias diferentes</w:t>
-      </w:r>
-      <w:r>
-        <w:t>.</w:t>
-      </w:r>
-    </w:p>
-    <w:p>
-      <w:pPr>
-        <w:numPr>
-          <w:ilvl w:val="1"/>
-          <w:numId w:val="51"/>
-        </w:numPr>
-      </w:pPr>
-      <w:r>
-        <w:t>Sin alias, el motor SQL no puede diferenciar a qué copia de la tabla te refieres.</w:t>
-      </w:r>
-    </w:p>
-    <w:p>
-      <w:pPr>
-        <w:ind w:left="360"/>
-      </w:pPr>
-      <w:r>
-        <w:rPr>
-          <w:b/>
-          <w:bCs/>
-        </w:rPr>
-        <w:t xml:space="preserve">Opción B. Debe existir una condición bajo la cual se realice la </w:t>
-      </w:r>
-      <w:proofErr w:type="spellStart"/>
-      <w:r>
-        <w:rPr>
-          <w:b/>
-          <w:bCs/>
-        </w:rPr>
-        <w:t>auto-unión</w:t>
-      </w:r>
-      <w:proofErr w:type="spellEnd"/>
-      <w:r>
-        <w:rPr>
-          <w:b/>
-          <w:bCs/>
-        </w:rPr>
-        <w:t>.</w:t>
-      </w:r>
-    </w:p>
-    <w:p>
-      <w:pPr>
-        <w:numPr>
-          <w:ilvl w:val="0"/>
-          <w:numId w:val="52"/>
-        </w:numPr>
-      </w:pPr>
-      <w:r>
-        <w:rPr>
-          <w:b/>
-          <w:bCs/>
-        </w:rPr>
-        <w:t>Explicación:</w:t>
-      </w:r>
-    </w:p>
-    <w:p>
-      <w:pPr>
-        <w:numPr>
-          <w:ilvl w:val="1"/>
-          <w:numId w:val="52"/>
-        </w:numPr>
-      </w:pPr>
-      <w:r>
-        <w:t>Una unión requiere una </w:t>
-      </w:r>
-      <w:r>
-        <w:rPr>
-          <w:b/>
-          <w:bCs/>
-        </w:rPr>
-        <w:t>condición</w:t>
-      </w:r>
-      <w:r>
-        <w:t> (normalmente una igualdad o relación entre columnas) para emparejar filas de una instancia de la tabla con otra.</w:t>
-      </w:r>
-    </w:p>
-    <w:p>
-      <w:pPr>
-        <w:numPr>
-          <w:ilvl w:val="1"/>
-          <w:numId w:val="52"/>
-        </w:numPr>
-      </w:pPr>
-      <w:r>
-        <w:t xml:space="preserve">Sin una condición, la </w:t>
-      </w:r>
-      <w:proofErr w:type="spellStart"/>
-      <w:r>
-        <w:t>autounión</w:t>
-      </w:r>
-      <w:proofErr w:type="spellEnd"/>
-      <w:r>
-        <w:t xml:space="preserve"> resultaría en un producto cartesiano, que no tiene sentido en la mayoría de los casos.</w:t>
-      </w:r>
-    </w:p>
-    <w:p>
-      <w:pPr>
-        <w:numPr>
-          <w:ilvl w:val="1"/>
-          <w:numId w:val="52"/>
-        </w:numPr>
-      </w:pPr>
-      <w:r>
-        <w:t>Por lo tanto, una condición válida de unión es un requisito mínimo.</w:t>
-      </w:r>
-    </w:p>
-    <w:p>
-      <w:pPr>
-        <w:ind w:left="360"/>
-      </w:pPr>
-      <w:r>
-        <w:t>Incorrecto</w:t>
-      </w:r>
-    </w:p>
-    <w:p>
-      <w:pPr>
-        <w:ind w:left="360"/>
-      </w:pPr>
-      <w:r>
-        <w:rPr>
-          <w:b/>
-          <w:bCs/>
-        </w:rPr>
-        <w:t xml:space="preserve">Opción C. No se puede especificar ninguna otra condición excepto la </w:t>
-      </w:r>
-      <w:proofErr w:type="spellStart"/>
-      <w:r>
-        <w:rPr>
-          <w:b/>
-          <w:bCs/>
-        </w:rPr>
-        <w:t>auto-unión</w:t>
-      </w:r>
-      <w:proofErr w:type="spellEnd"/>
-      <w:r>
-        <w:rPr>
-          <w:b/>
-          <w:bCs/>
-        </w:rPr>
-        <w:t>.</w:t>
-      </w:r>
-    </w:p>
-    <w:p>
-      <w:pPr>
-        <w:numPr>
-          <w:ilvl w:val="0"/>
-          <w:numId w:val="53"/>
-        </w:numPr>
-      </w:pPr>
-      <w:r>
-        <w:t xml:space="preserve">Incorrecto porque se pueden aplicar condiciones adicionales (filtros, cláusulas WHERE) junto con la </w:t>
-      </w:r>
-      <w:proofErr w:type="spellStart"/>
-      <w:r>
-        <w:t>autounión</w:t>
-      </w:r>
-      <w:proofErr w:type="spellEnd"/>
-      <w:r>
-        <w:t>.</w:t>
-      </w:r>
-    </w:p>
-    <w:p>
-      <w:pPr>
-        <w:numPr>
-          <w:ilvl w:val="0"/>
-          <w:numId w:val="53"/>
-        </w:numPr>
-      </w:pPr>
-      <w:r>
-        <w:t>No es un requisito limitar solo a la condición de unión.</w:t>
-      </w:r>
-    </w:p>
-    <w:p>
-      <w:pPr>
-        <w:ind w:left="360"/>
-      </w:pPr>
-      <w:r>
-        <w:rPr>
-          <w:b/>
-          <w:bCs/>
-        </w:rPr>
-        <w:t>Opción D. No se deben usar uniones externas en la consulta.</w:t>
-      </w:r>
-    </w:p>
-    <w:p>
-      <w:pPr>
-        <w:numPr>
-          <w:ilvl w:val="0"/>
-          <w:numId w:val="54"/>
-        </w:numPr>
-      </w:pPr>
-      <w:r>
-        <w:t>Incorrecto porque las uniones propias pueden realizarse usando </w:t>
-      </w:r>
-      <w:r>
-        <w:rPr>
-          <w:b/>
-          <w:bCs/>
-        </w:rPr>
-        <w:t>uniones internas</w:t>
-      </w:r>
-      <w:r>
-        <w:t> o </w:t>
-      </w:r>
-      <w:r>
-        <w:rPr>
-          <w:b/>
-          <w:bCs/>
-        </w:rPr>
-        <w:t>externas</w:t>
-      </w:r>
-      <w:r>
-        <w:t> dependiendo del requisito.</w:t>
-      </w:r>
-    </w:p>
-    <w:p>
-      <w:pPr>
-        <w:numPr>
-          <w:ilvl w:val="0"/>
-          <w:numId w:val="54"/>
-        </w:numPr>
-      </w:pPr>
-      <w:r>
-        <w:t>No hay restricción contra el uso de uniones exteriores.</w:t>
-      </w:r>
-    </w:p>
-    <w:p>
-      <w:pPr>
-        <w:ind w:left="360"/>
-      </w:pPr>
-      <w:r>
-        <w:rPr>
-          <w:b/>
-          <w:bCs/>
-        </w:rPr>
-        <w:t xml:space="preserve">Opción E. Solo se pueden usar condiciones de </w:t>
-      </w:r>
-      <w:proofErr w:type="spellStart"/>
-      <w:r>
-        <w:rPr>
-          <w:b/>
-          <w:bCs/>
-        </w:rPr>
-        <w:t>equijoin</w:t>
-      </w:r>
-      <w:proofErr w:type="spellEnd"/>
-      <w:r>
-        <w:rPr>
-          <w:b/>
-          <w:bCs/>
-        </w:rPr>
-        <w:t xml:space="preserve"> en la consulta.</w:t>
-      </w:r>
-    </w:p>
-    <w:p>
-      <w:pPr>
-        <w:numPr>
-          <w:ilvl w:val="0"/>
-          <w:numId w:val="55"/>
-        </w:numPr>
-      </w:pPr>
-      <w:r>
-        <w:t>Incorrecto porque las uniones propias también pueden usar </w:t>
-      </w:r>
-      <w:r>
-        <w:rPr>
-          <w:b/>
-          <w:bCs/>
-        </w:rPr>
-        <w:t xml:space="preserve">condiciones no </w:t>
-      </w:r>
-      <w:proofErr w:type="spellStart"/>
-      <w:r>
-        <w:rPr>
-          <w:b/>
-          <w:bCs/>
-        </w:rPr>
-        <w:t>equijoin</w:t>
-      </w:r>
-      <w:proofErr w:type="spellEnd"/>
-      <w:r>
-        <w:t> (por ejemplo, comparar rangos o desigualdades).</w:t>
-      </w:r>
-    </w:p>
-    <w:p>
-      <w:pPr>
-        <w:numPr>
-          <w:ilvl w:val="0"/>
-          <w:numId w:val="55"/>
-        </w:numPr>
-      </w:pPr>
-      <w:r>
-        <w:t xml:space="preserve">Los </w:t>
-      </w:r>
-      <w:proofErr w:type="spellStart"/>
-      <w:r>
-        <w:t>equijoins</w:t>
-      </w:r>
-      <w:proofErr w:type="spellEnd"/>
-      <w:r>
-        <w:t xml:space="preserve"> son comunes, pero no la única opción válida.</w:t>
-      </w:r>
-    </w:p>
-    <w:p>
-      <w:pPr>
-        <w:ind w:left="360"/>
-      </w:pPr>
-    </w:p>
-    <w:p>
-      <w:pPr>
-        <w:rPr>
-          <w:b/>
-          <w:bCs/>
-          <w:lang w:val="en-US"/>
-        </w:rPr>
-      </w:pPr>
-      <w:r>
-        <w:rPr>
-          <w:b/>
-          <w:bCs/>
-          <w:lang w:val="en-US"/>
-        </w:rPr>
-        <w:t>7. Question</w:t>
-      </w:r>
-    </w:p>
-    <w:p>
-      <w:pPr>
-        <w:rPr>
-          <w:lang w:val="en-US"/>
-        </w:rPr>
-      </w:pPr>
-      <w:r>
-        <w:rPr>
-          <w:lang w:val="en-US"/>
-        </w:rPr>
         <w:t>View and examine the following available responses.</w:t>
       </w:r>
     </w:p>
@@ -5252,7 +3088,6 @@
         <w:rPr>
           <w:lang w:val="en-US"/>
         </w:rPr>
-        <w:lastRenderedPageBreak/>
         <w:t>Identify two statements which are true regarding the USING and ON clauses in table joins.</w:t>
       </w:r>
     </w:p>
@@ -5341,53 +3176,6 @@
         </w:rPr>
         <w:t>The ON clause can be used to join tables on columns that have different names but compatible data types.</w:t>
       </w:r>
-    </w:p>
-    <w:p>
-      <w:pPr>
-        <w:ind w:left="360"/>
-      </w:pPr>
-      <w:r>
-        <w:t>Creación de uniones con la cláusula</w:t>
-      </w:r>
-      <w:r>
-        <w:br/>
-        <w:t xml:space="preserve">ON • La condición de unión para la unión natural es básicamente un </w:t>
-      </w:r>
-      <w:proofErr w:type="spellStart"/>
-      <w:r>
-        <w:t>equijoin</w:t>
-      </w:r>
-      <w:proofErr w:type="spellEnd"/>
-      <w:r>
-        <w:t xml:space="preserve"> de nombres de columnas idénticos.</w:t>
-      </w:r>
-      <w:r>
-        <w:br/>
-        <w:t>• La cláusula ON puede usarse para unir columnas con nombres diferentes.</w:t>
-      </w:r>
-      <w:r>
-        <w:br/>
-        <w:t>• Utilizar la cláusula ON para especificar condiciones o columnas para unirse.</w:t>
-      </w:r>
-      <w:r>
-        <w:br/>
-        <w:t>• La condición de unión está separada de otras condiciones de búsqueda.</w:t>
-      </w:r>
-      <w:r>
-        <w:br/>
-        <w:t>• Esta es la forma más sencilla y ampliamente utilizada de las cláusulas de unión.</w:t>
-      </w:r>
-      <w:r>
-        <w:br/>
-      </w:r>
-      <w:hyperlink r:id="rId9" w:history="1">
-        <w:r>
-          <w:rPr>
-            <w:rStyle w:val="Hipervnculo"/>
-          </w:rPr>
-          <w:t>https://www.w3resource.com/oracle/joins/joins-with-on-clause.php</w:t>
-        </w:r>
-      </w:hyperlink>
     </w:p>
     <w:p>
       <w:pPr>
@@ -5440,7 +3228,7 @@
             <wp:extent cx="3611880" cy="1112520"/>
             <wp:effectExtent l="0" t="0" r="7620" b="0"/>
             <wp:docPr id="1394386057" name="Imagen 6">
-              <a:hlinkClick xmlns:a="http://schemas.openxmlformats.org/drawingml/2006/main" r:id="rId10"/>
+              <a:hlinkClick xmlns:a="http://schemas.openxmlformats.org/drawingml/2006/main" r:id="rId9"/>
             </wp:docPr>
             <wp:cNvGraphicFramePr>
               <a:graphicFrameLocks xmlns:a="http://schemas.openxmlformats.org/drawingml/2006/main" noChangeAspect="1"/>
@@ -5450,14 +3238,14 @@
                 <pic:pic xmlns:pic="http://schemas.openxmlformats.org/drawingml/2006/picture">
                   <pic:nvPicPr>
                     <pic:cNvPr id="0" name="Picture 20">
-                      <a:hlinkClick r:id="rId10"/>
+                      <a:hlinkClick r:id="rId9"/>
                     </pic:cNvPr>
                     <pic:cNvPicPr>
                       <a:picLocks noChangeAspect="1" noChangeArrowheads="1"/>
                     </pic:cNvPicPr>
                   </pic:nvPicPr>
                   <pic:blipFill>
-                    <a:blip r:embed="rId11">
+                    <a:blip r:embed="rId10">
                       <a:extLst>
                         <a:ext uri="{28A0092B-C50C-407E-A947-70E740481C1C}">
                           <a14:useLocalDpi xmlns:a14="http://schemas.microsoft.com/office/drawing/2010/main" val="0"/>
@@ -5682,7 +3470,6 @@
         <w:rPr>
           <w:lang w:val="en-US"/>
         </w:rPr>
-        <w:lastRenderedPageBreak/>
         <w:t xml:space="preserve">ALTER TABLE orders ADD CONSTRAINT </w:t>
       </w:r>
       <w:proofErr w:type="spellStart"/>
@@ -5721,46 +3508,6 @@
           <w:lang w:val="en-US"/>
         </w:rPr>
       </w:pPr>
-      <w:r>
-        <w:rPr>
-          <w:lang w:val="en-US"/>
-        </w:rPr>
-        <w:drawing>
-          <wp:inline distT="0" distB="0" distL="0" distR="0" wp14:anchorId="5C899177" wp14:editId="249E6AC2">
-            <wp:extent cx="5287113" cy="2286319"/>
-            <wp:effectExtent l="0" t="0" r="8890" b="0"/>
-            <wp:docPr id="96077304" name="Imagen 1"/>
-            <wp:cNvGraphicFramePr>
-              <a:graphicFrameLocks xmlns:a="http://schemas.openxmlformats.org/drawingml/2006/main" noChangeAspect="1"/>
-            </wp:cNvGraphicFramePr>
-            <a:graphic xmlns:a="http://schemas.openxmlformats.org/drawingml/2006/main">
-              <a:graphicData uri="http://schemas.openxmlformats.org/drawingml/2006/picture">
-                <pic:pic xmlns:pic="http://schemas.openxmlformats.org/drawingml/2006/picture">
-                  <pic:nvPicPr>
-                    <pic:cNvPr id="96077304" name=""/>
-                    <pic:cNvPicPr/>
-                  </pic:nvPicPr>
-                  <pic:blipFill>
-                    <a:blip r:embed="rId12"/>
-                    <a:stretch>
-                      <a:fillRect/>
-                    </a:stretch>
-                  </pic:blipFill>
-                  <pic:spPr>
-                    <a:xfrm>
-                      <a:off x="0" y="0"/>
-                      <a:ext cx="5287113" cy="2286319"/>
-                    </a:xfrm>
-                    <a:prstGeom prst="rect">
-                      <a:avLst/>
-                    </a:prstGeom>
-                  </pic:spPr>
-                </pic:pic>
-              </a:graphicData>
-            </a:graphic>
-          </wp:inline>
-        </w:drawing>
-      </w:r>
     </w:p>
     <w:p>
       <w:pPr>
@@ -5796,7 +3543,14 @@
           <w:lang w:val="en-US"/>
         </w:rPr>
         <w:br/>
-        <w:t>Given: The first DROP operation is performed on the PRODUCTS table using this command.</w:t>
+        <w:t xml:space="preserve">Given: The first DROP operation is performed on the PRODUCTS table using this </w:t>
+      </w:r>
+      <w:r>
+        <w:rPr>
+          <w:lang w:val="en-US"/>
+        </w:rPr>
+        <w:lastRenderedPageBreak/>
+        <w:t>command.</w:t>
       </w:r>
       <w:r>
         <w:rPr>
@@ -5820,7 +3574,7 @@
             <wp:extent cx="2484120" cy="220980"/>
             <wp:effectExtent l="0" t="0" r="0" b="7620"/>
             <wp:docPr id="461944828" name="Imagen 10">
-              <a:hlinkClick xmlns:a="http://schemas.openxmlformats.org/drawingml/2006/main" r:id="rId13"/>
+              <a:hlinkClick xmlns:a="http://schemas.openxmlformats.org/drawingml/2006/main" r:id="rId11"/>
             </wp:docPr>
             <wp:cNvGraphicFramePr>
               <a:graphicFrameLocks xmlns:a="http://schemas.openxmlformats.org/drawingml/2006/main" noChangeAspect="1"/>
@@ -5830,14 +3584,14 @@
                 <pic:pic xmlns:pic="http://schemas.openxmlformats.org/drawingml/2006/picture">
                   <pic:nvPicPr>
                     <pic:cNvPr id="0" name="Picture 32">
-                      <a:hlinkClick r:id="rId13"/>
+                      <a:hlinkClick r:id="rId11"/>
                     </pic:cNvPr>
                     <pic:cNvPicPr>
                       <a:picLocks noChangeAspect="1" noChangeArrowheads="1"/>
                     </pic:cNvPicPr>
                   </pic:nvPicPr>
                   <pic:blipFill>
-                    <a:blip r:embed="rId14">
+                    <a:blip r:embed="rId12">
                       <a:extLst>
                         <a:ext uri="{28A0092B-C50C-407E-A947-70E740481C1C}">
                           <a14:useLocalDpi xmlns:a14="http://schemas.microsoft.com/office/drawing/2010/main" val="0"/>
@@ -5903,7 +3657,7 @@
             <wp:extent cx="3589020" cy="236220"/>
             <wp:effectExtent l="0" t="0" r="0" b="0"/>
             <wp:docPr id="289453120" name="Imagen 9">
-              <a:hlinkClick xmlns:a="http://schemas.openxmlformats.org/drawingml/2006/main" r:id="rId15"/>
+              <a:hlinkClick xmlns:a="http://schemas.openxmlformats.org/drawingml/2006/main" r:id="rId13"/>
             </wp:docPr>
             <wp:cNvGraphicFramePr>
               <a:graphicFrameLocks xmlns:a="http://schemas.openxmlformats.org/drawingml/2006/main" noChangeAspect="1"/>
@@ -5913,14 +3667,14 @@
                 <pic:pic xmlns:pic="http://schemas.openxmlformats.org/drawingml/2006/picture">
                   <pic:nvPicPr>
                     <pic:cNvPr id="0" name="Picture 33">
-                      <a:hlinkClick r:id="rId15"/>
+                      <a:hlinkClick r:id="rId13"/>
                     </pic:cNvPr>
                     <pic:cNvPicPr>
                       <a:picLocks noChangeAspect="1" noChangeArrowheads="1"/>
                     </pic:cNvPicPr>
                   </pic:nvPicPr>
                   <pic:blipFill>
-                    <a:blip r:embed="rId16">
+                    <a:blip r:embed="rId14">
                       <a:extLst>
                         <a:ext uri="{28A0092B-C50C-407E-A947-70E740481C1C}">
                           <a14:useLocalDpi xmlns:a14="http://schemas.microsoft.com/office/drawing/2010/main" val="0"/>
@@ -6055,46 +3809,6 @@
           <w:lang w:val="en-US"/>
         </w:rPr>
       </w:pPr>
-      <w:r>
-        <w:rPr>
-          <w:lang w:val="en-US"/>
-        </w:rPr>
-        <w:drawing>
-          <wp:inline distT="0" distB="0" distL="0" distR="0" wp14:anchorId="53062CDB" wp14:editId="7F181468">
-            <wp:extent cx="5400040" cy="1775460"/>
-            <wp:effectExtent l="0" t="0" r="0" b="0"/>
-            <wp:docPr id="181312953" name="Imagen 1"/>
-            <wp:cNvGraphicFramePr>
-              <a:graphicFrameLocks xmlns:a="http://schemas.openxmlformats.org/drawingml/2006/main" noChangeAspect="1"/>
-            </wp:cNvGraphicFramePr>
-            <a:graphic xmlns:a="http://schemas.openxmlformats.org/drawingml/2006/main">
-              <a:graphicData uri="http://schemas.openxmlformats.org/drawingml/2006/picture">
-                <pic:pic xmlns:pic="http://schemas.openxmlformats.org/drawingml/2006/picture">
-                  <pic:nvPicPr>
-                    <pic:cNvPr id="181312953" name=""/>
-                    <pic:cNvPicPr/>
-                  </pic:nvPicPr>
-                  <pic:blipFill>
-                    <a:blip r:embed="rId17"/>
-                    <a:stretch>
-                      <a:fillRect/>
-                    </a:stretch>
-                  </pic:blipFill>
-                  <pic:spPr>
-                    <a:xfrm>
-                      <a:off x="0" y="0"/>
-                      <a:ext cx="5400040" cy="1775460"/>
-                    </a:xfrm>
-                    <a:prstGeom prst="rect">
-                      <a:avLst/>
-                    </a:prstGeom>
-                  </pic:spPr>
-                </pic:pic>
-              </a:graphicData>
-            </a:graphic>
-          </wp:inline>
-        </w:drawing>
-      </w:r>
     </w:p>
     <w:p>
       <w:pPr>
@@ -6110,7 +3824,6 @@
           <w:bCs/>
           <w:lang w:val="en-US"/>
         </w:rPr>
-        <w:lastRenderedPageBreak/>
         <w:t>10. Question</w:t>
       </w:r>
     </w:p>
@@ -6157,7 +3870,7 @@
             <wp:extent cx="5400040" cy="2527300"/>
             <wp:effectExtent l="0" t="0" r="0" b="6350"/>
             <wp:docPr id="566417215" name="Imagen 12">
-              <a:hlinkClick xmlns:a="http://schemas.openxmlformats.org/drawingml/2006/main" r:id="rId18"/>
+              <a:hlinkClick xmlns:a="http://schemas.openxmlformats.org/drawingml/2006/main" r:id="rId15"/>
             </wp:docPr>
             <wp:cNvGraphicFramePr>
               <a:graphicFrameLocks xmlns:a="http://schemas.openxmlformats.org/drawingml/2006/main" noChangeAspect="1"/>
@@ -6167,14 +3880,14 @@
                 <pic:pic xmlns:pic="http://schemas.openxmlformats.org/drawingml/2006/picture">
                   <pic:nvPicPr>
                     <pic:cNvPr id="0" name="Picture 41">
-                      <a:hlinkClick r:id="rId18"/>
+                      <a:hlinkClick r:id="rId15"/>
                     </pic:cNvPr>
                     <pic:cNvPicPr>
                       <a:picLocks noChangeAspect="1" noChangeArrowheads="1"/>
                     </pic:cNvPicPr>
                   </pic:nvPicPr>
                   <pic:blipFill>
-                    <a:blip r:embed="rId19">
+                    <a:blip r:embed="rId16">
                       <a:extLst>
                         <a:ext uri="{28A0092B-C50C-407E-A947-70E740481C1C}">
                           <a14:useLocalDpi xmlns:a14="http://schemas.microsoft.com/office/drawing/2010/main" val="0"/>
@@ -6330,7 +4043,14 @@
         <w:rPr>
           <w:lang w:val="en-US"/>
         </w:rPr>
-        <w:t xml:space="preserve">)"NO OF ITEMS"      FROM orders </w:t>
+        <w:t xml:space="preserve">)"NO OF ITEMS"      FROM </w:t>
+      </w:r>
+      <w:r>
+        <w:rPr>
+          <w:lang w:val="en-US"/>
+        </w:rPr>
+        <w:lastRenderedPageBreak/>
+        <w:t xml:space="preserve">orders </w:t>
       </w:r>
       <w:proofErr w:type="spellStart"/>
       <w:r>
@@ -6982,11 +4702,19 @@
         <w:t xml:space="preserve"> AS      SELECT </w:t>
       </w:r>
       <w:proofErr w:type="spellStart"/>
-      <w:r>
-        <w:rPr>
-          <w:lang w:val="en-US"/>
-        </w:rPr>
-        <w:t>o.order_id</w:t>
+      <w:proofErr w:type="gramStart"/>
+      <w:r>
+        <w:rPr>
+          <w:lang w:val="en-US"/>
+        </w:rPr>
+        <w:t>o.order</w:t>
+      </w:r>
+      <w:proofErr w:type="gramEnd"/>
+      <w:r>
+        <w:rPr>
+          <w:lang w:val="en-US"/>
+        </w:rPr>
+        <w:t>_id</w:t>
       </w:r>
       <w:proofErr w:type="spellEnd"/>
       <w:r>
@@ -6996,32 +4724,76 @@
         <w:t xml:space="preserve">, </w:t>
       </w:r>
       <w:proofErr w:type="spellStart"/>
-      <w:r>
-        <w:rPr>
-          <w:lang w:val="en-US"/>
-        </w:rPr>
-        <w:t>o.order_date</w:t>
-      </w:r>
-      <w:proofErr w:type="spellEnd"/>
-      <w:r>
-        <w:rPr>
-          <w:lang w:val="en-US"/>
-        </w:rPr>
-        <w:t>,      COUNT(</w:t>
-      </w:r>
-      <w:proofErr w:type="spellStart"/>
-      <w:r>
-        <w:rPr>
-          <w:lang w:val="en-US"/>
-        </w:rPr>
-        <w:t>i.line_item_id</w:t>
-      </w:r>
-      <w:proofErr w:type="spellEnd"/>
-      <w:r>
-        <w:rPr>
-          <w:lang w:val="en-US"/>
-        </w:rPr>
-        <w:t xml:space="preserve">)||'NO OF ITEMS'      FROM orders </w:t>
+      <w:proofErr w:type="gramStart"/>
+      <w:r>
+        <w:rPr>
+          <w:lang w:val="en-US"/>
+        </w:rPr>
+        <w:t>o.order</w:t>
+      </w:r>
+      <w:proofErr w:type="gramEnd"/>
+      <w:r>
+        <w:rPr>
+          <w:lang w:val="en-US"/>
+        </w:rPr>
+        <w:t>_</w:t>
+      </w:r>
+      <w:proofErr w:type="gramStart"/>
+      <w:r>
+        <w:rPr>
+          <w:lang w:val="en-US"/>
+        </w:rPr>
+        <w:t>date</w:t>
+      </w:r>
+      <w:proofErr w:type="spellEnd"/>
+      <w:r>
+        <w:rPr>
+          <w:lang w:val="en-US"/>
+        </w:rPr>
+        <w:t xml:space="preserve">,   </w:t>
+      </w:r>
+      <w:proofErr w:type="gramEnd"/>
+      <w:r>
+        <w:rPr>
+          <w:lang w:val="en-US"/>
+        </w:rPr>
+        <w:t>   COUNT(</w:t>
+      </w:r>
+      <w:proofErr w:type="spellStart"/>
+      <w:proofErr w:type="gramStart"/>
+      <w:r>
+        <w:rPr>
+          <w:lang w:val="en-US"/>
+        </w:rPr>
+        <w:t>i.line</w:t>
+      </w:r>
+      <w:proofErr w:type="gramEnd"/>
+      <w:r>
+        <w:rPr>
+          <w:lang w:val="en-US"/>
+        </w:rPr>
+        <w:t>_item_</w:t>
+      </w:r>
+      <w:proofErr w:type="gramStart"/>
+      <w:r>
+        <w:rPr>
+          <w:lang w:val="en-US"/>
+        </w:rPr>
+        <w:t>id</w:t>
+      </w:r>
+      <w:proofErr w:type="spellEnd"/>
+      <w:r>
+        <w:rPr>
+          <w:lang w:val="en-US"/>
+        </w:rPr>
+        <w:t>)|</w:t>
+      </w:r>
+      <w:proofErr w:type="gramEnd"/>
+      <w:r>
+        <w:rPr>
+          <w:lang w:val="en-US"/>
+        </w:rPr>
+        <w:t xml:space="preserve">|'NO OF ITEMS'      FROM orders </w:t>
       </w:r>
       <w:proofErr w:type="spellStart"/>
       <w:r>
@@ -7066,11 +4838,19 @@
         <w:t xml:space="preserve"> ON (</w:t>
       </w:r>
       <w:proofErr w:type="spellStart"/>
-      <w:r>
-        <w:rPr>
-          <w:lang w:val="en-US"/>
-        </w:rPr>
-        <w:t>o.order_id</w:t>
+      <w:proofErr w:type="gramStart"/>
+      <w:r>
+        <w:rPr>
+          <w:lang w:val="en-US"/>
+        </w:rPr>
+        <w:t>o.order</w:t>
+      </w:r>
+      <w:proofErr w:type="gramEnd"/>
+      <w:r>
+        <w:rPr>
+          <w:lang w:val="en-US"/>
+        </w:rPr>
+        <w:t>_id</w:t>
       </w:r>
       <w:proofErr w:type="spellEnd"/>
       <w:r>
@@ -7080,25 +4860,69 @@
         <w:t xml:space="preserve"> = </w:t>
       </w:r>
       <w:proofErr w:type="spellStart"/>
-      <w:r>
-        <w:rPr>
-          <w:lang w:val="en-US"/>
-        </w:rPr>
-        <w:t>i.order_id</w:t>
-      </w:r>
-      <w:proofErr w:type="spellEnd"/>
-      <w:r>
-        <w:rPr>
-          <w:lang w:val="en-US"/>
-        </w:rPr>
-        <w:t xml:space="preserve">)      GROUP BY </w:t>
-      </w:r>
-      <w:proofErr w:type="spellStart"/>
-      <w:r>
-        <w:rPr>
-          <w:lang w:val="en-US"/>
-        </w:rPr>
-        <w:t>o.order_id,o.order_date</w:t>
+      <w:proofErr w:type="gramStart"/>
+      <w:r>
+        <w:rPr>
+          <w:lang w:val="en-US"/>
+        </w:rPr>
+        <w:t>i.order</w:t>
+      </w:r>
+      <w:proofErr w:type="gramEnd"/>
+      <w:r>
+        <w:rPr>
+          <w:lang w:val="en-US"/>
+        </w:rPr>
+        <w:t>_</w:t>
+      </w:r>
+      <w:proofErr w:type="gramStart"/>
+      <w:r>
+        <w:rPr>
+          <w:lang w:val="en-US"/>
+        </w:rPr>
+        <w:t>id</w:t>
+      </w:r>
+      <w:proofErr w:type="spellEnd"/>
+      <w:r>
+        <w:rPr>
+          <w:lang w:val="en-US"/>
+        </w:rPr>
+        <w:t xml:space="preserve">)   </w:t>
+      </w:r>
+      <w:proofErr w:type="gramEnd"/>
+      <w:r>
+        <w:rPr>
+          <w:lang w:val="en-US"/>
+        </w:rPr>
+        <w:t xml:space="preserve">   GROUP BY </w:t>
+      </w:r>
+      <w:proofErr w:type="spellStart"/>
+      <w:proofErr w:type="gramStart"/>
+      <w:r>
+        <w:rPr>
+          <w:lang w:val="en-US"/>
+        </w:rPr>
+        <w:t>o.order</w:t>
+      </w:r>
+      <w:proofErr w:type="gramEnd"/>
+      <w:r>
+        <w:rPr>
+          <w:lang w:val="en-US"/>
+        </w:rPr>
+        <w:t>_</w:t>
+      </w:r>
+      <w:proofErr w:type="gramStart"/>
+      <w:r>
+        <w:rPr>
+          <w:lang w:val="en-US"/>
+        </w:rPr>
+        <w:t>id,o</w:t>
+      </w:r>
+      <w:proofErr w:type="gramEnd"/>
+      <w:r>
+        <w:rPr>
+          <w:lang w:val="en-US"/>
+        </w:rPr>
+        <w:t>.order_date</w:t>
       </w:r>
       <w:proofErr w:type="spellEnd"/>
       <w:r>
@@ -7106,63 +4930,6 @@
           <w:lang w:val="en-US"/>
         </w:rPr>
         <w:t xml:space="preserve">      WITH CHECK OPTION;</w:t>
-      </w:r>
-    </w:p>
-    <w:p>
-      <w:pPr>
-        <w:ind w:left="720"/>
-        <w:rPr>
-          <w:lang w:val="en-US"/>
-        </w:rPr>
-      </w:pPr>
-    </w:p>
-    <w:p>
-      <w:pPr>
-        <w:ind w:left="720"/>
-        <w:rPr>
-          <w:lang w:val="en-US"/>
-        </w:rPr>
-      </w:pPr>
-      <w:r>
-        <w:rPr>
-          <w:lang w:val="en-US"/>
-        </w:rPr>
-        <w:lastRenderedPageBreak/>
-        <w:drawing>
-          <wp:inline distT="0" distB="0" distL="0" distR="0" wp14:anchorId="2159FAD3" wp14:editId="2A39D792">
-            <wp:extent cx="5400040" cy="2844165"/>
-            <wp:effectExtent l="0" t="0" r="0" b="0"/>
-            <wp:docPr id="1492867231" name="Imagen 1"/>
-            <wp:cNvGraphicFramePr>
-              <a:graphicFrameLocks xmlns:a="http://schemas.openxmlformats.org/drawingml/2006/main" noChangeAspect="1"/>
-            </wp:cNvGraphicFramePr>
-            <a:graphic xmlns:a="http://schemas.openxmlformats.org/drawingml/2006/main">
-              <a:graphicData uri="http://schemas.openxmlformats.org/drawingml/2006/picture">
-                <pic:pic xmlns:pic="http://schemas.openxmlformats.org/drawingml/2006/picture">
-                  <pic:nvPicPr>
-                    <pic:cNvPr id="1492867231" name=""/>
-                    <pic:cNvPicPr/>
-                  </pic:nvPicPr>
-                  <pic:blipFill>
-                    <a:blip r:embed="rId20"/>
-                    <a:stretch>
-                      <a:fillRect/>
-                    </a:stretch>
-                  </pic:blipFill>
-                  <pic:spPr>
-                    <a:xfrm>
-                      <a:off x="0" y="0"/>
-                      <a:ext cx="5400040" cy="2844165"/>
-                    </a:xfrm>
-                    <a:prstGeom prst="rect">
-                      <a:avLst/>
-                    </a:prstGeom>
-                  </pic:spPr>
-                </pic:pic>
-              </a:graphicData>
-            </a:graphic>
-          </wp:inline>
-        </w:drawing>
       </w:r>
     </w:p>
     <w:p>
@@ -7266,7 +5033,7 @@
             <wp:extent cx="3550920" cy="1234440"/>
             <wp:effectExtent l="0" t="0" r="0" b="3810"/>
             <wp:docPr id="1618635554" name="Imagen 14">
-              <a:hlinkClick xmlns:a="http://schemas.openxmlformats.org/drawingml/2006/main" r:id="rId21"/>
+              <a:hlinkClick xmlns:a="http://schemas.openxmlformats.org/drawingml/2006/main" r:id="rId17"/>
             </wp:docPr>
             <wp:cNvGraphicFramePr>
               <a:graphicFrameLocks xmlns:a="http://schemas.openxmlformats.org/drawingml/2006/main" noChangeAspect="1"/>
@@ -7276,14 +5043,14 @@
                 <pic:pic xmlns:pic="http://schemas.openxmlformats.org/drawingml/2006/picture">
                   <pic:nvPicPr>
                     <pic:cNvPr id="0" name="Picture 43">
-                      <a:hlinkClick r:id="rId21"/>
+                      <a:hlinkClick r:id="rId17"/>
                     </pic:cNvPr>
                     <pic:cNvPicPr>
                       <a:picLocks noChangeAspect="1" noChangeArrowheads="1"/>
                     </pic:cNvPicPr>
                   </pic:nvPicPr>
                   <pic:blipFill>
-                    <a:blip r:embed="rId22">
+                    <a:blip r:embed="rId18">
                       <a:extLst>
                         <a:ext uri="{28A0092B-C50C-407E-A947-70E740481C1C}">
                           <a14:useLocalDpi xmlns:a14="http://schemas.microsoft.com/office/drawing/2010/main" val="0"/>
@@ -7382,7 +5149,7 @@
             <wp:extent cx="3528060" cy="533400"/>
             <wp:effectExtent l="0" t="0" r="0" b="0"/>
             <wp:docPr id="1168508355" name="Imagen 13">
-              <a:hlinkClick xmlns:a="http://schemas.openxmlformats.org/drawingml/2006/main" r:id="rId23"/>
+              <a:hlinkClick xmlns:a="http://schemas.openxmlformats.org/drawingml/2006/main" r:id="rId19"/>
             </wp:docPr>
             <wp:cNvGraphicFramePr>
               <a:graphicFrameLocks xmlns:a="http://schemas.openxmlformats.org/drawingml/2006/main" noChangeAspect="1"/>
@@ -7392,14 +5159,14 @@
                 <pic:pic xmlns:pic="http://schemas.openxmlformats.org/drawingml/2006/picture">
                   <pic:nvPicPr>
                     <pic:cNvPr id="0" name="Picture 44">
-                      <a:hlinkClick r:id="rId23"/>
+                      <a:hlinkClick r:id="rId19"/>
                     </pic:cNvPr>
                     <pic:cNvPicPr>
                       <a:picLocks noChangeAspect="1" noChangeArrowheads="1"/>
                     </pic:cNvPicPr>
                   </pic:nvPicPr>
                   <pic:blipFill>
-                    <a:blip r:embed="rId24">
+                    <a:blip r:embed="rId20">
                       <a:extLst>
                         <a:ext uri="{28A0092B-C50C-407E-A947-70E740481C1C}">
                           <a14:useLocalDpi xmlns:a14="http://schemas.microsoft.com/office/drawing/2010/main" val="0"/>
@@ -7740,218 +5507,6 @@
     </w:p>
     <w:p>
       <w:pPr>
-        <w:spacing w:after="0" w:line="240" w:lineRule="auto"/>
-        <w:textAlignment w:val="baseline"/>
-        <w:rPr>
-          <w:rFonts w:ascii="Segoe UI" w:eastAsia="Times New Roman" w:hAnsi="Segoe UI" w:cs="Segoe UI"/>
-          <w:color w:val="0F172A"/>
-          <w:kern w:val="0"/>
-          <w:sz w:val="23"/>
-          <w:szCs w:val="23"/>
-          <w:lang w:eastAsia="es-ES"/>
-          <w14:ligatures w14:val="none"/>
-        </w:rPr>
-      </w:pPr>
-      <w:r>
-        <w:rPr>
-          <w:rFonts w:ascii="Segoe UI" w:eastAsia="Times New Roman" w:hAnsi="Segoe UI" w:cs="Segoe UI"/>
-          <w:color w:val="0F172A"/>
-          <w:kern w:val="0"/>
-          <w:sz w:val="23"/>
-          <w:szCs w:val="23"/>
-          <w:lang w:eastAsia="es-ES"/>
-          <w14:ligatures w14:val="none"/>
-        </w:rPr>
-        <w:lastRenderedPageBreak/>
-        <w:drawing>
-          <wp:inline distT="0" distB="0" distL="0" distR="0" wp14:anchorId="6D37EB29" wp14:editId="386ACD4D">
-            <wp:extent cx="5400040" cy="2105025"/>
-            <wp:effectExtent l="0" t="0" r="0" b="9525"/>
-            <wp:docPr id="1619304901" name="Imagen 1"/>
-            <wp:cNvGraphicFramePr>
-              <a:graphicFrameLocks xmlns:a="http://schemas.openxmlformats.org/drawingml/2006/main" noChangeAspect="1"/>
-            </wp:cNvGraphicFramePr>
-            <a:graphic xmlns:a="http://schemas.openxmlformats.org/drawingml/2006/main">
-              <a:graphicData uri="http://schemas.openxmlformats.org/drawingml/2006/picture">
-                <pic:pic xmlns:pic="http://schemas.openxmlformats.org/drawingml/2006/picture">
-                  <pic:nvPicPr>
-                    <pic:cNvPr id="1619304901" name=""/>
-                    <pic:cNvPicPr/>
-                  </pic:nvPicPr>
-                  <pic:blipFill>
-                    <a:blip r:embed="rId25"/>
-                    <a:stretch>
-                      <a:fillRect/>
-                    </a:stretch>
-                  </pic:blipFill>
-                  <pic:spPr>
-                    <a:xfrm>
-                      <a:off x="0" y="0"/>
-                      <a:ext cx="5400040" cy="2105025"/>
-                    </a:xfrm>
-                    <a:prstGeom prst="rect">
-                      <a:avLst/>
-                    </a:prstGeom>
-                  </pic:spPr>
-                </pic:pic>
-              </a:graphicData>
-            </a:graphic>
-          </wp:inline>
-        </w:drawing>
-      </w:r>
-    </w:p>
-    <w:p>
-      <w:pPr>
-        <w:spacing w:after="0" w:line="240" w:lineRule="auto"/>
-        <w:textAlignment w:val="baseline"/>
-        <w:rPr>
-          <w:rFonts w:ascii="Segoe UI" w:eastAsia="Times New Roman" w:hAnsi="Segoe UI" w:cs="Segoe UI"/>
-          <w:color w:val="0F172A"/>
-          <w:kern w:val="0"/>
-          <w:sz w:val="23"/>
-          <w:szCs w:val="23"/>
-          <w:lang w:eastAsia="es-ES"/>
-          <w14:ligatures w14:val="none"/>
-        </w:rPr>
-      </w:pPr>
-    </w:p>
-    <w:p>
-      <w:pPr>
-        <w:spacing w:after="0" w:line="240" w:lineRule="auto"/>
-        <w:textAlignment w:val="baseline"/>
-        <w:rPr>
-          <w:rFonts w:ascii="Segoe UI" w:eastAsia="Times New Roman" w:hAnsi="Segoe UI" w:cs="Segoe UI"/>
-          <w:color w:val="0F172A"/>
-          <w:kern w:val="0"/>
-          <w:sz w:val="23"/>
-          <w:szCs w:val="23"/>
-          <w:lang w:eastAsia="es-ES"/>
-          <w14:ligatures w14:val="none"/>
-        </w:rPr>
-      </w:pPr>
-    </w:p>
-    <w:p>
-      <w:pPr>
-        <w:spacing w:after="0" w:line="240" w:lineRule="auto"/>
-        <w:textAlignment w:val="baseline"/>
-        <w:rPr>
-          <w:rFonts w:ascii="Segoe UI" w:eastAsia="Times New Roman" w:hAnsi="Segoe UI" w:cs="Segoe UI"/>
-          <w:color w:val="0F172A"/>
-          <w:kern w:val="0"/>
-          <w:sz w:val="23"/>
-          <w:szCs w:val="23"/>
-          <w:lang w:eastAsia="es-ES"/>
-          <w14:ligatures w14:val="none"/>
-        </w:rPr>
-      </w:pPr>
-    </w:p>
-    <w:p>
-      <w:pPr>
-        <w:spacing w:after="0" w:line="240" w:lineRule="auto"/>
-        <w:textAlignment w:val="baseline"/>
-        <w:rPr>
-          <w:rFonts w:ascii="Segoe UI" w:eastAsia="Times New Roman" w:hAnsi="Segoe UI" w:cs="Segoe UI"/>
-          <w:color w:val="0F172A"/>
-          <w:kern w:val="0"/>
-          <w:sz w:val="23"/>
-          <w:szCs w:val="23"/>
-          <w:lang w:eastAsia="es-ES"/>
-          <w14:ligatures w14:val="none"/>
-        </w:rPr>
-      </w:pPr>
-    </w:p>
-    <w:p>
-      <w:pPr>
-        <w:spacing w:after="0" w:line="240" w:lineRule="auto"/>
-        <w:textAlignment w:val="baseline"/>
-        <w:rPr>
-          <w:rFonts w:ascii="Segoe UI" w:eastAsia="Times New Roman" w:hAnsi="Segoe UI" w:cs="Segoe UI"/>
-          <w:color w:val="0F172A"/>
-          <w:kern w:val="0"/>
-          <w:sz w:val="23"/>
-          <w:szCs w:val="23"/>
-          <w:lang w:eastAsia="es-ES"/>
-          <w14:ligatures w14:val="none"/>
-        </w:rPr>
-      </w:pPr>
-    </w:p>
-    <w:p>
-      <w:pPr>
-        <w:spacing w:after="0" w:line="240" w:lineRule="auto"/>
-        <w:textAlignment w:val="baseline"/>
-        <w:rPr>
-          <w:rFonts w:ascii="Segoe UI" w:eastAsia="Times New Roman" w:hAnsi="Segoe UI" w:cs="Segoe UI"/>
-          <w:color w:val="0F172A"/>
-          <w:kern w:val="0"/>
-          <w:sz w:val="23"/>
-          <w:szCs w:val="23"/>
-          <w:lang w:eastAsia="es-ES"/>
-          <w14:ligatures w14:val="none"/>
-        </w:rPr>
-      </w:pPr>
-    </w:p>
-    <w:p>
-      <w:pPr>
-        <w:spacing w:after="0" w:line="240" w:lineRule="auto"/>
-        <w:textAlignment w:val="baseline"/>
-        <w:rPr>
-          <w:rFonts w:ascii="Segoe UI" w:eastAsia="Times New Roman" w:hAnsi="Segoe UI" w:cs="Segoe UI"/>
-          <w:color w:val="0F172A"/>
-          <w:kern w:val="0"/>
-          <w:sz w:val="23"/>
-          <w:szCs w:val="23"/>
-          <w:lang w:eastAsia="es-ES"/>
-          <w14:ligatures w14:val="none"/>
-        </w:rPr>
-      </w:pPr>
-    </w:p>
-    <w:p>
-      <w:pPr>
-        <w:spacing w:after="0" w:line="240" w:lineRule="auto"/>
-        <w:textAlignment w:val="baseline"/>
-        <w:rPr>
-          <w:rFonts w:ascii="Segoe UI" w:eastAsia="Times New Roman" w:hAnsi="Segoe UI" w:cs="Segoe UI"/>
-          <w:color w:val="0F172A"/>
-          <w:kern w:val="0"/>
-          <w:sz w:val="23"/>
-          <w:szCs w:val="23"/>
-          <w:lang w:eastAsia="es-ES"/>
-          <w14:ligatures w14:val="none"/>
-        </w:rPr>
-      </w:pPr>
-    </w:p>
-    <w:p>
-      <w:pPr>
-        <w:spacing w:after="0" w:line="240" w:lineRule="auto"/>
-        <w:textAlignment w:val="baseline"/>
-        <w:rPr>
-          <w:rFonts w:ascii="Segoe UI" w:eastAsia="Times New Roman" w:hAnsi="Segoe UI" w:cs="Segoe UI"/>
-          <w:color w:val="0F172A"/>
-          <w:kern w:val="0"/>
-          <w:sz w:val="23"/>
-          <w:szCs w:val="23"/>
-          <w:lang w:eastAsia="es-ES"/>
-          <w14:ligatures w14:val="none"/>
-        </w:rPr>
-      </w:pPr>
-    </w:p>
-    <w:p>
-      <w:pPr>
-        <w:spacing w:after="0" w:line="240" w:lineRule="auto"/>
-        <w:textAlignment w:val="baseline"/>
-        <w:rPr>
-          <w:rFonts w:ascii="Segoe UI" w:eastAsia="Times New Roman" w:hAnsi="Segoe UI" w:cs="Segoe UI"/>
-          <w:color w:val="0F172A"/>
-          <w:kern w:val="0"/>
-          <w:sz w:val="23"/>
-          <w:szCs w:val="23"/>
-          <w:lang w:eastAsia="es-ES"/>
-          <w14:ligatures w14:val="none"/>
-        </w:rPr>
-      </w:pPr>
-    </w:p>
-    <w:p>
-      <w:pPr>
         <w:rPr>
           <w:b/>
           <w:bCs/>
@@ -7962,6 +5517,7 @@
           <w:b/>
           <w:bCs/>
         </w:rPr>
+        <w:lastRenderedPageBreak/>
         <w:t xml:space="preserve">12. </w:t>
       </w:r>
       <w:proofErr w:type="spellStart"/>
@@ -8001,7 +5557,7 @@
             <wp:extent cx="5400040" cy="2299970"/>
             <wp:effectExtent l="0" t="0" r="0" b="5080"/>
             <wp:docPr id="1161312954" name="Imagen 18">
-              <a:hlinkClick xmlns:a="http://schemas.openxmlformats.org/drawingml/2006/main" r:id="rId26"/>
+              <a:hlinkClick xmlns:a="http://schemas.openxmlformats.org/drawingml/2006/main" r:id="rId21"/>
             </wp:docPr>
             <wp:cNvGraphicFramePr>
               <a:graphicFrameLocks xmlns:a="http://schemas.openxmlformats.org/drawingml/2006/main" noChangeAspect="1"/>
@@ -8011,14 +5567,14 @@
                 <pic:pic xmlns:pic="http://schemas.openxmlformats.org/drawingml/2006/picture">
                   <pic:nvPicPr>
                     <pic:cNvPr id="0" name="Picture 57">
-                      <a:hlinkClick r:id="rId26"/>
+                      <a:hlinkClick r:id="rId21"/>
                     </pic:cNvPr>
                     <pic:cNvPicPr>
                       <a:picLocks noChangeAspect="1" noChangeArrowheads="1"/>
                     </pic:cNvPicPr>
                   </pic:nvPicPr>
                   <pic:blipFill>
-                    <a:blip r:embed="rId27">
+                    <a:blip r:embed="rId22">
                       <a:extLst>
                         <a:ext uri="{28A0092B-C50C-407E-A947-70E740481C1C}">
                           <a14:useLocalDpi xmlns:a14="http://schemas.microsoft.com/office/drawing/2010/main" val="0"/>
@@ -8084,7 +5640,7 @@
             <wp:extent cx="4160520" cy="533400"/>
             <wp:effectExtent l="0" t="0" r="0" b="0"/>
             <wp:docPr id="197917287" name="Imagen 17">
-              <a:hlinkClick xmlns:a="http://schemas.openxmlformats.org/drawingml/2006/main" r:id="rId28"/>
+              <a:hlinkClick xmlns:a="http://schemas.openxmlformats.org/drawingml/2006/main" r:id="rId23"/>
             </wp:docPr>
             <wp:cNvGraphicFramePr>
               <a:graphicFrameLocks xmlns:a="http://schemas.openxmlformats.org/drawingml/2006/main" noChangeAspect="1"/>
@@ -8094,14 +5650,14 @@
                 <pic:pic xmlns:pic="http://schemas.openxmlformats.org/drawingml/2006/picture">
                   <pic:nvPicPr>
                     <pic:cNvPr id="0" name="Picture 58">
-                      <a:hlinkClick r:id="rId28"/>
+                      <a:hlinkClick r:id="rId23"/>
                     </pic:cNvPr>
                     <pic:cNvPicPr>
                       <a:picLocks noChangeAspect="1" noChangeArrowheads="1"/>
                     </pic:cNvPicPr>
                   </pic:nvPicPr>
                   <pic:blipFill>
-                    <a:blip r:embed="rId29">
+                    <a:blip r:embed="rId24">
                       <a:extLst>
                         <a:ext uri="{28A0092B-C50C-407E-A947-70E740481C1C}">
                           <a14:useLocalDpi xmlns:a14="http://schemas.microsoft.com/office/drawing/2010/main" val="0"/>
@@ -8176,7 +5732,6 @@
           <w:highlight w:val="yellow"/>
           <w:lang w:val="en-US"/>
         </w:rPr>
-        <w:lastRenderedPageBreak/>
         <w:t>The values in the SALARY column would be returned in descending order for all employees having the same value in the DEPARTMENT_ID and FIRST_NAME column.</w:t>
       </w:r>
     </w:p>
@@ -8257,46 +5812,6 @@
           <w:lang w:val="en-US"/>
         </w:rPr>
       </w:pPr>
-      <w:r>
-        <w:rPr>
-          <w:lang w:val="en-US"/>
-        </w:rPr>
-        <w:drawing>
-          <wp:inline distT="0" distB="0" distL="0" distR="0" wp14:anchorId="6E854E53" wp14:editId="38CCAC83">
-            <wp:extent cx="5400040" cy="3235325"/>
-            <wp:effectExtent l="0" t="0" r="0" b="3175"/>
-            <wp:docPr id="46177024" name="Imagen 1"/>
-            <wp:cNvGraphicFramePr>
-              <a:graphicFrameLocks xmlns:a="http://schemas.openxmlformats.org/drawingml/2006/main" noChangeAspect="1"/>
-            </wp:cNvGraphicFramePr>
-            <a:graphic xmlns:a="http://schemas.openxmlformats.org/drawingml/2006/main">
-              <a:graphicData uri="http://schemas.openxmlformats.org/drawingml/2006/picture">
-                <pic:pic xmlns:pic="http://schemas.openxmlformats.org/drawingml/2006/picture">
-                  <pic:nvPicPr>
-                    <pic:cNvPr id="46177024" name=""/>
-                    <pic:cNvPicPr/>
-                  </pic:nvPicPr>
-                  <pic:blipFill>
-                    <a:blip r:embed="rId30"/>
-                    <a:stretch>
-                      <a:fillRect/>
-                    </a:stretch>
-                  </pic:blipFill>
-                  <pic:spPr>
-                    <a:xfrm>
-                      <a:off x="0" y="0"/>
-                      <a:ext cx="5400040" cy="3235325"/>
-                    </a:xfrm>
-                    <a:prstGeom prst="rect">
-                      <a:avLst/>
-                    </a:prstGeom>
-                  </pic:spPr>
-                </pic:pic>
-              </a:graphicData>
-            </a:graphic>
-          </wp:inline>
-        </w:drawing>
-      </w:r>
     </w:p>
     <w:p>
       <w:pPr>
@@ -8371,6 +5886,7 @@
           <w:highlight w:val="yellow"/>
           <w:lang w:val="en-US"/>
         </w:rPr>
+        <w:lastRenderedPageBreak/>
         <w:t>The WHERE clause is used to exclude rows before grouping data.</w:t>
       </w:r>
     </w:p>
@@ -8426,7 +5942,6 @@
           <w:highlight w:val="yellow"/>
           <w:lang w:val="en-US"/>
         </w:rPr>
-        <w:lastRenderedPageBreak/>
         <w:t>The HAVING clause is used to exclude one or more aggregated results after grouping data.</w:t>
       </w:r>
     </w:p>
@@ -8449,59 +5964,10 @@
     </w:p>
     <w:p>
       <w:pPr>
-        <w:ind w:left="720"/>
-        <w:rPr>
-          <w:lang w:val="en-US"/>
-        </w:rPr>
-      </w:pPr>
-    </w:p>
-    <w:p>
-      <w:pPr>
-        <w:ind w:left="720"/>
-        <w:rPr>
-          <w:lang w:val="en-US"/>
-        </w:rPr>
-      </w:pPr>
-      <w:r>
-        <w:rPr>
-          <w:lang w:val="en-US"/>
-        </w:rPr>
-        <w:drawing>
-          <wp:inline distT="0" distB="0" distL="0" distR="0" wp14:anchorId="57EE5762" wp14:editId="04ADD7E5">
-            <wp:extent cx="5400040" cy="2070735"/>
-            <wp:effectExtent l="0" t="0" r="0" b="5715"/>
-            <wp:docPr id="1795450219" name="Imagen 1"/>
-            <wp:cNvGraphicFramePr>
-              <a:graphicFrameLocks xmlns:a="http://schemas.openxmlformats.org/drawingml/2006/main" noChangeAspect="1"/>
-            </wp:cNvGraphicFramePr>
-            <a:graphic xmlns:a="http://schemas.openxmlformats.org/drawingml/2006/main">
-              <a:graphicData uri="http://schemas.openxmlformats.org/drawingml/2006/picture">
-                <pic:pic xmlns:pic="http://schemas.openxmlformats.org/drawingml/2006/picture">
-                  <pic:nvPicPr>
-                    <pic:cNvPr id="1795450219" name=""/>
-                    <pic:cNvPicPr/>
-                  </pic:nvPicPr>
-                  <pic:blipFill>
-                    <a:blip r:embed="rId31"/>
-                    <a:stretch>
-                      <a:fillRect/>
-                    </a:stretch>
-                  </pic:blipFill>
-                  <pic:spPr>
-                    <a:xfrm>
-                      <a:off x="0" y="0"/>
-                      <a:ext cx="5400040" cy="2070735"/>
-                    </a:xfrm>
-                    <a:prstGeom prst="rect">
-                      <a:avLst/>
-                    </a:prstGeom>
-                  </pic:spPr>
-                </pic:pic>
-              </a:graphicData>
-            </a:graphic>
-          </wp:inline>
-        </w:drawing>
-      </w:r>
+        <w:rPr>
+          <w:lang w:val="en-US"/>
+        </w:rPr>
+      </w:pPr>
     </w:p>
     <w:p>
       <w:pPr>
@@ -8547,7 +6013,7 @@
             <wp:extent cx="5400040" cy="3196590"/>
             <wp:effectExtent l="0" t="0" r="0" b="3810"/>
             <wp:docPr id="472674956" name="Imagen 20">
-              <a:hlinkClick xmlns:a="http://schemas.openxmlformats.org/drawingml/2006/main" r:id="rId32"/>
+              <a:hlinkClick xmlns:a="http://schemas.openxmlformats.org/drawingml/2006/main" r:id="rId25"/>
             </wp:docPr>
             <wp:cNvGraphicFramePr>
               <a:graphicFrameLocks xmlns:a="http://schemas.openxmlformats.org/drawingml/2006/main" noChangeAspect="1"/>
@@ -8557,14 +6023,14 @@
                 <pic:pic xmlns:pic="http://schemas.openxmlformats.org/drawingml/2006/picture">
                   <pic:nvPicPr>
                     <pic:cNvPr id="0" name="Picture 66">
-                      <a:hlinkClick r:id="rId32"/>
+                      <a:hlinkClick r:id="rId25"/>
                     </pic:cNvPr>
                     <pic:cNvPicPr>
                       <a:picLocks noChangeAspect="1" noChangeArrowheads="1"/>
                     </pic:cNvPicPr>
                   </pic:nvPicPr>
                   <pic:blipFill>
-                    <a:blip r:embed="rId33">
+                    <a:blip r:embed="rId26">
                       <a:extLst>
                         <a:ext uri="{28A0092B-C50C-407E-A947-70E740481C1C}">
                           <a14:useLocalDpi xmlns:a14="http://schemas.microsoft.com/office/drawing/2010/main" val="0"/>
@@ -8650,7 +6116,6 @@
         <w:rPr>
           <w:lang w:val="en-US"/>
         </w:rPr>
-        <w:lastRenderedPageBreak/>
         <w:t xml:space="preserve">DELETE FROM sales WHERE </w:t>
       </w:r>
       <w:proofErr w:type="spellStart"/>
@@ -8855,6 +6320,7 @@
           <w:highlight w:val="yellow"/>
           <w:lang w:val="en-US"/>
         </w:rPr>
+        <w:lastRenderedPageBreak/>
         <w:t xml:space="preserve">DELETE FROM sales WHERE </w:t>
       </w:r>
       <w:proofErr w:type="spellStart"/>
@@ -9214,47 +6680,6 @@
           <w:lang w:val="en-US"/>
         </w:rPr>
       </w:pPr>
-      <w:r>
-        <w:rPr>
-          <w:lang w:val="en-US"/>
-        </w:rPr>
-        <w:lastRenderedPageBreak/>
-        <w:drawing>
-          <wp:inline distT="0" distB="0" distL="0" distR="0" wp14:anchorId="2DBF8868" wp14:editId="44374D0A">
-            <wp:extent cx="5400040" cy="5922010"/>
-            <wp:effectExtent l="0" t="0" r="0" b="2540"/>
-            <wp:docPr id="1549409565" name="Imagen 1"/>
-            <wp:cNvGraphicFramePr>
-              <a:graphicFrameLocks xmlns:a="http://schemas.openxmlformats.org/drawingml/2006/main" noChangeAspect="1"/>
-            </wp:cNvGraphicFramePr>
-            <a:graphic xmlns:a="http://schemas.openxmlformats.org/drawingml/2006/main">
-              <a:graphicData uri="http://schemas.openxmlformats.org/drawingml/2006/picture">
-                <pic:pic xmlns:pic="http://schemas.openxmlformats.org/drawingml/2006/picture">
-                  <pic:nvPicPr>
-                    <pic:cNvPr id="1549409565" name=""/>
-                    <pic:cNvPicPr/>
-                  </pic:nvPicPr>
-                  <pic:blipFill>
-                    <a:blip r:embed="rId34"/>
-                    <a:stretch>
-                      <a:fillRect/>
-                    </a:stretch>
-                  </pic:blipFill>
-                  <pic:spPr>
-                    <a:xfrm>
-                      <a:off x="0" y="0"/>
-                      <a:ext cx="5400040" cy="5922010"/>
-                    </a:xfrm>
-                    <a:prstGeom prst="rect">
-                      <a:avLst/>
-                    </a:prstGeom>
-                  </pic:spPr>
-                </pic:pic>
-              </a:graphicData>
-            </a:graphic>
-          </wp:inline>
-        </w:drawing>
-      </w:r>
     </w:p>
     <w:p>
       <w:pPr>
@@ -9327,7 +6752,7 @@
             <wp:extent cx="2423160" cy="419100"/>
             <wp:effectExtent l="0" t="0" r="0" b="0"/>
             <wp:docPr id="265599537" name="Imagen 22">
-              <a:hlinkClick xmlns:a="http://schemas.openxmlformats.org/drawingml/2006/main" r:id="rId35"/>
+              <a:hlinkClick xmlns:a="http://schemas.openxmlformats.org/drawingml/2006/main" r:id="rId27"/>
             </wp:docPr>
             <wp:cNvGraphicFramePr>
               <a:graphicFrameLocks xmlns:a="http://schemas.openxmlformats.org/drawingml/2006/main" noChangeAspect="1"/>
@@ -9337,14 +6762,14 @@
                 <pic:pic xmlns:pic="http://schemas.openxmlformats.org/drawingml/2006/picture">
                   <pic:nvPicPr>
                     <pic:cNvPr id="0" name="Picture 73">
-                      <a:hlinkClick r:id="rId35"/>
+                      <a:hlinkClick r:id="rId27"/>
                     </pic:cNvPr>
                     <pic:cNvPicPr>
                       <a:picLocks noChangeAspect="1" noChangeArrowheads="1"/>
                     </pic:cNvPicPr>
                   </pic:nvPicPr>
                   <pic:blipFill>
-                    <a:blip r:embed="rId36">
+                    <a:blip r:embed="rId28">
                       <a:extLst>
                         <a:ext uri="{28A0092B-C50C-407E-A947-70E740481C1C}">
                           <a14:useLocalDpi xmlns:a14="http://schemas.microsoft.com/office/drawing/2010/main" val="0"/>
@@ -9475,7 +6900,6 @@
         </w:numPr>
       </w:pPr>
       <w:r>
-        <w:lastRenderedPageBreak/>
         <w:t>100</w:t>
       </w:r>
     </w:p>
@@ -9513,43 +6937,6 @@
           <w:highlight w:val="yellow"/>
         </w:rPr>
       </w:pPr>
-      <w:r>
-        <w:drawing>
-          <wp:inline distT="0" distB="0" distL="0" distR="0" wp14:anchorId="45BC82C3" wp14:editId="7329FB42">
-            <wp:extent cx="5400040" cy="3914140"/>
-            <wp:effectExtent l="0" t="0" r="0" b="0"/>
-            <wp:docPr id="1049804208" name="Imagen 1"/>
-            <wp:cNvGraphicFramePr>
-              <a:graphicFrameLocks xmlns:a="http://schemas.openxmlformats.org/drawingml/2006/main" noChangeAspect="1"/>
-            </wp:cNvGraphicFramePr>
-            <a:graphic xmlns:a="http://schemas.openxmlformats.org/drawingml/2006/main">
-              <a:graphicData uri="http://schemas.openxmlformats.org/drawingml/2006/picture">
-                <pic:pic xmlns:pic="http://schemas.openxmlformats.org/drawingml/2006/picture">
-                  <pic:nvPicPr>
-                    <pic:cNvPr id="1049804208" name=""/>
-                    <pic:cNvPicPr/>
-                  </pic:nvPicPr>
-                  <pic:blipFill>
-                    <a:blip r:embed="rId37"/>
-                    <a:stretch>
-                      <a:fillRect/>
-                    </a:stretch>
-                  </pic:blipFill>
-                  <pic:spPr>
-                    <a:xfrm>
-                      <a:off x="0" y="0"/>
-                      <a:ext cx="5400040" cy="3914140"/>
-                    </a:xfrm>
-                    <a:prstGeom prst="rect">
-                      <a:avLst/>
-                    </a:prstGeom>
-                  </pic:spPr>
-                </pic:pic>
-              </a:graphicData>
-            </a:graphic>
-          </wp:inline>
-        </w:drawing>
-      </w:r>
     </w:p>
     <w:p>
       <w:pPr>
@@ -9609,7 +6996,7 @@
             <wp:extent cx="3893820" cy="891540"/>
             <wp:effectExtent l="0" t="0" r="0" b="3810"/>
             <wp:docPr id="1897936801" name="Imagen 26">
-              <a:hlinkClick xmlns:a="http://schemas.openxmlformats.org/drawingml/2006/main" r:id="rId38"/>
+              <a:hlinkClick xmlns:a="http://schemas.openxmlformats.org/drawingml/2006/main" r:id="rId29"/>
             </wp:docPr>
             <wp:cNvGraphicFramePr>
               <a:graphicFrameLocks xmlns:a="http://schemas.openxmlformats.org/drawingml/2006/main" noChangeAspect="1"/>
@@ -9619,14 +7006,14 @@
                 <pic:pic xmlns:pic="http://schemas.openxmlformats.org/drawingml/2006/picture">
                   <pic:nvPicPr>
                     <pic:cNvPr id="0" name="Picture 85">
-                      <a:hlinkClick r:id="rId38"/>
+                      <a:hlinkClick r:id="rId29"/>
                     </pic:cNvPr>
                     <pic:cNvPicPr>
                       <a:picLocks noChangeAspect="1" noChangeArrowheads="1"/>
                     </pic:cNvPicPr>
                   </pic:nvPicPr>
                   <pic:blipFill>
-                    <a:blip r:embed="rId39">
+                    <a:blip r:embed="rId30">
                       <a:extLst>
                         <a:ext uri="{28A0092B-C50C-407E-A947-70E740481C1C}">
                           <a14:useLocalDpi xmlns:a14="http://schemas.microsoft.com/office/drawing/2010/main" val="0"/>
@@ -9668,6 +7055,7 @@
         <w:rPr>
           <w:lang w:val="en-US"/>
         </w:rPr>
+        <w:lastRenderedPageBreak/>
         <w:t>Table: NEW_PRODUCTS</w:t>
       </w:r>
       <w:r>
@@ -9685,7 +7073,7 @@
             <wp:extent cx="3794760" cy="883920"/>
             <wp:effectExtent l="0" t="0" r="0" b="0"/>
             <wp:docPr id="885784717" name="Imagen 25">
-              <a:hlinkClick xmlns:a="http://schemas.openxmlformats.org/drawingml/2006/main" r:id="rId40"/>
+              <a:hlinkClick xmlns:a="http://schemas.openxmlformats.org/drawingml/2006/main" r:id="rId31"/>
             </wp:docPr>
             <wp:cNvGraphicFramePr>
               <a:graphicFrameLocks xmlns:a="http://schemas.openxmlformats.org/drawingml/2006/main" noChangeAspect="1"/>
@@ -9695,14 +7083,14 @@
                 <pic:pic xmlns:pic="http://schemas.openxmlformats.org/drawingml/2006/picture">
                   <pic:nvPicPr>
                     <pic:cNvPr id="0" name="Picture 86">
-                      <a:hlinkClick r:id="rId40"/>
+                      <a:hlinkClick r:id="rId31"/>
                     </pic:cNvPr>
                     <pic:cNvPicPr>
                       <a:picLocks noChangeAspect="1" noChangeArrowheads="1"/>
                     </pic:cNvPicPr>
                   </pic:nvPicPr>
                   <pic:blipFill>
-                    <a:blip r:embed="rId41">
+                    <a:blip r:embed="rId32">
                       <a:extLst>
                         <a:ext uri="{28A0092B-C50C-407E-A947-70E740481C1C}">
                           <a14:useLocalDpi xmlns:a14="http://schemas.microsoft.com/office/drawing/2010/main" val="0"/>
@@ -9822,7 +7210,6 @@
           <w:highlight w:val="yellow"/>
           <w:lang w:val="en-US"/>
         </w:rPr>
-        <w:lastRenderedPageBreak/>
         <w:t xml:space="preserve">SELECT </w:t>
       </w:r>
       <w:proofErr w:type="spellStart"/>
@@ -10078,46 +7465,6 @@
           <w:lang w:val="en-US"/>
         </w:rPr>
       </w:pPr>
-      <w:r>
-        <w:rPr>
-          <w:lang w:val="en-US"/>
-        </w:rPr>
-        <w:drawing>
-          <wp:inline distT="0" distB="0" distL="0" distR="0" wp14:anchorId="52AAB443" wp14:editId="4490CA77">
-            <wp:extent cx="5400040" cy="4243705"/>
-            <wp:effectExtent l="0" t="0" r="0" b="4445"/>
-            <wp:docPr id="1890886062" name="Imagen 1"/>
-            <wp:cNvGraphicFramePr>
-              <a:graphicFrameLocks xmlns:a="http://schemas.openxmlformats.org/drawingml/2006/main" noChangeAspect="1"/>
-            </wp:cNvGraphicFramePr>
-            <a:graphic xmlns:a="http://schemas.openxmlformats.org/drawingml/2006/main">
-              <a:graphicData uri="http://schemas.openxmlformats.org/drawingml/2006/picture">
-                <pic:pic xmlns:pic="http://schemas.openxmlformats.org/drawingml/2006/picture">
-                  <pic:nvPicPr>
-                    <pic:cNvPr id="1890886062" name=""/>
-                    <pic:cNvPicPr/>
-                  </pic:nvPicPr>
-                  <pic:blipFill>
-                    <a:blip r:embed="rId42"/>
-                    <a:stretch>
-                      <a:fillRect/>
-                    </a:stretch>
-                  </pic:blipFill>
-                  <pic:spPr>
-                    <a:xfrm>
-                      <a:off x="0" y="0"/>
-                      <a:ext cx="5400040" cy="4243705"/>
-                    </a:xfrm>
-                    <a:prstGeom prst="rect">
-                      <a:avLst/>
-                    </a:prstGeom>
-                  </pic:spPr>
-                </pic:pic>
-              </a:graphicData>
-            </a:graphic>
-          </wp:inline>
-        </w:drawing>
-      </w:r>
     </w:p>
     <w:p>
       <w:pPr>
@@ -10128,6 +7475,7 @@
       </w:pPr>
       <w:r>
         <w:rPr>
+          <w:noProof/>
           <w:lang w:val="en-US"/>
         </w:rPr>
         <w:drawing>
@@ -10146,7 +7494,7 @@
                     <pic:cNvPicPr/>
                   </pic:nvPicPr>
                   <pic:blipFill>
-                    <a:blip r:embed="rId43"/>
+                    <a:blip r:embed="rId33"/>
                     <a:stretch>
                       <a:fillRect/>
                     </a:stretch>
@@ -10194,7 +7542,6 @@
         <w:rPr>
           <w:lang w:val="en-US"/>
         </w:rPr>
-        <w:lastRenderedPageBreak/>
         <w:t>View and examine the following SQL query.</w:t>
       </w:r>
       <w:r>
@@ -10219,7 +7566,7 @@
             <wp:extent cx="3383280" cy="541020"/>
             <wp:effectExtent l="0" t="0" r="7620" b="0"/>
             <wp:docPr id="1549638915" name="Imagen 28">
-              <a:hlinkClick xmlns:a="http://schemas.openxmlformats.org/drawingml/2006/main" r:id="rId44"/>
+              <a:hlinkClick xmlns:a="http://schemas.openxmlformats.org/drawingml/2006/main" r:id="rId34"/>
             </wp:docPr>
             <wp:cNvGraphicFramePr>
               <a:graphicFrameLocks xmlns:a="http://schemas.openxmlformats.org/drawingml/2006/main" noChangeAspect="1"/>
@@ -10229,14 +7576,14 @@
                 <pic:pic xmlns:pic="http://schemas.openxmlformats.org/drawingml/2006/picture">
                   <pic:nvPicPr>
                     <pic:cNvPr id="0" name="Picture 94">
-                      <a:hlinkClick r:id="rId44"/>
+                      <a:hlinkClick r:id="rId34"/>
                     </pic:cNvPr>
                     <pic:cNvPicPr>
                       <a:picLocks noChangeAspect="1" noChangeArrowheads="1"/>
                     </pic:cNvPicPr>
                   </pic:nvPicPr>
                   <pic:blipFill>
-                    <a:blip r:embed="rId45">
+                    <a:blip r:embed="rId35">
                       <a:extLst>
                         <a:ext uri="{28A0092B-C50C-407E-A947-70E740481C1C}">
                           <a14:useLocalDpi xmlns:a14="http://schemas.microsoft.com/office/drawing/2010/main" val="0"/>
@@ -10380,6 +7727,7 @@
           <w:highlight w:val="yellow"/>
           <w:lang w:val="en-US"/>
         </w:rPr>
+        <w:lastRenderedPageBreak/>
         <w:t>Store the query in a script and pass the substitution value to the script when executing it.</w:t>
       </w:r>
     </w:p>
@@ -10438,51 +7786,10 @@
     </w:p>
     <w:p>
       <w:pPr>
-        <w:ind w:left="360"/>
-        <w:rPr>
-          <w:lang w:val="en-US"/>
-        </w:rPr>
-      </w:pPr>
-      <w:r>
-        <w:rPr>
-          <w:lang w:val="en-US"/>
-        </w:rPr>
-        <w:drawing>
-          <wp:inline distT="0" distB="0" distL="0" distR="0" wp14:anchorId="7A63DA8C" wp14:editId="01CF384D">
-            <wp:extent cx="5400040" cy="3329940"/>
-            <wp:effectExtent l="0" t="0" r="0" b="3810"/>
-            <wp:docPr id="1565687021" name="Imagen 1"/>
-            <wp:cNvGraphicFramePr>
-              <a:graphicFrameLocks xmlns:a="http://schemas.openxmlformats.org/drawingml/2006/main" noChangeAspect="1"/>
-            </wp:cNvGraphicFramePr>
-            <a:graphic xmlns:a="http://schemas.openxmlformats.org/drawingml/2006/main">
-              <a:graphicData uri="http://schemas.openxmlformats.org/drawingml/2006/picture">
-                <pic:pic xmlns:pic="http://schemas.openxmlformats.org/drawingml/2006/picture">
-                  <pic:nvPicPr>
-                    <pic:cNvPr id="1565687021" name=""/>
-                    <pic:cNvPicPr/>
-                  </pic:nvPicPr>
-                  <pic:blipFill>
-                    <a:blip r:embed="rId46"/>
-                    <a:stretch>
-                      <a:fillRect/>
-                    </a:stretch>
-                  </pic:blipFill>
-                  <pic:spPr>
-                    <a:xfrm>
-                      <a:off x="0" y="0"/>
-                      <a:ext cx="5400040" cy="3329940"/>
-                    </a:xfrm>
-                    <a:prstGeom prst="rect">
-                      <a:avLst/>
-                    </a:prstGeom>
-                  </pic:spPr>
-                </pic:pic>
-              </a:graphicData>
-            </a:graphic>
-          </wp:inline>
-        </w:drawing>
-      </w:r>
+        <w:rPr>
+          <w:lang w:val="en-US"/>
+        </w:rPr>
+      </w:pPr>
     </w:p>
     <w:p>
       <w:pPr>
@@ -10555,7 +7862,6 @@
       </w:pPr>
       <w:proofErr w:type="spellStart"/>
       <w:r>
-        <w:lastRenderedPageBreak/>
         <w:t>It</w:t>
       </w:r>
       <w:proofErr w:type="spellEnd"/>
@@ -10611,46 +7917,6 @@
           <w:lang w:val="en-US"/>
         </w:rPr>
       </w:pPr>
-      <w:r>
-        <w:rPr>
-          <w:lang w:val="en-US"/>
-        </w:rPr>
-        <w:drawing>
-          <wp:inline distT="0" distB="0" distL="0" distR="0" wp14:anchorId="2CB6AFFD" wp14:editId="34EC0F1C">
-            <wp:extent cx="5400040" cy="3102610"/>
-            <wp:effectExtent l="0" t="0" r="0" b="2540"/>
-            <wp:docPr id="2125602168" name="Imagen 1"/>
-            <wp:cNvGraphicFramePr>
-              <a:graphicFrameLocks xmlns:a="http://schemas.openxmlformats.org/drawingml/2006/main" noChangeAspect="1"/>
-            </wp:cNvGraphicFramePr>
-            <a:graphic xmlns:a="http://schemas.openxmlformats.org/drawingml/2006/main">
-              <a:graphicData uri="http://schemas.openxmlformats.org/drawingml/2006/picture">
-                <pic:pic xmlns:pic="http://schemas.openxmlformats.org/drawingml/2006/picture">
-                  <pic:nvPicPr>
-                    <pic:cNvPr id="2125602168" name=""/>
-                    <pic:cNvPicPr/>
-                  </pic:nvPicPr>
-                  <pic:blipFill>
-                    <a:blip r:embed="rId47"/>
-                    <a:stretch>
-                      <a:fillRect/>
-                    </a:stretch>
-                  </pic:blipFill>
-                  <pic:spPr>
-                    <a:xfrm>
-                      <a:off x="0" y="0"/>
-                      <a:ext cx="5400040" cy="3102610"/>
-                    </a:xfrm>
-                    <a:prstGeom prst="rect">
-                      <a:avLst/>
-                    </a:prstGeom>
-                  </pic:spPr>
-                </pic:pic>
-              </a:graphicData>
-            </a:graphic>
-          </wp:inline>
-        </w:drawing>
-      </w:r>
     </w:p>
     <w:p>
       <w:pPr>
@@ -10703,7 +7969,7 @@
             <wp:extent cx="5400040" cy="1910080"/>
             <wp:effectExtent l="0" t="0" r="0" b="0"/>
             <wp:docPr id="1241025496" name="Imagen 30">
-              <a:hlinkClick xmlns:a="http://schemas.openxmlformats.org/drawingml/2006/main" r:id="rId48"/>
+              <a:hlinkClick xmlns:a="http://schemas.openxmlformats.org/drawingml/2006/main" r:id="rId36"/>
             </wp:docPr>
             <wp:cNvGraphicFramePr>
               <a:graphicFrameLocks xmlns:a="http://schemas.openxmlformats.org/drawingml/2006/main" noChangeAspect="1"/>
@@ -10713,14 +7979,14 @@
                 <pic:pic xmlns:pic="http://schemas.openxmlformats.org/drawingml/2006/picture">
                   <pic:nvPicPr>
                     <pic:cNvPr id="0" name="Picture 101">
-                      <a:hlinkClick r:id="rId48"/>
+                      <a:hlinkClick r:id="rId36"/>
                     </pic:cNvPr>
                     <pic:cNvPicPr>
                       <a:picLocks noChangeAspect="1" noChangeArrowheads="1"/>
                     </pic:cNvPicPr>
                   </pic:nvPicPr>
                   <pic:blipFill>
-                    <a:blip r:embed="rId49">
+                    <a:blip r:embed="rId37">
                       <a:extLst>
                         <a:ext uri="{28A0092B-C50C-407E-A947-70E740481C1C}">
                           <a14:useLocalDpi xmlns:a14="http://schemas.microsoft.com/office/drawing/2010/main" val="0"/>
@@ -10846,6 +8112,7 @@
           <w:highlight w:val="yellow"/>
           <w:lang w:val="en-US"/>
         </w:rPr>
+        <w:lastRenderedPageBreak/>
         <w:t xml:space="preserve">It would remain disabled and </w:t>
       </w:r>
       <w:proofErr w:type="gramStart"/>
@@ -10863,56 +8130,6 @@
           <w:lang w:val="en-US"/>
         </w:rPr>
         <w:t xml:space="preserve"> be enabled manually using the ALTER TABLE command.</w:t>
-      </w:r>
-    </w:p>
-    <w:p>
-      <w:pPr>
-        <w:ind w:left="360"/>
-        <w:rPr>
-          <w:highlight w:val="yellow"/>
-          <w:lang w:val="en-US"/>
-        </w:rPr>
-      </w:pPr>
-      <w:r>
-        <w:rPr>
-          <w:lang w:val="en-US"/>
-        </w:rPr>
-        <w:lastRenderedPageBreak/>
-        <w:drawing>
-          <wp:inline distT="0" distB="0" distL="0" distR="0" wp14:anchorId="25EB4C80" wp14:editId="7E968E6C">
-            <wp:extent cx="5400040" cy="1816735"/>
-            <wp:effectExtent l="0" t="0" r="0" b="0"/>
-            <wp:docPr id="1923415418" name="Imagen 1"/>
-            <wp:cNvGraphicFramePr>
-              <a:graphicFrameLocks xmlns:a="http://schemas.openxmlformats.org/drawingml/2006/main" noChangeAspect="1"/>
-            </wp:cNvGraphicFramePr>
-            <a:graphic xmlns:a="http://schemas.openxmlformats.org/drawingml/2006/main">
-              <a:graphicData uri="http://schemas.openxmlformats.org/drawingml/2006/picture">
-                <pic:pic xmlns:pic="http://schemas.openxmlformats.org/drawingml/2006/picture">
-                  <pic:nvPicPr>
-                    <pic:cNvPr id="1923415418" name=""/>
-                    <pic:cNvPicPr/>
-                  </pic:nvPicPr>
-                  <pic:blipFill>
-                    <a:blip r:embed="rId50"/>
-                    <a:stretch>
-                      <a:fillRect/>
-                    </a:stretch>
-                  </pic:blipFill>
-                  <pic:spPr>
-                    <a:xfrm>
-                      <a:off x="0" y="0"/>
-                      <a:ext cx="5400040" cy="1816735"/>
-                    </a:xfrm>
-                    <a:prstGeom prst="rect">
-                      <a:avLst/>
-                    </a:prstGeom>
-                  </pic:spPr>
-                </pic:pic>
-              </a:graphicData>
-            </a:graphic>
-          </wp:inline>
-        </w:drawing>
       </w:r>
     </w:p>
     <w:p>
@@ -11071,46 +8288,6 @@
           <w:lang w:val="en-US"/>
         </w:rPr>
       </w:pPr>
-      <w:r>
-        <w:rPr>
-          <w:lang w:val="en-US"/>
-        </w:rPr>
-        <w:drawing>
-          <wp:inline distT="0" distB="0" distL="0" distR="0" wp14:anchorId="07AAA370" wp14:editId="42C7FC75">
-            <wp:extent cx="5400040" cy="2009775"/>
-            <wp:effectExtent l="0" t="0" r="0" b="9525"/>
-            <wp:docPr id="1215565604" name="Imagen 1"/>
-            <wp:cNvGraphicFramePr>
-              <a:graphicFrameLocks xmlns:a="http://schemas.openxmlformats.org/drawingml/2006/main" noChangeAspect="1"/>
-            </wp:cNvGraphicFramePr>
-            <a:graphic xmlns:a="http://schemas.openxmlformats.org/drawingml/2006/main">
-              <a:graphicData uri="http://schemas.openxmlformats.org/drawingml/2006/picture">
-                <pic:pic xmlns:pic="http://schemas.openxmlformats.org/drawingml/2006/picture">
-                  <pic:nvPicPr>
-                    <pic:cNvPr id="1215565604" name=""/>
-                    <pic:cNvPicPr/>
-                  </pic:nvPicPr>
-                  <pic:blipFill>
-                    <a:blip r:embed="rId51"/>
-                    <a:stretch>
-                      <a:fillRect/>
-                    </a:stretch>
-                  </pic:blipFill>
-                  <pic:spPr>
-                    <a:xfrm>
-                      <a:off x="0" y="0"/>
-                      <a:ext cx="5400040" cy="2009775"/>
-                    </a:xfrm>
-                    <a:prstGeom prst="rect">
-                      <a:avLst/>
-                    </a:prstGeom>
-                  </pic:spPr>
-                </pic:pic>
-              </a:graphicData>
-            </a:graphic>
-          </wp:inline>
-        </w:drawing>
-      </w:r>
     </w:p>
     <w:p>
       <w:pPr>
@@ -11139,7 +8316,6 @@
         <w:rPr>
           <w:lang w:val="en-US"/>
         </w:rPr>
-        <w:lastRenderedPageBreak/>
         <w:t>View and examine the structure of the PROMOTIONS table.</w:t>
       </w:r>
       <w:r>
@@ -11164,7 +8340,7 @@
             <wp:extent cx="4419600" cy="1935480"/>
             <wp:effectExtent l="0" t="0" r="0" b="7620"/>
             <wp:docPr id="1314295421" name="Imagen 32">
-              <a:hlinkClick xmlns:a="http://schemas.openxmlformats.org/drawingml/2006/main" r:id="rId52"/>
+              <a:hlinkClick xmlns:a="http://schemas.openxmlformats.org/drawingml/2006/main" r:id="rId38"/>
             </wp:docPr>
             <wp:cNvGraphicFramePr>
               <a:graphicFrameLocks xmlns:a="http://schemas.openxmlformats.org/drawingml/2006/main" noChangeAspect="1"/>
@@ -11174,14 +8350,14 @@
                 <pic:pic xmlns:pic="http://schemas.openxmlformats.org/drawingml/2006/picture">
                   <pic:nvPicPr>
                     <pic:cNvPr id="0" name="Picture 108">
-                      <a:hlinkClick r:id="rId52"/>
+                      <a:hlinkClick r:id="rId38"/>
                     </pic:cNvPr>
                     <pic:cNvPicPr>
                       <a:picLocks noChangeAspect="1" noChangeArrowheads="1"/>
                     </pic:cNvPicPr>
                   </pic:nvPicPr>
                   <pic:blipFill>
-                    <a:blip r:embed="rId53">
+                    <a:blip r:embed="rId39">
                       <a:extLst>
                         <a:ext uri="{28A0092B-C50C-407E-A947-70E740481C1C}">
                           <a14:useLocalDpi xmlns:a14="http://schemas.microsoft.com/office/drawing/2010/main" val="0"/>
@@ -11479,6 +8655,7 @@
           <w:highlight w:val="yellow"/>
           <w:lang w:val="en-US"/>
         </w:rPr>
+        <w:lastRenderedPageBreak/>
         <w:t xml:space="preserve">SELECT </w:t>
       </w:r>
       <w:proofErr w:type="spellStart"/>
@@ -11687,49 +8864,6 @@
           <w:lang w:val="en-US"/>
         </w:rPr>
       </w:pPr>
-      <w:r>
-        <w:rPr>
-          <w:b/>
-          <w:bCs/>
-          <w:lang w:val="en-US"/>
-        </w:rPr>
-        <w:lastRenderedPageBreak/>
-        <w:drawing>
-          <wp:inline distT="0" distB="0" distL="0" distR="0" wp14:anchorId="525E91DC" wp14:editId="3058C806">
-            <wp:extent cx="5400040" cy="3919855"/>
-            <wp:effectExtent l="0" t="0" r="0" b="4445"/>
-            <wp:docPr id="437765584" name="Imagen 1"/>
-            <wp:cNvGraphicFramePr>
-              <a:graphicFrameLocks xmlns:a="http://schemas.openxmlformats.org/drawingml/2006/main" noChangeAspect="1"/>
-            </wp:cNvGraphicFramePr>
-            <a:graphic xmlns:a="http://schemas.openxmlformats.org/drawingml/2006/main">
-              <a:graphicData uri="http://schemas.openxmlformats.org/drawingml/2006/picture">
-                <pic:pic xmlns:pic="http://schemas.openxmlformats.org/drawingml/2006/picture">
-                  <pic:nvPicPr>
-                    <pic:cNvPr id="437765584" name=""/>
-                    <pic:cNvPicPr/>
-                  </pic:nvPicPr>
-                  <pic:blipFill>
-                    <a:blip r:embed="rId54"/>
-                    <a:stretch>
-                      <a:fillRect/>
-                    </a:stretch>
-                  </pic:blipFill>
-                  <pic:spPr>
-                    <a:xfrm>
-                      <a:off x="0" y="0"/>
-                      <a:ext cx="5400040" cy="3919855"/>
-                    </a:xfrm>
-                    <a:prstGeom prst="rect">
-                      <a:avLst/>
-                    </a:prstGeom>
-                  </pic:spPr>
-                </pic:pic>
-              </a:graphicData>
-            </a:graphic>
-          </wp:inline>
-        </w:drawing>
-      </w:r>
     </w:p>
     <w:p>
       <w:pPr>
@@ -11879,53 +9013,11 @@
     </w:p>
     <w:p>
       <w:pPr>
-        <w:ind w:left="360"/>
-        <w:rPr>
-          <w:highlight w:val="yellow"/>
-          <w:lang w:val="en-US"/>
-        </w:rPr>
-      </w:pPr>
-      <w:r>
-        <w:rPr>
-          <w:lang w:val="en-US"/>
-        </w:rPr>
-        <w:lastRenderedPageBreak/>
-        <w:drawing>
-          <wp:inline distT="0" distB="0" distL="0" distR="0" wp14:anchorId="60E1FA48" wp14:editId="7A726DFB">
-            <wp:extent cx="5400040" cy="3347720"/>
-            <wp:effectExtent l="0" t="0" r="0" b="5080"/>
-            <wp:docPr id="1173609561" name="Imagen 1"/>
-            <wp:cNvGraphicFramePr>
-              <a:graphicFrameLocks xmlns:a="http://schemas.openxmlformats.org/drawingml/2006/main" noChangeAspect="1"/>
-            </wp:cNvGraphicFramePr>
-            <a:graphic xmlns:a="http://schemas.openxmlformats.org/drawingml/2006/main">
-              <a:graphicData uri="http://schemas.openxmlformats.org/drawingml/2006/picture">
-                <pic:pic xmlns:pic="http://schemas.openxmlformats.org/drawingml/2006/picture">
-                  <pic:nvPicPr>
-                    <pic:cNvPr id="1173609561" name=""/>
-                    <pic:cNvPicPr/>
-                  </pic:nvPicPr>
-                  <pic:blipFill>
-                    <a:blip r:embed="rId55"/>
-                    <a:stretch>
-                      <a:fillRect/>
-                    </a:stretch>
-                  </pic:blipFill>
-                  <pic:spPr>
-                    <a:xfrm>
-                      <a:off x="0" y="0"/>
-                      <a:ext cx="5400040" cy="3347720"/>
-                    </a:xfrm>
-                    <a:prstGeom prst="rect">
-                      <a:avLst/>
-                    </a:prstGeom>
-                  </pic:spPr>
-                </pic:pic>
-              </a:graphicData>
-            </a:graphic>
-          </wp:inline>
-        </w:drawing>
-      </w:r>
+        <w:rPr>
+          <w:highlight w:val="yellow"/>
+          <w:lang w:val="en-US"/>
+        </w:rPr>
+      </w:pPr>
     </w:p>
     <w:p>
       <w:pPr>
@@ -12047,47 +9139,6 @@
           <w:lang w:val="en-US"/>
         </w:rPr>
       </w:pPr>
-      <w:r>
-        <w:rPr>
-          <w:lang w:val="en-US"/>
-        </w:rPr>
-        <w:lastRenderedPageBreak/>
-        <w:drawing>
-          <wp:inline distT="0" distB="0" distL="0" distR="0" wp14:anchorId="340560A3" wp14:editId="26CCCA71">
-            <wp:extent cx="5400040" cy="4064635"/>
-            <wp:effectExtent l="0" t="0" r="0" b="0"/>
-            <wp:docPr id="1349716896" name="Imagen 1"/>
-            <wp:cNvGraphicFramePr>
-              <a:graphicFrameLocks xmlns:a="http://schemas.openxmlformats.org/drawingml/2006/main" noChangeAspect="1"/>
-            </wp:cNvGraphicFramePr>
-            <a:graphic xmlns:a="http://schemas.openxmlformats.org/drawingml/2006/main">
-              <a:graphicData uri="http://schemas.openxmlformats.org/drawingml/2006/picture">
-                <pic:pic xmlns:pic="http://schemas.openxmlformats.org/drawingml/2006/picture">
-                  <pic:nvPicPr>
-                    <pic:cNvPr id="1349716896" name=""/>
-                    <pic:cNvPicPr/>
-                  </pic:nvPicPr>
-                  <pic:blipFill>
-                    <a:blip r:embed="rId56"/>
-                    <a:stretch>
-                      <a:fillRect/>
-                    </a:stretch>
-                  </pic:blipFill>
-                  <pic:spPr>
-                    <a:xfrm>
-                      <a:off x="0" y="0"/>
-                      <a:ext cx="5400040" cy="4064635"/>
-                    </a:xfrm>
-                    <a:prstGeom prst="rect">
-                      <a:avLst/>
-                    </a:prstGeom>
-                  </pic:spPr>
-                </pic:pic>
-              </a:graphicData>
-            </a:graphic>
-          </wp:inline>
-        </w:drawing>
-      </w:r>
     </w:p>
     <w:p>
       <w:pPr>
@@ -12123,6 +9174,12 @@
           <w:lang w:val="en-US"/>
         </w:rPr>
         <w:br/>
+      </w:r>
+      <w:r>
+        <w:rPr>
+          <w:lang w:val="en-US"/>
+        </w:rPr>
+        <w:lastRenderedPageBreak/>
         <w:t>Table: MEMBERS</w:t>
       </w:r>
       <w:r>
@@ -12140,7 +9197,7 @@
             <wp:extent cx="3848100" cy="1402080"/>
             <wp:effectExtent l="0" t="0" r="0" b="7620"/>
             <wp:docPr id="1853828821" name="Imagen 36">
-              <a:hlinkClick xmlns:a="http://schemas.openxmlformats.org/drawingml/2006/main" r:id="rId57"/>
+              <a:hlinkClick xmlns:a="http://schemas.openxmlformats.org/drawingml/2006/main" r:id="rId40"/>
             </wp:docPr>
             <wp:cNvGraphicFramePr>
               <a:graphicFrameLocks xmlns:a="http://schemas.openxmlformats.org/drawingml/2006/main" noChangeAspect="1"/>
@@ -12150,14 +9207,14 @@
                 <pic:pic xmlns:pic="http://schemas.openxmlformats.org/drawingml/2006/picture">
                   <pic:nvPicPr>
                     <pic:cNvPr id="0" name="Picture 120">
-                      <a:hlinkClick r:id="rId57"/>
+                      <a:hlinkClick r:id="rId40"/>
                     </pic:cNvPr>
                     <pic:cNvPicPr>
                       <a:picLocks noChangeAspect="1" noChangeArrowheads="1"/>
                     </pic:cNvPicPr>
                   </pic:nvPicPr>
                   <pic:blipFill>
-                    <a:blip r:embed="rId58">
+                    <a:blip r:embed="rId41">
                       <a:extLst>
                         <a:ext uri="{28A0092B-C50C-407E-A947-70E740481C1C}">
                           <a14:useLocalDpi xmlns:a14="http://schemas.microsoft.com/office/drawing/2010/main" val="0"/>
@@ -12223,7 +9280,7 @@
             <wp:extent cx="2636520" cy="731520"/>
             <wp:effectExtent l="0" t="0" r="0" b="0"/>
             <wp:docPr id="152137941" name="Imagen 35">
-              <a:hlinkClick xmlns:a="http://schemas.openxmlformats.org/drawingml/2006/main" r:id="rId59"/>
+              <a:hlinkClick xmlns:a="http://schemas.openxmlformats.org/drawingml/2006/main" r:id="rId42"/>
             </wp:docPr>
             <wp:cNvGraphicFramePr>
               <a:graphicFrameLocks xmlns:a="http://schemas.openxmlformats.org/drawingml/2006/main" noChangeAspect="1"/>
@@ -12233,14 +9290,14 @@
                 <pic:pic xmlns:pic="http://schemas.openxmlformats.org/drawingml/2006/picture">
                   <pic:nvPicPr>
                     <pic:cNvPr id="0" name="Picture 121">
-                      <a:hlinkClick r:id="rId59"/>
+                      <a:hlinkClick r:id="rId42"/>
                     </pic:cNvPr>
                     <pic:cNvPicPr>
                       <a:picLocks noChangeAspect="1" noChangeArrowheads="1"/>
                     </pic:cNvPicPr>
                   </pic:nvPicPr>
                   <pic:blipFill>
-                    <a:blip r:embed="rId60">
+                    <a:blip r:embed="rId43">
                       <a:extLst>
                         <a:ext uri="{28A0092B-C50C-407E-A947-70E740481C1C}">
                           <a14:useLocalDpi xmlns:a14="http://schemas.microsoft.com/office/drawing/2010/main" val="0"/>
@@ -12356,7 +9413,6 @@
         <w:rPr>
           <w:lang w:val="en-US"/>
         </w:rPr>
-        <w:lastRenderedPageBreak/>
         <w:t>It fails because a column number and a column alias cannot be used together in the ORDER BY clause.</w:t>
       </w:r>
     </w:p>
@@ -12400,46 +9456,6 @@
           <w:lang w:val="en-US"/>
         </w:rPr>
       </w:pPr>
-      <w:r>
-        <w:rPr>
-          <w:lang w:val="en-US"/>
-        </w:rPr>
-        <w:drawing>
-          <wp:inline distT="0" distB="0" distL="0" distR="0" wp14:anchorId="4246DCC2" wp14:editId="2A21C7E1">
-            <wp:extent cx="5400040" cy="2537460"/>
-            <wp:effectExtent l="0" t="0" r="0" b="0"/>
-            <wp:docPr id="1174113464" name="Imagen 1"/>
-            <wp:cNvGraphicFramePr>
-              <a:graphicFrameLocks xmlns:a="http://schemas.openxmlformats.org/drawingml/2006/main" noChangeAspect="1"/>
-            </wp:cNvGraphicFramePr>
-            <a:graphic xmlns:a="http://schemas.openxmlformats.org/drawingml/2006/main">
-              <a:graphicData uri="http://schemas.openxmlformats.org/drawingml/2006/picture">
-                <pic:pic xmlns:pic="http://schemas.openxmlformats.org/drawingml/2006/picture">
-                  <pic:nvPicPr>
-                    <pic:cNvPr id="1174113464" name=""/>
-                    <pic:cNvPicPr/>
-                  </pic:nvPicPr>
-                  <pic:blipFill>
-                    <a:blip r:embed="rId61"/>
-                    <a:stretch>
-                      <a:fillRect/>
-                    </a:stretch>
-                  </pic:blipFill>
-                  <pic:spPr>
-                    <a:xfrm>
-                      <a:off x="0" y="0"/>
-                      <a:ext cx="5400040" cy="2537460"/>
-                    </a:xfrm>
-                    <a:prstGeom prst="rect">
-                      <a:avLst/>
-                    </a:prstGeom>
-                  </pic:spPr>
-                </pic:pic>
-              </a:graphicData>
-            </a:graphic>
-          </wp:inline>
-        </w:drawing>
-      </w:r>
     </w:p>
     <w:p>
       <w:pPr>
@@ -12492,7 +9508,7 @@
             <wp:extent cx="3672840" cy="1234440"/>
             <wp:effectExtent l="0" t="0" r="3810" b="3810"/>
             <wp:docPr id="1078398997" name="Imagen 40">
-              <a:hlinkClick xmlns:a="http://schemas.openxmlformats.org/drawingml/2006/main" r:id="rId62"/>
+              <a:hlinkClick xmlns:a="http://schemas.openxmlformats.org/drawingml/2006/main" r:id="rId44"/>
             </wp:docPr>
             <wp:cNvGraphicFramePr>
               <a:graphicFrameLocks xmlns:a="http://schemas.openxmlformats.org/drawingml/2006/main" noChangeAspect="1"/>
@@ -12502,14 +9518,14 @@
                 <pic:pic xmlns:pic="http://schemas.openxmlformats.org/drawingml/2006/picture">
                   <pic:nvPicPr>
                     <pic:cNvPr id="0" name="Picture 134">
-                      <a:hlinkClick r:id="rId62"/>
+                      <a:hlinkClick r:id="rId44"/>
                     </pic:cNvPr>
                     <pic:cNvPicPr>
                       <a:picLocks noChangeAspect="1" noChangeArrowheads="1"/>
                     </pic:cNvPicPr>
                   </pic:nvPicPr>
                   <pic:blipFill>
-                    <a:blip r:embed="rId63">
+                    <a:blip r:embed="rId45">
                       <a:extLst>
                         <a:ext uri="{28A0092B-C50C-407E-A947-70E740481C1C}">
                           <a14:useLocalDpi xmlns:a14="http://schemas.microsoft.com/office/drawing/2010/main" val="0"/>
@@ -12551,6 +9567,7 @@
         <w:rPr>
           <w:lang w:val="en-US"/>
         </w:rPr>
+        <w:lastRenderedPageBreak/>
         <w:t>Table: CUSTOMERS</w:t>
       </w:r>
       <w:r>
@@ -12568,7 +9585,7 @@
             <wp:extent cx="4069080" cy="1310640"/>
             <wp:effectExtent l="0" t="0" r="7620" b="3810"/>
             <wp:docPr id="1302089472" name="Imagen 39">
-              <a:hlinkClick xmlns:a="http://schemas.openxmlformats.org/drawingml/2006/main" r:id="rId64"/>
+              <a:hlinkClick xmlns:a="http://schemas.openxmlformats.org/drawingml/2006/main" r:id="rId46"/>
             </wp:docPr>
             <wp:cNvGraphicFramePr>
               <a:graphicFrameLocks xmlns:a="http://schemas.openxmlformats.org/drawingml/2006/main" noChangeAspect="1"/>
@@ -12578,14 +9595,14 @@
                 <pic:pic xmlns:pic="http://schemas.openxmlformats.org/drawingml/2006/picture">
                   <pic:nvPicPr>
                     <pic:cNvPr id="0" name="Picture 135">
-                      <a:hlinkClick r:id="rId64"/>
+                      <a:hlinkClick r:id="rId46"/>
                     </pic:cNvPr>
                     <pic:cNvPicPr>
                       <a:picLocks noChangeAspect="1" noChangeArrowheads="1"/>
                     </pic:cNvPicPr>
                   </pic:nvPicPr>
                   <pic:blipFill>
-                    <a:blip r:embed="rId65">
+                    <a:blip r:embed="rId47">
                       <a:extLst>
                         <a:ext uri="{28A0092B-C50C-407E-A947-70E740481C1C}">
                           <a14:useLocalDpi xmlns:a14="http://schemas.microsoft.com/office/drawing/2010/main" val="0"/>
@@ -12654,7 +9671,6 @@
         <w:rPr>
           <w:lang w:val="en-US"/>
         </w:rPr>
-        <w:lastRenderedPageBreak/>
         <w:t>Identity</w:t>
       </w:r>
       <w:proofErr w:type="gramEnd"/>
@@ -13241,46 +10257,6 @@
           <w:lang w:val="en-US"/>
         </w:rPr>
       </w:pPr>
-      <w:r>
-        <w:rPr>
-          <w:lang w:val="en-US"/>
-        </w:rPr>
-        <w:drawing>
-          <wp:inline distT="0" distB="0" distL="0" distR="0" wp14:anchorId="2D99857C" wp14:editId="470FC664">
-            <wp:extent cx="5400040" cy="3962400"/>
-            <wp:effectExtent l="0" t="0" r="0" b="0"/>
-            <wp:docPr id="63828660" name="Imagen 1"/>
-            <wp:cNvGraphicFramePr>
-              <a:graphicFrameLocks xmlns:a="http://schemas.openxmlformats.org/drawingml/2006/main" noChangeAspect="1"/>
-            </wp:cNvGraphicFramePr>
-            <a:graphic xmlns:a="http://schemas.openxmlformats.org/drawingml/2006/main">
-              <a:graphicData uri="http://schemas.openxmlformats.org/drawingml/2006/picture">
-                <pic:pic xmlns:pic="http://schemas.openxmlformats.org/drawingml/2006/picture">
-                  <pic:nvPicPr>
-                    <pic:cNvPr id="63828660" name=""/>
-                    <pic:cNvPicPr/>
-                  </pic:nvPicPr>
-                  <pic:blipFill>
-                    <a:blip r:embed="rId66"/>
-                    <a:stretch>
-                      <a:fillRect/>
-                    </a:stretch>
-                  </pic:blipFill>
-                  <pic:spPr>
-                    <a:xfrm>
-                      <a:off x="0" y="0"/>
-                      <a:ext cx="5400040" cy="3962400"/>
-                    </a:xfrm>
-                    <a:prstGeom prst="rect">
-                      <a:avLst/>
-                    </a:prstGeom>
-                  </pic:spPr>
-                </pic:pic>
-              </a:graphicData>
-            </a:graphic>
-          </wp:inline>
-        </w:drawing>
-      </w:r>
     </w:p>
     <w:p>
       <w:pPr>
@@ -13309,33 +10285,33 @@
         <w:rPr>
           <w:lang w:val="en-US"/>
         </w:rPr>
+        <w:t>View and examine the following SQL exhibit and the available responses.</w:t>
+      </w:r>
+    </w:p>
+    <w:p>
+      <w:pPr>
+        <w:rPr>
+          <w:lang w:val="en-US"/>
+        </w:rPr>
+      </w:pPr>
+      <w:r>
+        <w:rPr>
+          <w:lang w:val="en-US"/>
+        </w:rPr>
+        <w:t>Required: Match the relationship examples which follow.</w:t>
+      </w:r>
+    </w:p>
+    <w:p>
+      <w:pPr>
+        <w:rPr>
+          <w:lang w:val="en-US"/>
+        </w:rPr>
+      </w:pPr>
+      <w:r>
+        <w:rPr>
+          <w:lang w:val="en-US"/>
+        </w:rPr>
         <w:lastRenderedPageBreak/>
-        <w:t>View and examine the following SQL exhibit and the available responses.</w:t>
-      </w:r>
-    </w:p>
-    <w:p>
-      <w:pPr>
-        <w:rPr>
-          <w:lang w:val="en-US"/>
-        </w:rPr>
-      </w:pPr>
-      <w:r>
-        <w:rPr>
-          <w:lang w:val="en-US"/>
-        </w:rPr>
-        <w:t>Required: Match the relationship examples which follow.</w:t>
-      </w:r>
-    </w:p>
-    <w:p>
-      <w:pPr>
-        <w:rPr>
-          <w:lang w:val="en-US"/>
-        </w:rPr>
-      </w:pPr>
-      <w:r>
-        <w:rPr>
-          <w:lang w:val="en-US"/>
-        </w:rPr>
         <w:t>Exhibit: 1</w:t>
       </w:r>
       <w:r>
@@ -13353,7 +10329,7 @@
             <wp:extent cx="2865120" cy="769620"/>
             <wp:effectExtent l="0" t="0" r="0" b="0"/>
             <wp:docPr id="799930282" name="Imagen 42">
-              <a:hlinkClick xmlns:a="http://schemas.openxmlformats.org/drawingml/2006/main" r:id="rId67"/>
+              <a:hlinkClick xmlns:a="http://schemas.openxmlformats.org/drawingml/2006/main" r:id="rId48"/>
             </wp:docPr>
             <wp:cNvGraphicFramePr>
               <a:graphicFrameLocks xmlns:a="http://schemas.openxmlformats.org/drawingml/2006/main" noChangeAspect="1"/>
@@ -13363,14 +10339,14 @@
                 <pic:pic xmlns:pic="http://schemas.openxmlformats.org/drawingml/2006/picture">
                   <pic:nvPicPr>
                     <pic:cNvPr id="0" name="Picture 143">
-                      <a:hlinkClick r:id="rId67"/>
+                      <a:hlinkClick r:id="rId48"/>
                     </pic:cNvPr>
                     <pic:cNvPicPr>
                       <a:picLocks noChangeAspect="1" noChangeArrowheads="1"/>
                     </pic:cNvPicPr>
                   </pic:nvPicPr>
                   <pic:blipFill>
-                    <a:blip r:embed="rId68">
+                    <a:blip r:embed="rId49">
                       <a:extLst>
                         <a:ext uri="{28A0092B-C50C-407E-A947-70E740481C1C}">
                           <a14:useLocalDpi xmlns:a14="http://schemas.microsoft.com/office/drawing/2010/main" val="0"/>
@@ -13465,45 +10441,7 @@
         <w:t>1-d, 2-b, 3-a, and 4-c</w:t>
       </w:r>
     </w:p>
-    <w:p>
-      <w:r>
-        <w:drawing>
-          <wp:inline distT="0" distB="0" distL="0" distR="0" wp14:anchorId="1AA0638B" wp14:editId="29034F5E">
-            <wp:extent cx="5400040" cy="2832735"/>
-            <wp:effectExtent l="0" t="0" r="0" b="5715"/>
-            <wp:docPr id="153239053" name="Imagen 1"/>
-            <wp:cNvGraphicFramePr>
-              <a:graphicFrameLocks xmlns:a="http://schemas.openxmlformats.org/drawingml/2006/main" noChangeAspect="1"/>
-            </wp:cNvGraphicFramePr>
-            <a:graphic xmlns:a="http://schemas.openxmlformats.org/drawingml/2006/main">
-              <a:graphicData uri="http://schemas.openxmlformats.org/drawingml/2006/picture">
-                <pic:pic xmlns:pic="http://schemas.openxmlformats.org/drawingml/2006/picture">
-                  <pic:nvPicPr>
-                    <pic:cNvPr id="153239053" name=""/>
-                    <pic:cNvPicPr/>
-                  </pic:nvPicPr>
-                  <pic:blipFill>
-                    <a:blip r:embed="rId69"/>
-                    <a:stretch>
-                      <a:fillRect/>
-                    </a:stretch>
-                  </pic:blipFill>
-                  <pic:spPr>
-                    <a:xfrm>
-                      <a:off x="0" y="0"/>
-                      <a:ext cx="5400040" cy="2832735"/>
-                    </a:xfrm>
-                    <a:prstGeom prst="rect">
-                      <a:avLst/>
-                    </a:prstGeom>
-                  </pic:spPr>
-                </pic:pic>
-              </a:graphicData>
-            </a:graphic>
-          </wp:inline>
-        </w:drawing>
-      </w:r>
-    </w:p>
+    <w:p/>
     <w:p>
       <w:pPr>
         <w:rPr>
@@ -13562,7 +10500,7 @@
             <wp:extent cx="3840480" cy="175260"/>
             <wp:effectExtent l="0" t="0" r="7620" b="0"/>
             <wp:docPr id="445578625" name="Imagen 44">
-              <a:hlinkClick xmlns:a="http://schemas.openxmlformats.org/drawingml/2006/main" r:id="rId70"/>
+              <a:hlinkClick xmlns:a="http://schemas.openxmlformats.org/drawingml/2006/main" r:id="rId50"/>
             </wp:docPr>
             <wp:cNvGraphicFramePr>
               <a:graphicFrameLocks xmlns:a="http://schemas.openxmlformats.org/drawingml/2006/main" noChangeAspect="1"/>
@@ -13572,14 +10510,14 @@
                 <pic:pic xmlns:pic="http://schemas.openxmlformats.org/drawingml/2006/picture">
                   <pic:nvPicPr>
                     <pic:cNvPr id="0" name="Picture 150">
-                      <a:hlinkClick r:id="rId70"/>
+                      <a:hlinkClick r:id="rId50"/>
                     </pic:cNvPr>
                     <pic:cNvPicPr>
                       <a:picLocks noChangeAspect="1" noChangeArrowheads="1"/>
                     </pic:cNvPicPr>
                   </pic:nvPicPr>
                   <pic:blipFill>
-                    <a:blip r:embed="rId71">
+                    <a:blip r:embed="rId51">
                       <a:extLst>
                         <a:ext uri="{28A0092B-C50C-407E-A947-70E740481C1C}">
                           <a14:useLocalDpi xmlns:a14="http://schemas.microsoft.com/office/drawing/2010/main" val="0"/>
@@ -13766,7 +10704,6 @@
         <w:rPr>
           <w:lang w:val="en-US"/>
         </w:rPr>
-        <w:lastRenderedPageBreak/>
         <w:t xml:space="preserve">INSERT INTO </w:t>
       </w:r>
       <w:proofErr w:type="spellStart"/>
@@ -13928,6 +10865,7 @@
         <w:rPr>
           <w:lang w:val="en-US"/>
         </w:rPr>
+        <w:lastRenderedPageBreak/>
         <w:t>DELETEwould</w:t>
       </w:r>
       <w:proofErr w:type="spellEnd"/>
@@ -13981,43 +10919,6 @@
           <w:highlight w:val="yellow"/>
         </w:rPr>
       </w:pPr>
-      <w:r>
-        <w:drawing>
-          <wp:inline distT="0" distB="0" distL="0" distR="0" wp14:anchorId="296A29F1" wp14:editId="010332A1">
-            <wp:extent cx="5400040" cy="1509395"/>
-            <wp:effectExtent l="0" t="0" r="0" b="0"/>
-            <wp:docPr id="1022588476" name="Imagen 1"/>
-            <wp:cNvGraphicFramePr>
-              <a:graphicFrameLocks xmlns:a="http://schemas.openxmlformats.org/drawingml/2006/main" noChangeAspect="1"/>
-            </wp:cNvGraphicFramePr>
-            <a:graphic xmlns:a="http://schemas.openxmlformats.org/drawingml/2006/main">
-              <a:graphicData uri="http://schemas.openxmlformats.org/drawingml/2006/picture">
-                <pic:pic xmlns:pic="http://schemas.openxmlformats.org/drawingml/2006/picture">
-                  <pic:nvPicPr>
-                    <pic:cNvPr id="1022588476" name=""/>
-                    <pic:cNvPicPr/>
-                  </pic:nvPicPr>
-                  <pic:blipFill>
-                    <a:blip r:embed="rId72"/>
-                    <a:stretch>
-                      <a:fillRect/>
-                    </a:stretch>
-                  </pic:blipFill>
-                  <pic:spPr>
-                    <a:xfrm>
-                      <a:off x="0" y="0"/>
-                      <a:ext cx="5400040" cy="1509395"/>
-                    </a:xfrm>
-                    <a:prstGeom prst="rect">
-                      <a:avLst/>
-                    </a:prstGeom>
-                  </pic:spPr>
-                </pic:pic>
-              </a:graphicData>
-            </a:graphic>
-          </wp:inline>
-        </w:drawing>
-      </w:r>
     </w:p>
     <w:p>
       <w:pPr>
@@ -14159,47 +11060,6 @@
           <w:lang w:val="en-US"/>
         </w:rPr>
       </w:pPr>
-      <w:r>
-        <w:rPr>
-          <w:lang w:val="en-US"/>
-        </w:rPr>
-        <w:lastRenderedPageBreak/>
-        <w:drawing>
-          <wp:inline distT="0" distB="0" distL="0" distR="0" wp14:anchorId="5C9B03C4" wp14:editId="00452164">
-            <wp:extent cx="5400040" cy="1630045"/>
-            <wp:effectExtent l="0" t="0" r="0" b="8255"/>
-            <wp:docPr id="935695763" name="Imagen 1"/>
-            <wp:cNvGraphicFramePr>
-              <a:graphicFrameLocks xmlns:a="http://schemas.openxmlformats.org/drawingml/2006/main" noChangeAspect="1"/>
-            </wp:cNvGraphicFramePr>
-            <a:graphic xmlns:a="http://schemas.openxmlformats.org/drawingml/2006/main">
-              <a:graphicData uri="http://schemas.openxmlformats.org/drawingml/2006/picture">
-                <pic:pic xmlns:pic="http://schemas.openxmlformats.org/drawingml/2006/picture">
-                  <pic:nvPicPr>
-                    <pic:cNvPr id="935695763" name=""/>
-                    <pic:cNvPicPr/>
-                  </pic:nvPicPr>
-                  <pic:blipFill>
-                    <a:blip r:embed="rId73"/>
-                    <a:stretch>
-                      <a:fillRect/>
-                    </a:stretch>
-                  </pic:blipFill>
-                  <pic:spPr>
-                    <a:xfrm>
-                      <a:off x="0" y="0"/>
-                      <a:ext cx="5400040" cy="1630045"/>
-                    </a:xfrm>
-                    <a:prstGeom prst="rect">
-                      <a:avLst/>
-                    </a:prstGeom>
-                  </pic:spPr>
-                </pic:pic>
-              </a:graphicData>
-            </a:graphic>
-          </wp:inline>
-        </w:drawing>
-      </w:r>
     </w:p>
     <w:p>
       <w:pPr>
@@ -14559,46 +11419,6 @@
           <w:lang w:val="en-US"/>
         </w:rPr>
       </w:pPr>
-      <w:r>
-        <w:rPr>
-          <w:lang w:val="en-US"/>
-        </w:rPr>
-        <w:drawing>
-          <wp:inline distT="0" distB="0" distL="0" distR="0" wp14:anchorId="2C0A54E1" wp14:editId="6A7C5BDC">
-            <wp:extent cx="5400040" cy="2862580"/>
-            <wp:effectExtent l="0" t="0" r="0" b="0"/>
-            <wp:docPr id="1737955988" name="Imagen 1"/>
-            <wp:cNvGraphicFramePr>
-              <a:graphicFrameLocks xmlns:a="http://schemas.openxmlformats.org/drawingml/2006/main" noChangeAspect="1"/>
-            </wp:cNvGraphicFramePr>
-            <a:graphic xmlns:a="http://schemas.openxmlformats.org/drawingml/2006/main">
-              <a:graphicData uri="http://schemas.openxmlformats.org/drawingml/2006/picture">
-                <pic:pic xmlns:pic="http://schemas.openxmlformats.org/drawingml/2006/picture">
-                  <pic:nvPicPr>
-                    <pic:cNvPr id="1737955988" name=""/>
-                    <pic:cNvPicPr/>
-                  </pic:nvPicPr>
-                  <pic:blipFill>
-                    <a:blip r:embed="rId74"/>
-                    <a:stretch>
-                      <a:fillRect/>
-                    </a:stretch>
-                  </pic:blipFill>
-                  <pic:spPr>
-                    <a:xfrm>
-                      <a:off x="0" y="0"/>
-                      <a:ext cx="5400040" cy="2862580"/>
-                    </a:xfrm>
-                    <a:prstGeom prst="rect">
-                      <a:avLst/>
-                    </a:prstGeom>
-                  </pic:spPr>
-                </pic:pic>
-              </a:graphicData>
-            </a:graphic>
-          </wp:inline>
-        </w:drawing>
-      </w:r>
     </w:p>
     <w:p>
       <w:pPr>
@@ -14627,15 +11447,15 @@
         <w:rPr>
           <w:lang w:val="en-US"/>
         </w:rPr>
+        <w:t>View and examine the following available responses.</w:t>
+      </w:r>
+    </w:p>
+    <w:p>
+      <w:r>
+        <w:rPr>
+          <w:lang w:val="en-US"/>
+        </w:rPr>
         <w:lastRenderedPageBreak/>
-        <w:t>View and examine the following available responses.</w:t>
-      </w:r>
-    </w:p>
-    <w:p>
-      <w:r>
-        <w:rPr>
-          <w:lang w:val="en-US"/>
-        </w:rPr>
         <w:t xml:space="preserve">Indicate two true statements regarding the UNION and UNION ALL operators. </w:t>
       </w:r>
       <w:r>
@@ -14754,46 +11574,6 @@
           <w:lang w:val="en-US"/>
         </w:rPr>
       </w:pPr>
-      <w:r>
-        <w:rPr>
-          <w:lang w:val="en-US"/>
-        </w:rPr>
-        <w:drawing>
-          <wp:inline distT="0" distB="0" distL="0" distR="0" wp14:anchorId="314276D5" wp14:editId="6F4A0F96">
-            <wp:extent cx="5400040" cy="2237105"/>
-            <wp:effectExtent l="0" t="0" r="0" b="0"/>
-            <wp:docPr id="1839647322" name="Imagen 1"/>
-            <wp:cNvGraphicFramePr>
-              <a:graphicFrameLocks xmlns:a="http://schemas.openxmlformats.org/drawingml/2006/main" noChangeAspect="1"/>
-            </wp:cNvGraphicFramePr>
-            <a:graphic xmlns:a="http://schemas.openxmlformats.org/drawingml/2006/main">
-              <a:graphicData uri="http://schemas.openxmlformats.org/drawingml/2006/picture">
-                <pic:pic xmlns:pic="http://schemas.openxmlformats.org/drawingml/2006/picture">
-                  <pic:nvPicPr>
-                    <pic:cNvPr id="1839647322" name=""/>
-                    <pic:cNvPicPr/>
-                  </pic:nvPicPr>
-                  <pic:blipFill>
-                    <a:blip r:embed="rId75"/>
-                    <a:stretch>
-                      <a:fillRect/>
-                    </a:stretch>
-                  </pic:blipFill>
-                  <pic:spPr>
-                    <a:xfrm>
-                      <a:off x="0" y="0"/>
-                      <a:ext cx="5400040" cy="2237105"/>
-                    </a:xfrm>
-                    <a:prstGeom prst="rect">
-                      <a:avLst/>
-                    </a:prstGeom>
-                  </pic:spPr>
-                </pic:pic>
-              </a:graphicData>
-            </a:graphic>
-          </wp:inline>
-        </w:drawing>
-      </w:r>
     </w:p>
     <w:p>
       <w:pPr>
@@ -14935,47 +11715,6 @@
           <w:lang w:val="en-US"/>
         </w:rPr>
       </w:pPr>
-      <w:r>
-        <w:rPr>
-          <w:lang w:val="en-US"/>
-        </w:rPr>
-        <w:lastRenderedPageBreak/>
-        <w:drawing>
-          <wp:inline distT="0" distB="0" distL="0" distR="0" wp14:anchorId="0224075D" wp14:editId="3E60AA9B">
-            <wp:extent cx="5400040" cy="1758950"/>
-            <wp:effectExtent l="0" t="0" r="0" b="0"/>
-            <wp:docPr id="251123308" name="Imagen 1"/>
-            <wp:cNvGraphicFramePr>
-              <a:graphicFrameLocks xmlns:a="http://schemas.openxmlformats.org/drawingml/2006/main" noChangeAspect="1"/>
-            </wp:cNvGraphicFramePr>
-            <a:graphic xmlns:a="http://schemas.openxmlformats.org/drawingml/2006/main">
-              <a:graphicData uri="http://schemas.openxmlformats.org/drawingml/2006/picture">
-                <pic:pic xmlns:pic="http://schemas.openxmlformats.org/drawingml/2006/picture">
-                  <pic:nvPicPr>
-                    <pic:cNvPr id="251123308" name=""/>
-                    <pic:cNvPicPr/>
-                  </pic:nvPicPr>
-                  <pic:blipFill>
-                    <a:blip r:embed="rId76"/>
-                    <a:stretch>
-                      <a:fillRect/>
-                    </a:stretch>
-                  </pic:blipFill>
-                  <pic:spPr>
-                    <a:xfrm>
-                      <a:off x="0" y="0"/>
-                      <a:ext cx="5400040" cy="1758950"/>
-                    </a:xfrm>
-                    <a:prstGeom prst="rect">
-                      <a:avLst/>
-                    </a:prstGeom>
-                  </pic:spPr>
-                </pic:pic>
-              </a:graphicData>
-            </a:graphic>
-          </wp:inline>
-        </w:drawing>
-      </w:r>
     </w:p>
     <w:p>
       <w:pPr>
@@ -15028,7 +11767,7 @@
             <wp:extent cx="2286000" cy="403860"/>
             <wp:effectExtent l="0" t="0" r="0" b="0"/>
             <wp:docPr id="1154743660" name="Imagen 46">
-              <a:hlinkClick xmlns:a="http://schemas.openxmlformats.org/drawingml/2006/main" r:id="rId77"/>
+              <a:hlinkClick xmlns:a="http://schemas.openxmlformats.org/drawingml/2006/main" r:id="rId52"/>
             </wp:docPr>
             <wp:cNvGraphicFramePr>
               <a:graphicFrameLocks xmlns:a="http://schemas.openxmlformats.org/drawingml/2006/main" noChangeAspect="1"/>
@@ -15038,14 +11777,14 @@
                 <pic:pic xmlns:pic="http://schemas.openxmlformats.org/drawingml/2006/picture">
                   <pic:nvPicPr>
                     <pic:cNvPr id="0" name="Picture 157">
-                      <a:hlinkClick r:id="rId77"/>
+                      <a:hlinkClick r:id="rId52"/>
                     </pic:cNvPr>
                     <pic:cNvPicPr>
                       <a:picLocks noChangeAspect="1" noChangeArrowheads="1"/>
                     </pic:cNvPicPr>
                   </pic:nvPicPr>
                   <pic:blipFill>
-                    <a:blip r:embed="rId78">
+                    <a:blip r:embed="rId53">
                       <a:extLst>
                         <a:ext uri="{28A0092B-C50C-407E-A947-70E740481C1C}">
                           <a14:useLocalDpi xmlns:a14="http://schemas.microsoft.com/office/drawing/2010/main" val="0"/>
@@ -15176,46 +11915,6 @@
           <w:lang w:val="en-US"/>
         </w:rPr>
       </w:pPr>
-      <w:r>
-        <w:rPr>
-          <w:lang w:val="en-US"/>
-        </w:rPr>
-        <w:drawing>
-          <wp:inline distT="0" distB="0" distL="0" distR="0" wp14:anchorId="062F9CFB" wp14:editId="09A22F1D">
-            <wp:extent cx="5400040" cy="810895"/>
-            <wp:effectExtent l="0" t="0" r="0" b="8255"/>
-            <wp:docPr id="943074535" name="Imagen 1"/>
-            <wp:cNvGraphicFramePr>
-              <a:graphicFrameLocks xmlns:a="http://schemas.openxmlformats.org/drawingml/2006/main" noChangeAspect="1"/>
-            </wp:cNvGraphicFramePr>
-            <a:graphic xmlns:a="http://schemas.openxmlformats.org/drawingml/2006/main">
-              <a:graphicData uri="http://schemas.openxmlformats.org/drawingml/2006/picture">
-                <pic:pic xmlns:pic="http://schemas.openxmlformats.org/drawingml/2006/picture">
-                  <pic:nvPicPr>
-                    <pic:cNvPr id="943074535" name=""/>
-                    <pic:cNvPicPr/>
-                  </pic:nvPicPr>
-                  <pic:blipFill>
-                    <a:blip r:embed="rId79"/>
-                    <a:stretch>
-                      <a:fillRect/>
-                    </a:stretch>
-                  </pic:blipFill>
-                  <pic:spPr>
-                    <a:xfrm>
-                      <a:off x="0" y="0"/>
-                      <a:ext cx="5400040" cy="810895"/>
-                    </a:xfrm>
-                    <a:prstGeom prst="rect">
-                      <a:avLst/>
-                    </a:prstGeom>
-                  </pic:spPr>
-                </pic:pic>
-              </a:graphicData>
-            </a:graphic>
-          </wp:inline>
-        </w:drawing>
-      </w:r>
     </w:p>
     <w:p>
       <w:pPr>
@@ -15231,6 +11930,7 @@
           <w:bCs/>
           <w:lang w:val="en-US"/>
         </w:rPr>
+        <w:lastRenderedPageBreak/>
         <w:t>34. Question</w:t>
       </w:r>
     </w:p>
@@ -15409,47 +12109,6 @@
           <w:lang w:val="en-US"/>
         </w:rPr>
       </w:pPr>
-      <w:r>
-        <w:rPr>
-          <w:lang w:val="en-US"/>
-        </w:rPr>
-        <w:lastRenderedPageBreak/>
-        <w:drawing>
-          <wp:inline distT="0" distB="0" distL="0" distR="0" wp14:anchorId="0A0622E3" wp14:editId="463771CE">
-            <wp:extent cx="5400040" cy="1425575"/>
-            <wp:effectExtent l="0" t="0" r="0" b="3175"/>
-            <wp:docPr id="603242075" name="Imagen 1"/>
-            <wp:cNvGraphicFramePr>
-              <a:graphicFrameLocks xmlns:a="http://schemas.openxmlformats.org/drawingml/2006/main" noChangeAspect="1"/>
-            </wp:cNvGraphicFramePr>
-            <a:graphic xmlns:a="http://schemas.openxmlformats.org/drawingml/2006/main">
-              <a:graphicData uri="http://schemas.openxmlformats.org/drawingml/2006/picture">
-                <pic:pic xmlns:pic="http://schemas.openxmlformats.org/drawingml/2006/picture">
-                  <pic:nvPicPr>
-                    <pic:cNvPr id="603242075" name=""/>
-                    <pic:cNvPicPr/>
-                  </pic:nvPicPr>
-                  <pic:blipFill>
-                    <a:blip r:embed="rId80"/>
-                    <a:stretch>
-                      <a:fillRect/>
-                    </a:stretch>
-                  </pic:blipFill>
-                  <pic:spPr>
-                    <a:xfrm>
-                      <a:off x="0" y="0"/>
-                      <a:ext cx="5400040" cy="1425575"/>
-                    </a:xfrm>
-                    <a:prstGeom prst="rect">
-                      <a:avLst/>
-                    </a:prstGeom>
-                  </pic:spPr>
-                </pic:pic>
-              </a:graphicData>
-            </a:graphic>
-          </wp:inline>
-        </w:drawing>
-      </w:r>
     </w:p>
     <w:p>
       <w:pPr>
@@ -16081,46 +12740,6 @@
           <w:lang w:val="en-US"/>
         </w:rPr>
       </w:pPr>
-      <w:r>
-        <w:rPr>
-          <w:lang w:val="en-US"/>
-        </w:rPr>
-        <w:drawing>
-          <wp:inline distT="0" distB="0" distL="0" distR="0" wp14:anchorId="0C614F65" wp14:editId="0222E457">
-            <wp:extent cx="5400040" cy="937895"/>
-            <wp:effectExtent l="0" t="0" r="0" b="0"/>
-            <wp:docPr id="41588065" name="Imagen 1"/>
-            <wp:cNvGraphicFramePr>
-              <a:graphicFrameLocks xmlns:a="http://schemas.openxmlformats.org/drawingml/2006/main" noChangeAspect="1"/>
-            </wp:cNvGraphicFramePr>
-            <a:graphic xmlns:a="http://schemas.openxmlformats.org/drawingml/2006/main">
-              <a:graphicData uri="http://schemas.openxmlformats.org/drawingml/2006/picture">
-                <pic:pic xmlns:pic="http://schemas.openxmlformats.org/drawingml/2006/picture">
-                  <pic:nvPicPr>
-                    <pic:cNvPr id="41588065" name=""/>
-                    <pic:cNvPicPr/>
-                  </pic:nvPicPr>
-                  <pic:blipFill>
-                    <a:blip r:embed="rId81"/>
-                    <a:stretch>
-                      <a:fillRect/>
-                    </a:stretch>
-                  </pic:blipFill>
-                  <pic:spPr>
-                    <a:xfrm>
-                      <a:off x="0" y="0"/>
-                      <a:ext cx="5400040" cy="937895"/>
-                    </a:xfrm>
-                    <a:prstGeom prst="rect">
-                      <a:avLst/>
-                    </a:prstGeom>
-                  </pic:spPr>
-                </pic:pic>
-              </a:graphicData>
-            </a:graphic>
-          </wp:inline>
-        </w:drawing>
-      </w:r>
     </w:p>
     <w:p>
       <w:pPr>
@@ -16229,6 +12848,7 @@
           <w:highlight w:val="yellow"/>
           <w:lang w:val="en-US"/>
         </w:rPr>
+        <w:lastRenderedPageBreak/>
         <w:t>It enables sessions to reuse the same query block in a SELECT statement, if it occurs more than once in a complex query.</w:t>
       </w:r>
     </w:p>
@@ -16248,7 +12868,6 @@
           <w:highlight w:val="yellow"/>
           <w:lang w:val="en-US"/>
         </w:rPr>
-        <w:lastRenderedPageBreak/>
         <w:t>It can improve the performance of a large query by storing the result of a query block having the WITH clause in the session's temporary tablespace.</w:t>
       </w:r>
     </w:p>
@@ -16260,46 +12879,6 @@
           <w:lang w:val="en-US"/>
         </w:rPr>
       </w:pPr>
-      <w:r>
-        <w:rPr>
-          <w:lang w:val="en-US"/>
-        </w:rPr>
-        <w:drawing>
-          <wp:inline distT="0" distB="0" distL="0" distR="0" wp14:anchorId="59CE7ED3" wp14:editId="7FEC6048">
-            <wp:extent cx="5400040" cy="793115"/>
-            <wp:effectExtent l="0" t="0" r="0" b="6985"/>
-            <wp:docPr id="114296485" name="Imagen 1"/>
-            <wp:cNvGraphicFramePr>
-              <a:graphicFrameLocks xmlns:a="http://schemas.openxmlformats.org/drawingml/2006/main" noChangeAspect="1"/>
-            </wp:cNvGraphicFramePr>
-            <a:graphic xmlns:a="http://schemas.openxmlformats.org/drawingml/2006/main">
-              <a:graphicData uri="http://schemas.openxmlformats.org/drawingml/2006/picture">
-                <pic:pic xmlns:pic="http://schemas.openxmlformats.org/drawingml/2006/picture">
-                  <pic:nvPicPr>
-                    <pic:cNvPr id="114296485" name=""/>
-                    <pic:cNvPicPr/>
-                  </pic:nvPicPr>
-                  <pic:blipFill>
-                    <a:blip r:embed="rId82"/>
-                    <a:stretch>
-                      <a:fillRect/>
-                    </a:stretch>
-                  </pic:blipFill>
-                  <pic:spPr>
-                    <a:xfrm>
-                      <a:off x="0" y="0"/>
-                      <a:ext cx="5400040" cy="793115"/>
-                    </a:xfrm>
-                    <a:prstGeom prst="rect">
-                      <a:avLst/>
-                    </a:prstGeom>
-                  </pic:spPr>
-                </pic:pic>
-              </a:graphicData>
-            </a:graphic>
-          </wp:inline>
-        </w:drawing>
-      </w:r>
     </w:p>
     <w:p>
       <w:pPr>
@@ -16352,7 +12931,7 @@
             <wp:extent cx="3672840" cy="1219200"/>
             <wp:effectExtent l="0" t="0" r="3810" b="0"/>
             <wp:docPr id="1387052550" name="Imagen 50">
-              <a:hlinkClick xmlns:a="http://schemas.openxmlformats.org/drawingml/2006/main" r:id="rId83"/>
+              <a:hlinkClick xmlns:a="http://schemas.openxmlformats.org/drawingml/2006/main" r:id="rId54"/>
             </wp:docPr>
             <wp:cNvGraphicFramePr>
               <a:graphicFrameLocks xmlns:a="http://schemas.openxmlformats.org/drawingml/2006/main" noChangeAspect="1"/>
@@ -16362,14 +12941,14 @@
                 <pic:pic xmlns:pic="http://schemas.openxmlformats.org/drawingml/2006/picture">
                   <pic:nvPicPr>
                     <pic:cNvPr id="0" name="Picture 169">
-                      <a:hlinkClick r:id="rId83"/>
+                      <a:hlinkClick r:id="rId54"/>
                     </pic:cNvPr>
                     <pic:cNvPicPr>
                       <a:picLocks noChangeAspect="1" noChangeArrowheads="1"/>
                     </pic:cNvPicPr>
                   </pic:nvPicPr>
                   <pic:blipFill>
-                    <a:blip r:embed="rId84">
+                    <a:blip r:embed="rId55">
                       <a:extLst>
                         <a:ext uri="{28A0092B-C50C-407E-A947-70E740481C1C}">
                           <a14:useLocalDpi xmlns:a14="http://schemas.microsoft.com/office/drawing/2010/main" val="0"/>
@@ -16448,7 +13027,7 @@
             <wp:extent cx="4274820" cy="541020"/>
             <wp:effectExtent l="0" t="0" r="0" b="0"/>
             <wp:docPr id="403571276" name="Imagen 49">
-              <a:hlinkClick xmlns:a="http://schemas.openxmlformats.org/drawingml/2006/main" r:id="rId85"/>
+              <a:hlinkClick xmlns:a="http://schemas.openxmlformats.org/drawingml/2006/main" r:id="rId56"/>
             </wp:docPr>
             <wp:cNvGraphicFramePr>
               <a:graphicFrameLocks xmlns:a="http://schemas.openxmlformats.org/drawingml/2006/main" noChangeAspect="1"/>
@@ -16458,14 +13037,14 @@
                 <pic:pic xmlns:pic="http://schemas.openxmlformats.org/drawingml/2006/picture">
                   <pic:nvPicPr>
                     <pic:cNvPr id="0" name="Picture 170">
-                      <a:hlinkClick r:id="rId85"/>
+                      <a:hlinkClick r:id="rId56"/>
                     </pic:cNvPr>
                     <pic:cNvPicPr>
                       <a:picLocks noChangeAspect="1" noChangeArrowheads="1"/>
                     </pic:cNvPicPr>
                   </pic:nvPicPr>
                   <pic:blipFill>
-                    <a:blip r:embed="rId86">
+                    <a:blip r:embed="rId57">
                       <a:extLst>
                         <a:ext uri="{28A0092B-C50C-407E-A947-70E740481C1C}">
                           <a14:useLocalDpi xmlns:a14="http://schemas.microsoft.com/office/drawing/2010/main" val="0"/>
@@ -16611,46 +13190,6 @@
           <w:lang w:val="en-US"/>
         </w:rPr>
       </w:pPr>
-      <w:r>
-        <w:rPr>
-          <w:lang w:val="en-US"/>
-        </w:rPr>
-        <w:drawing>
-          <wp:inline distT="0" distB="0" distL="0" distR="0" wp14:anchorId="566E03FD" wp14:editId="780FCAD5">
-            <wp:extent cx="5400040" cy="2037715"/>
-            <wp:effectExtent l="0" t="0" r="0" b="635"/>
-            <wp:docPr id="670613975" name="Imagen 1"/>
-            <wp:cNvGraphicFramePr>
-              <a:graphicFrameLocks xmlns:a="http://schemas.openxmlformats.org/drawingml/2006/main" noChangeAspect="1"/>
-            </wp:cNvGraphicFramePr>
-            <a:graphic xmlns:a="http://schemas.openxmlformats.org/drawingml/2006/main">
-              <a:graphicData uri="http://schemas.openxmlformats.org/drawingml/2006/picture">
-                <pic:pic xmlns:pic="http://schemas.openxmlformats.org/drawingml/2006/picture">
-                  <pic:nvPicPr>
-                    <pic:cNvPr id="670613975" name=""/>
-                    <pic:cNvPicPr/>
-                  </pic:nvPicPr>
-                  <pic:blipFill>
-                    <a:blip r:embed="rId87"/>
-                    <a:stretch>
-                      <a:fillRect/>
-                    </a:stretch>
-                  </pic:blipFill>
-                  <pic:spPr>
-                    <a:xfrm>
-                      <a:off x="0" y="0"/>
-                      <a:ext cx="5400040" cy="2037715"/>
-                    </a:xfrm>
-                    <a:prstGeom prst="rect">
-                      <a:avLst/>
-                    </a:prstGeom>
-                  </pic:spPr>
-                </pic:pic>
-              </a:graphicData>
-            </a:graphic>
-          </wp:inline>
-        </w:drawing>
-      </w:r>
     </w:p>
     <w:p>
       <w:pPr>
@@ -16666,7 +13205,6 @@
           <w:bCs/>
           <w:lang w:val="en-US"/>
         </w:rPr>
-        <w:lastRenderedPageBreak/>
         <w:t>38. Question</w:t>
       </w:r>
     </w:p>
@@ -16704,7 +13242,7 @@
             <wp:extent cx="1577340" cy="220980"/>
             <wp:effectExtent l="0" t="0" r="3810" b="7620"/>
             <wp:docPr id="755321074" name="Imagen 56">
-              <a:hlinkClick xmlns:a="http://schemas.openxmlformats.org/drawingml/2006/main" r:id="rId88"/>
+              <a:hlinkClick xmlns:a="http://schemas.openxmlformats.org/drawingml/2006/main" r:id="rId58"/>
             </wp:docPr>
             <wp:cNvGraphicFramePr>
               <a:graphicFrameLocks xmlns:a="http://schemas.openxmlformats.org/drawingml/2006/main" noChangeAspect="1"/>
@@ -16714,14 +13252,14 @@
                 <pic:pic xmlns:pic="http://schemas.openxmlformats.org/drawingml/2006/picture">
                   <pic:nvPicPr>
                     <pic:cNvPr id="0" name="Picture 188">
-                      <a:hlinkClick r:id="rId88"/>
+                      <a:hlinkClick r:id="rId58"/>
                     </pic:cNvPr>
                     <pic:cNvPicPr>
                       <a:picLocks noChangeAspect="1" noChangeArrowheads="1"/>
                     </pic:cNvPicPr>
                   </pic:nvPicPr>
                   <pic:blipFill>
-                    <a:blip r:embed="rId89">
+                    <a:blip r:embed="rId59">
                       <a:extLst>
                         <a:ext uri="{28A0092B-C50C-407E-A947-70E740481C1C}">
                           <a14:useLocalDpi xmlns:a14="http://schemas.microsoft.com/office/drawing/2010/main" val="0"/>
@@ -16763,6 +13301,7 @@
         <w:rPr>
           <w:lang w:val="en-US"/>
         </w:rPr>
+        <w:lastRenderedPageBreak/>
         <w:t>Exhibit: 2</w:t>
       </w:r>
       <w:r>
@@ -16780,7 +13319,7 @@
             <wp:extent cx="3634740" cy="1059180"/>
             <wp:effectExtent l="0" t="0" r="3810" b="7620"/>
             <wp:docPr id="1369918075" name="Imagen 55">
-              <a:hlinkClick xmlns:a="http://schemas.openxmlformats.org/drawingml/2006/main" r:id="rId90"/>
+              <a:hlinkClick xmlns:a="http://schemas.openxmlformats.org/drawingml/2006/main" r:id="rId60"/>
             </wp:docPr>
             <wp:cNvGraphicFramePr>
               <a:graphicFrameLocks xmlns:a="http://schemas.openxmlformats.org/drawingml/2006/main" noChangeAspect="1"/>
@@ -16790,14 +13329,14 @@
                 <pic:pic xmlns:pic="http://schemas.openxmlformats.org/drawingml/2006/picture">
                   <pic:nvPicPr>
                     <pic:cNvPr id="0" name="Picture 189">
-                      <a:hlinkClick r:id="rId90"/>
+                      <a:hlinkClick r:id="rId60"/>
                     </pic:cNvPr>
                     <pic:cNvPicPr>
                       <a:picLocks noChangeAspect="1" noChangeArrowheads="1"/>
                     </pic:cNvPicPr>
                   </pic:nvPicPr>
                   <pic:blipFill>
-                    <a:blip r:embed="rId91">
+                    <a:blip r:embed="rId61">
                       <a:extLst>
                         <a:ext uri="{28A0092B-C50C-407E-A947-70E740481C1C}">
                           <a14:useLocalDpi xmlns:a14="http://schemas.microsoft.com/office/drawing/2010/main" val="0"/>
@@ -16882,7 +13421,7 @@
             <wp:extent cx="4457700" cy="2903220"/>
             <wp:effectExtent l="0" t="0" r="0" b="0"/>
             <wp:docPr id="1922189578" name="Imagen 54">
-              <a:hlinkClick xmlns:a="http://schemas.openxmlformats.org/drawingml/2006/main" r:id="rId92"/>
+              <a:hlinkClick xmlns:a="http://schemas.openxmlformats.org/drawingml/2006/main" r:id="rId62"/>
             </wp:docPr>
             <wp:cNvGraphicFramePr>
               <a:graphicFrameLocks xmlns:a="http://schemas.openxmlformats.org/drawingml/2006/main" noChangeAspect="1"/>
@@ -16892,14 +13431,14 @@
                 <pic:pic xmlns:pic="http://schemas.openxmlformats.org/drawingml/2006/picture">
                   <pic:nvPicPr>
                     <pic:cNvPr id="0" name="Picture 190">
-                      <a:hlinkClick r:id="rId92"/>
+                      <a:hlinkClick r:id="rId62"/>
                     </pic:cNvPr>
                     <pic:cNvPicPr>
                       <a:picLocks noChangeAspect="1" noChangeArrowheads="1"/>
                     </pic:cNvPicPr>
                   </pic:nvPicPr>
                   <pic:blipFill>
-                    <a:blip r:embed="rId93">
+                    <a:blip r:embed="rId63">
                       <a:extLst>
                         <a:ext uri="{28A0092B-C50C-407E-A947-70E740481C1C}">
                           <a14:useLocalDpi xmlns:a14="http://schemas.microsoft.com/office/drawing/2010/main" val="0"/>
@@ -17022,47 +13561,6 @@
           <w:lang w:val="en-US"/>
         </w:rPr>
       </w:pPr>
-      <w:r>
-        <w:rPr>
-          <w:lang w:val="en-US"/>
-        </w:rPr>
-        <w:lastRenderedPageBreak/>
-        <w:drawing>
-          <wp:inline distT="0" distB="0" distL="0" distR="0" wp14:anchorId="744D7BEC" wp14:editId="2383B5E0">
-            <wp:extent cx="5400040" cy="649605"/>
-            <wp:effectExtent l="0" t="0" r="0" b="0"/>
-            <wp:docPr id="1244615012" name="Imagen 1"/>
-            <wp:cNvGraphicFramePr>
-              <a:graphicFrameLocks xmlns:a="http://schemas.openxmlformats.org/drawingml/2006/main" noChangeAspect="1"/>
-            </wp:cNvGraphicFramePr>
-            <a:graphic xmlns:a="http://schemas.openxmlformats.org/drawingml/2006/main">
-              <a:graphicData uri="http://schemas.openxmlformats.org/drawingml/2006/picture">
-                <pic:pic xmlns:pic="http://schemas.openxmlformats.org/drawingml/2006/picture">
-                  <pic:nvPicPr>
-                    <pic:cNvPr id="1244615012" name=""/>
-                    <pic:cNvPicPr/>
-                  </pic:nvPicPr>
-                  <pic:blipFill>
-                    <a:blip r:embed="rId94"/>
-                    <a:stretch>
-                      <a:fillRect/>
-                    </a:stretch>
-                  </pic:blipFill>
-                  <pic:spPr>
-                    <a:xfrm>
-                      <a:off x="0" y="0"/>
-                      <a:ext cx="5400040" cy="649605"/>
-                    </a:xfrm>
-                    <a:prstGeom prst="rect">
-                      <a:avLst/>
-                    </a:prstGeom>
-                  </pic:spPr>
-                </pic:pic>
-              </a:graphicData>
-            </a:graphic>
-          </wp:inline>
-        </w:drawing>
-      </w:r>
     </w:p>
     <w:p>
       <w:pPr>
@@ -17098,6 +13596,12 @@
           <w:lang w:val="en-US"/>
         </w:rPr>
         <w:br/>
+      </w:r>
+      <w:r>
+        <w:rPr>
+          <w:lang w:val="en-US"/>
+        </w:rPr>
+        <w:lastRenderedPageBreak/>
         <w:t>Table: PRODUCTS</w:t>
       </w:r>
       <w:r>
@@ -17115,7 +13619,7 @@
             <wp:extent cx="2788920" cy="1059180"/>
             <wp:effectExtent l="0" t="0" r="0" b="7620"/>
             <wp:docPr id="1814149898" name="Imagen 62">
-              <a:hlinkClick xmlns:a="http://schemas.openxmlformats.org/drawingml/2006/main" r:id="rId95"/>
+              <a:hlinkClick xmlns:a="http://schemas.openxmlformats.org/drawingml/2006/main" r:id="rId64"/>
             </wp:docPr>
             <wp:cNvGraphicFramePr>
               <a:graphicFrameLocks xmlns:a="http://schemas.openxmlformats.org/drawingml/2006/main" noChangeAspect="1"/>
@@ -17125,14 +13629,14 @@
                 <pic:pic xmlns:pic="http://schemas.openxmlformats.org/drawingml/2006/picture">
                   <pic:nvPicPr>
                     <pic:cNvPr id="0" name="Picture 209">
-                      <a:hlinkClick r:id="rId95"/>
+                      <a:hlinkClick r:id="rId64"/>
                     </pic:cNvPr>
                     <pic:cNvPicPr>
                       <a:picLocks noChangeAspect="1" noChangeArrowheads="1"/>
                     </pic:cNvPicPr>
                   </pic:nvPicPr>
                   <pic:blipFill>
-                    <a:blip r:embed="rId96">
+                    <a:blip r:embed="rId65">
                       <a:extLst>
                         <a:ext uri="{28A0092B-C50C-407E-A947-70E740481C1C}">
                           <a14:useLocalDpi xmlns:a14="http://schemas.microsoft.com/office/drawing/2010/main" val="0"/>
@@ -17191,7 +13695,7 @@
             <wp:extent cx="4038600" cy="1226820"/>
             <wp:effectExtent l="0" t="0" r="0" b="0"/>
             <wp:docPr id="35660822" name="Imagen 61">
-              <a:hlinkClick xmlns:a="http://schemas.openxmlformats.org/drawingml/2006/main" r:id="rId97"/>
+              <a:hlinkClick xmlns:a="http://schemas.openxmlformats.org/drawingml/2006/main" r:id="rId66"/>
             </wp:docPr>
             <wp:cNvGraphicFramePr>
               <a:graphicFrameLocks xmlns:a="http://schemas.openxmlformats.org/drawingml/2006/main" noChangeAspect="1"/>
@@ -17201,14 +13705,14 @@
                 <pic:pic xmlns:pic="http://schemas.openxmlformats.org/drawingml/2006/picture">
                   <pic:nvPicPr>
                     <pic:cNvPr id="0" name="Picture 210">
-                      <a:hlinkClick r:id="rId97"/>
+                      <a:hlinkClick r:id="rId66"/>
                     </pic:cNvPr>
                     <pic:cNvPicPr>
                       <a:picLocks noChangeAspect="1" noChangeArrowheads="1"/>
                     </pic:cNvPicPr>
                   </pic:nvPicPr>
                   <pic:blipFill>
-                    <a:blip r:embed="rId98">
+                    <a:blip r:embed="rId67">
                       <a:extLst>
                         <a:ext uri="{28A0092B-C50C-407E-A947-70E740481C1C}">
                           <a14:useLocalDpi xmlns:a14="http://schemas.microsoft.com/office/drawing/2010/main" val="0"/>
@@ -17287,7 +13791,7 @@
             <wp:extent cx="3368040" cy="1226820"/>
             <wp:effectExtent l="0" t="0" r="3810" b="0"/>
             <wp:docPr id="1154771641" name="Imagen 60">
-              <a:hlinkClick xmlns:a="http://schemas.openxmlformats.org/drawingml/2006/main" r:id="rId99"/>
+              <a:hlinkClick xmlns:a="http://schemas.openxmlformats.org/drawingml/2006/main" r:id="rId68"/>
             </wp:docPr>
             <wp:cNvGraphicFramePr>
               <a:graphicFrameLocks xmlns:a="http://schemas.openxmlformats.org/drawingml/2006/main" noChangeAspect="1"/>
@@ -17297,14 +13801,14 @@
                 <pic:pic xmlns:pic="http://schemas.openxmlformats.org/drawingml/2006/picture">
                   <pic:nvPicPr>
                     <pic:cNvPr id="0" name="Picture 211">
-                      <a:hlinkClick r:id="rId99"/>
+                      <a:hlinkClick r:id="rId68"/>
                     </pic:cNvPr>
                     <pic:cNvPicPr>
                       <a:picLocks noChangeAspect="1" noChangeArrowheads="1"/>
                     </pic:cNvPicPr>
                   </pic:nvPicPr>
                   <pic:blipFill>
-                    <a:blip r:embed="rId100">
+                    <a:blip r:embed="rId69">
                       <a:extLst>
                         <a:ext uri="{28A0092B-C50C-407E-A947-70E740481C1C}">
                           <a14:useLocalDpi xmlns:a14="http://schemas.microsoft.com/office/drawing/2010/main" val="0"/>
@@ -17484,7 +13988,6 @@
         <w:rPr>
           <w:lang w:val="en-US"/>
         </w:rPr>
-        <w:lastRenderedPageBreak/>
         <w:t xml:space="preserve">The statement would not </w:t>
       </w:r>
       <w:proofErr w:type="gramStart"/>
@@ -17508,46 +14011,6 @@
           <w:lang w:val="en-US"/>
         </w:rPr>
       </w:pPr>
-      <w:r>
-        <w:rPr>
-          <w:lang w:val="en-US"/>
-        </w:rPr>
-        <w:drawing>
-          <wp:inline distT="0" distB="0" distL="0" distR="0" wp14:anchorId="3AF148BF" wp14:editId="481150C5">
-            <wp:extent cx="5400040" cy="1455420"/>
-            <wp:effectExtent l="0" t="0" r="0" b="0"/>
-            <wp:docPr id="1669502524" name="Imagen 1"/>
-            <wp:cNvGraphicFramePr>
-              <a:graphicFrameLocks xmlns:a="http://schemas.openxmlformats.org/drawingml/2006/main" noChangeAspect="1"/>
-            </wp:cNvGraphicFramePr>
-            <a:graphic xmlns:a="http://schemas.openxmlformats.org/drawingml/2006/main">
-              <a:graphicData uri="http://schemas.openxmlformats.org/drawingml/2006/picture">
-                <pic:pic xmlns:pic="http://schemas.openxmlformats.org/drawingml/2006/picture">
-                  <pic:nvPicPr>
-                    <pic:cNvPr id="1669502524" name=""/>
-                    <pic:cNvPicPr/>
-                  </pic:nvPicPr>
-                  <pic:blipFill>
-                    <a:blip r:embed="rId101"/>
-                    <a:stretch>
-                      <a:fillRect/>
-                    </a:stretch>
-                  </pic:blipFill>
-                  <pic:spPr>
-                    <a:xfrm>
-                      <a:off x="0" y="0"/>
-                      <a:ext cx="5400040" cy="1455420"/>
-                    </a:xfrm>
-                    <a:prstGeom prst="rect">
-                      <a:avLst/>
-                    </a:prstGeom>
-                  </pic:spPr>
-                </pic:pic>
-              </a:graphicData>
-            </a:graphic>
-          </wp:inline>
-        </w:drawing>
-      </w:r>
     </w:p>
     <w:p>
       <w:pPr>
@@ -17608,6 +14071,7 @@
           <w:highlight w:val="yellow"/>
           <w:lang w:val="en-US"/>
         </w:rPr>
+        <w:lastRenderedPageBreak/>
         <w:t>They can return a data type value different from the one that is referenced.</w:t>
       </w:r>
     </w:p>
@@ -17688,46 +14152,6 @@
           <w:lang w:val="en-US"/>
         </w:rPr>
       </w:pPr>
-      <w:r>
-        <w:rPr>
-          <w:lang w:val="en-US"/>
-        </w:rPr>
-        <w:drawing>
-          <wp:inline distT="0" distB="0" distL="0" distR="0" wp14:anchorId="22FAD34C" wp14:editId="5E517155">
-            <wp:extent cx="5400040" cy="1651635"/>
-            <wp:effectExtent l="0" t="0" r="0" b="5715"/>
-            <wp:docPr id="68849811" name="Imagen 1"/>
-            <wp:cNvGraphicFramePr>
-              <a:graphicFrameLocks xmlns:a="http://schemas.openxmlformats.org/drawingml/2006/main" noChangeAspect="1"/>
-            </wp:cNvGraphicFramePr>
-            <a:graphic xmlns:a="http://schemas.openxmlformats.org/drawingml/2006/main">
-              <a:graphicData uri="http://schemas.openxmlformats.org/drawingml/2006/picture">
-                <pic:pic xmlns:pic="http://schemas.openxmlformats.org/drawingml/2006/picture">
-                  <pic:nvPicPr>
-                    <pic:cNvPr id="68849811" name=""/>
-                    <pic:cNvPicPr/>
-                  </pic:nvPicPr>
-                  <pic:blipFill>
-                    <a:blip r:embed="rId102"/>
-                    <a:stretch>
-                      <a:fillRect/>
-                    </a:stretch>
-                  </pic:blipFill>
-                  <pic:spPr>
-                    <a:xfrm>
-                      <a:off x="0" y="0"/>
-                      <a:ext cx="5400040" cy="1651635"/>
-                    </a:xfrm>
-                    <a:prstGeom prst="rect">
-                      <a:avLst/>
-                    </a:prstGeom>
-                  </pic:spPr>
-                </pic:pic>
-              </a:graphicData>
-            </a:graphic>
-          </wp:inline>
-        </w:drawing>
-      </w:r>
     </w:p>
     <w:p>
       <w:pPr>
@@ -17756,7 +14180,6 @@
         <w:rPr>
           <w:lang w:val="en-US"/>
         </w:rPr>
-        <w:lastRenderedPageBreak/>
         <w:t xml:space="preserve">View and examine the structure of the </w:t>
       </w:r>
       <w:proofErr w:type="gramStart"/>
@@ -17788,7 +14211,7 @@
             <wp:extent cx="5400040" cy="2298065"/>
             <wp:effectExtent l="0" t="0" r="0" b="6985"/>
             <wp:docPr id="1008458361" name="Imagen 68">
-              <a:hlinkClick xmlns:a="http://schemas.openxmlformats.org/drawingml/2006/main" r:id="rId103"/>
+              <a:hlinkClick xmlns:a="http://schemas.openxmlformats.org/drawingml/2006/main" r:id="rId70"/>
             </wp:docPr>
             <wp:cNvGraphicFramePr>
               <a:graphicFrameLocks xmlns:a="http://schemas.openxmlformats.org/drawingml/2006/main" noChangeAspect="1"/>
@@ -17798,14 +14221,14 @@
                 <pic:pic xmlns:pic="http://schemas.openxmlformats.org/drawingml/2006/picture">
                   <pic:nvPicPr>
                     <pic:cNvPr id="0" name="Picture 230">
-                      <a:hlinkClick r:id="rId103"/>
+                      <a:hlinkClick r:id="rId70"/>
                     </pic:cNvPr>
                     <pic:cNvPicPr>
                       <a:picLocks noChangeAspect="1" noChangeArrowheads="1"/>
                     </pic:cNvPicPr>
                   </pic:nvPicPr>
                   <pic:blipFill>
-                    <a:blip r:embed="rId27">
+                    <a:blip r:embed="rId22">
                       <a:extLst>
                         <a:ext uri="{28A0092B-C50C-407E-A947-70E740481C1C}">
                           <a14:useLocalDpi xmlns:a14="http://schemas.microsoft.com/office/drawing/2010/main" val="0"/>
@@ -17884,7 +14307,7 @@
             <wp:extent cx="2255520" cy="541020"/>
             <wp:effectExtent l="0" t="0" r="0" b="0"/>
             <wp:docPr id="75455583" name="Imagen 67">
-              <a:hlinkClick xmlns:a="http://schemas.openxmlformats.org/drawingml/2006/main" r:id="rId104"/>
+              <a:hlinkClick xmlns:a="http://schemas.openxmlformats.org/drawingml/2006/main" r:id="rId71"/>
             </wp:docPr>
             <wp:cNvGraphicFramePr>
               <a:graphicFrameLocks xmlns:a="http://schemas.openxmlformats.org/drawingml/2006/main" noChangeAspect="1"/>
@@ -17894,14 +14317,14 @@
                 <pic:pic xmlns:pic="http://schemas.openxmlformats.org/drawingml/2006/picture">
                   <pic:nvPicPr>
                     <pic:cNvPr id="0" name="Picture 231">
-                      <a:hlinkClick r:id="rId104"/>
+                      <a:hlinkClick r:id="rId71"/>
                     </pic:cNvPr>
                     <pic:cNvPicPr>
                       <a:picLocks noChangeAspect="1" noChangeArrowheads="1"/>
                     </pic:cNvPicPr>
                   </pic:nvPicPr>
                   <pic:blipFill>
-                    <a:blip r:embed="rId105">
+                    <a:blip r:embed="rId72">
                       <a:extLst>
                         <a:ext uri="{28A0092B-C50C-407E-A947-70E740481C1C}">
                           <a14:useLocalDpi xmlns:a14="http://schemas.microsoft.com/office/drawing/2010/main" val="0"/>
@@ -17960,7 +14383,7 @@
             <wp:extent cx="2202180" cy="495300"/>
             <wp:effectExtent l="0" t="0" r="7620" b="0"/>
             <wp:docPr id="1047200739" name="Imagen 66">
-              <a:hlinkClick xmlns:a="http://schemas.openxmlformats.org/drawingml/2006/main" r:id="rId106"/>
+              <a:hlinkClick xmlns:a="http://schemas.openxmlformats.org/drawingml/2006/main" r:id="rId73"/>
             </wp:docPr>
             <wp:cNvGraphicFramePr>
               <a:graphicFrameLocks xmlns:a="http://schemas.openxmlformats.org/drawingml/2006/main" noChangeAspect="1"/>
@@ -17970,14 +14393,14 @@
                 <pic:pic xmlns:pic="http://schemas.openxmlformats.org/drawingml/2006/picture">
                   <pic:nvPicPr>
                     <pic:cNvPr id="0" name="Picture 232">
-                      <a:hlinkClick r:id="rId106"/>
+                      <a:hlinkClick r:id="rId73"/>
                     </pic:cNvPr>
                     <pic:cNvPicPr>
                       <a:picLocks noChangeAspect="1" noChangeArrowheads="1"/>
                     </pic:cNvPicPr>
                   </pic:nvPicPr>
                   <pic:blipFill>
-                    <a:blip r:embed="rId107">
+                    <a:blip r:embed="rId74">
                       <a:extLst>
                         <a:ext uri="{28A0092B-C50C-407E-A947-70E740481C1C}">
                           <a14:useLocalDpi xmlns:a14="http://schemas.microsoft.com/office/drawing/2010/main" val="0"/>
@@ -18072,6 +14495,7 @@
         </w:numPr>
       </w:pPr>
       <w:r>
+        <w:lastRenderedPageBreak/>
         <w:t>INTERSECT</w:t>
       </w:r>
     </w:p>
@@ -18098,43 +14522,6 @@
           <w:highlight w:val="yellow"/>
         </w:rPr>
       </w:pPr>
-      <w:r>
-        <w:drawing>
-          <wp:inline distT="0" distB="0" distL="0" distR="0" wp14:anchorId="1872A355" wp14:editId="03D3379A">
-            <wp:extent cx="5400040" cy="1448435"/>
-            <wp:effectExtent l="0" t="0" r="0" b="0"/>
-            <wp:docPr id="704438122" name="Imagen 1"/>
-            <wp:cNvGraphicFramePr>
-              <a:graphicFrameLocks xmlns:a="http://schemas.openxmlformats.org/drawingml/2006/main" noChangeAspect="1"/>
-            </wp:cNvGraphicFramePr>
-            <a:graphic xmlns:a="http://schemas.openxmlformats.org/drawingml/2006/main">
-              <a:graphicData uri="http://schemas.openxmlformats.org/drawingml/2006/picture">
-                <pic:pic xmlns:pic="http://schemas.openxmlformats.org/drawingml/2006/picture">
-                  <pic:nvPicPr>
-                    <pic:cNvPr id="704438122" name=""/>
-                    <pic:cNvPicPr/>
-                  </pic:nvPicPr>
-                  <pic:blipFill>
-                    <a:blip r:embed="rId108"/>
-                    <a:stretch>
-                      <a:fillRect/>
-                    </a:stretch>
-                  </pic:blipFill>
-                  <pic:spPr>
-                    <a:xfrm>
-                      <a:off x="0" y="0"/>
-                      <a:ext cx="5400040" cy="1448435"/>
-                    </a:xfrm>
-                    <a:prstGeom prst="rect">
-                      <a:avLst/>
-                    </a:prstGeom>
-                  </pic:spPr>
-                </pic:pic>
-              </a:graphicData>
-            </a:graphic>
-          </wp:inline>
-        </w:drawing>
-      </w:r>
     </w:p>
     <w:p>
       <w:pPr>
@@ -18148,7 +14535,6 @@
           <w:b/>
           <w:bCs/>
         </w:rPr>
-        <w:lastRenderedPageBreak/>
         <w:t xml:space="preserve">42. </w:t>
       </w:r>
       <w:proofErr w:type="spellStart"/>
@@ -18188,7 +14574,7 @@
             <wp:extent cx="5400040" cy="2298065"/>
             <wp:effectExtent l="0" t="0" r="0" b="6985"/>
             <wp:docPr id="1958443348" name="Imagen 72">
-              <a:hlinkClick xmlns:a="http://schemas.openxmlformats.org/drawingml/2006/main" r:id="rId109"/>
+              <a:hlinkClick xmlns:a="http://schemas.openxmlformats.org/drawingml/2006/main" r:id="rId75"/>
             </wp:docPr>
             <wp:cNvGraphicFramePr>
               <a:graphicFrameLocks xmlns:a="http://schemas.openxmlformats.org/drawingml/2006/main" noChangeAspect="1"/>
@@ -18198,14 +14584,14 @@
                 <pic:pic xmlns:pic="http://schemas.openxmlformats.org/drawingml/2006/picture">
                   <pic:nvPicPr>
                     <pic:cNvPr id="0" name="Picture 246">
-                      <a:hlinkClick r:id="rId109"/>
+                      <a:hlinkClick r:id="rId75"/>
                     </pic:cNvPr>
                     <pic:cNvPicPr>
                       <a:picLocks noChangeAspect="1" noChangeArrowheads="1"/>
                     </pic:cNvPicPr>
                   </pic:nvPicPr>
                   <pic:blipFill>
-                    <a:blip r:embed="rId27">
+                    <a:blip r:embed="rId22">
                       <a:extLst>
                         <a:ext uri="{28A0092B-C50C-407E-A947-70E740481C1C}">
                           <a14:useLocalDpi xmlns:a14="http://schemas.microsoft.com/office/drawing/2010/main" val="0"/>
@@ -18271,7 +14657,7 @@
             <wp:extent cx="4069080" cy="1912620"/>
             <wp:effectExtent l="0" t="0" r="7620" b="0"/>
             <wp:docPr id="1656158746" name="Imagen 71">
-              <a:hlinkClick xmlns:a="http://schemas.openxmlformats.org/drawingml/2006/main" r:id="rId110"/>
+              <a:hlinkClick xmlns:a="http://schemas.openxmlformats.org/drawingml/2006/main" r:id="rId76"/>
             </wp:docPr>
             <wp:cNvGraphicFramePr>
               <a:graphicFrameLocks xmlns:a="http://schemas.openxmlformats.org/drawingml/2006/main" noChangeAspect="1"/>
@@ -18281,14 +14667,14 @@
                 <pic:pic xmlns:pic="http://schemas.openxmlformats.org/drawingml/2006/picture">
                   <pic:nvPicPr>
                     <pic:cNvPr id="0" name="Picture 247">
-                      <a:hlinkClick r:id="rId110"/>
+                      <a:hlinkClick r:id="rId76"/>
                     </pic:cNvPr>
                     <pic:cNvPicPr>
                       <a:picLocks noChangeAspect="1" noChangeArrowheads="1"/>
                     </pic:cNvPicPr>
                   </pic:nvPicPr>
                   <pic:blipFill>
-                    <a:blip r:embed="rId111">
+                    <a:blip r:embed="rId77">
                       <a:extLst>
                         <a:ext uri="{28A0092B-C50C-407E-A947-70E740481C1C}">
                           <a14:useLocalDpi xmlns:a14="http://schemas.microsoft.com/office/drawing/2010/main" val="0"/>
@@ -18430,6 +14816,7 @@
         <w:rPr>
           <w:lang w:val="en-US"/>
         </w:rPr>
+        <w:lastRenderedPageBreak/>
         <w:t xml:space="preserve">The statement would </w:t>
       </w:r>
       <w:proofErr w:type="gramStart"/>
@@ -18454,47 +14841,6 @@
           <w:lang w:val="en-US"/>
         </w:rPr>
       </w:pPr>
-      <w:r>
-        <w:rPr>
-          <w:lang w:val="en-US"/>
-        </w:rPr>
-        <w:lastRenderedPageBreak/>
-        <w:drawing>
-          <wp:inline distT="0" distB="0" distL="0" distR="0" wp14:anchorId="5B71257F" wp14:editId="5CABB7FA">
-            <wp:extent cx="5400040" cy="1009015"/>
-            <wp:effectExtent l="0" t="0" r="0" b="635"/>
-            <wp:docPr id="935233200" name="Imagen 1"/>
-            <wp:cNvGraphicFramePr>
-              <a:graphicFrameLocks xmlns:a="http://schemas.openxmlformats.org/drawingml/2006/main" noChangeAspect="1"/>
-            </wp:cNvGraphicFramePr>
-            <a:graphic xmlns:a="http://schemas.openxmlformats.org/drawingml/2006/main">
-              <a:graphicData uri="http://schemas.openxmlformats.org/drawingml/2006/picture">
-                <pic:pic xmlns:pic="http://schemas.openxmlformats.org/drawingml/2006/picture">
-                  <pic:nvPicPr>
-                    <pic:cNvPr id="935233200" name=""/>
-                    <pic:cNvPicPr/>
-                  </pic:nvPicPr>
-                  <pic:blipFill>
-                    <a:blip r:embed="rId112"/>
-                    <a:stretch>
-                      <a:fillRect/>
-                    </a:stretch>
-                  </pic:blipFill>
-                  <pic:spPr>
-                    <a:xfrm>
-                      <a:off x="0" y="0"/>
-                      <a:ext cx="5400040" cy="1009015"/>
-                    </a:xfrm>
-                    <a:prstGeom prst="rect">
-                      <a:avLst/>
-                    </a:prstGeom>
-                  </pic:spPr>
-                </pic:pic>
-              </a:graphicData>
-            </a:graphic>
-          </wp:inline>
-        </w:drawing>
-      </w:r>
     </w:p>
     <w:p>
       <w:pPr>
@@ -18623,46 +14969,6 @@
           <w:lang w:val="en-US"/>
         </w:rPr>
       </w:pPr>
-      <w:r>
-        <w:rPr>
-          <w:lang w:val="en-US"/>
-        </w:rPr>
-        <w:drawing>
-          <wp:inline distT="0" distB="0" distL="0" distR="0" wp14:anchorId="55E2BAB8" wp14:editId="777D27A0">
-            <wp:extent cx="5400040" cy="3624580"/>
-            <wp:effectExtent l="0" t="0" r="0" b="0"/>
-            <wp:docPr id="1026371435" name="Imagen 1"/>
-            <wp:cNvGraphicFramePr>
-              <a:graphicFrameLocks xmlns:a="http://schemas.openxmlformats.org/drawingml/2006/main" noChangeAspect="1"/>
-            </wp:cNvGraphicFramePr>
-            <a:graphic xmlns:a="http://schemas.openxmlformats.org/drawingml/2006/main">
-              <a:graphicData uri="http://schemas.openxmlformats.org/drawingml/2006/picture">
-                <pic:pic xmlns:pic="http://schemas.openxmlformats.org/drawingml/2006/picture">
-                  <pic:nvPicPr>
-                    <pic:cNvPr id="1026371435" name=""/>
-                    <pic:cNvPicPr/>
-                  </pic:nvPicPr>
-                  <pic:blipFill>
-                    <a:blip r:embed="rId113"/>
-                    <a:stretch>
-                      <a:fillRect/>
-                    </a:stretch>
-                  </pic:blipFill>
-                  <pic:spPr>
-                    <a:xfrm>
-                      <a:off x="0" y="0"/>
-                      <a:ext cx="5400040" cy="3624580"/>
-                    </a:xfrm>
-                    <a:prstGeom prst="rect">
-                      <a:avLst/>
-                    </a:prstGeom>
-                  </pic:spPr>
-                </pic:pic>
-              </a:graphicData>
-            </a:graphic>
-          </wp:inline>
-        </w:drawing>
-      </w:r>
     </w:p>
     <w:p>
       <w:pPr>
@@ -18737,7 +15043,6 @@
           <w:highlight w:val="yellow"/>
           <w:lang w:val="en-US"/>
         </w:rPr>
-        <w:lastRenderedPageBreak/>
         <w:t>It returns matched and unmatched rows from both tables being joined.</w:t>
       </w:r>
     </w:p>
@@ -18834,46 +15139,6 @@
           <w:lang w:val="en-US"/>
         </w:rPr>
       </w:pPr>
-      <w:r>
-        <w:rPr>
-          <w:lang w:val="en-US"/>
-        </w:rPr>
-        <w:drawing>
-          <wp:inline distT="0" distB="0" distL="0" distR="0" wp14:anchorId="0510E0FD" wp14:editId="6B533B66">
-            <wp:extent cx="5400040" cy="1130935"/>
-            <wp:effectExtent l="0" t="0" r="0" b="0"/>
-            <wp:docPr id="576723283" name="Imagen 1"/>
-            <wp:cNvGraphicFramePr>
-              <a:graphicFrameLocks xmlns:a="http://schemas.openxmlformats.org/drawingml/2006/main" noChangeAspect="1"/>
-            </wp:cNvGraphicFramePr>
-            <a:graphic xmlns:a="http://schemas.openxmlformats.org/drawingml/2006/main">
-              <a:graphicData uri="http://schemas.openxmlformats.org/drawingml/2006/picture">
-                <pic:pic xmlns:pic="http://schemas.openxmlformats.org/drawingml/2006/picture">
-                  <pic:nvPicPr>
-                    <pic:cNvPr id="576723283" name=""/>
-                    <pic:cNvPicPr/>
-                  </pic:nvPicPr>
-                  <pic:blipFill>
-                    <a:blip r:embed="rId114"/>
-                    <a:stretch>
-                      <a:fillRect/>
-                    </a:stretch>
-                  </pic:blipFill>
-                  <pic:spPr>
-                    <a:xfrm>
-                      <a:off x="0" y="0"/>
-                      <a:ext cx="5400040" cy="1130935"/>
-                    </a:xfrm>
-                    <a:prstGeom prst="rect">
-                      <a:avLst/>
-                    </a:prstGeom>
-                  </pic:spPr>
-                </pic:pic>
-              </a:graphicData>
-            </a:graphic>
-          </wp:inline>
-        </w:drawing>
-      </w:r>
     </w:p>
     <w:p>
       <w:pPr>
@@ -18952,6 +15217,7 @@
           <w:highlight w:val="yellow"/>
           <w:lang w:val="en-US"/>
         </w:rPr>
+        <w:lastRenderedPageBreak/>
         <w:t>The owner of an object acquires all object privileges on that object by default</w:t>
       </w:r>
       <w:r>
@@ -19001,46 +15267,6 @@
           <w:lang w:val="en-US"/>
         </w:rPr>
       </w:pPr>
-      <w:r>
-        <w:rPr>
-          <w:lang w:val="en-US"/>
-        </w:rPr>
-        <w:drawing>
-          <wp:inline distT="0" distB="0" distL="0" distR="0" wp14:anchorId="776454C4" wp14:editId="386CE869">
-            <wp:extent cx="5400040" cy="1991360"/>
-            <wp:effectExtent l="0" t="0" r="0" b="8890"/>
-            <wp:docPr id="1450388815" name="Imagen 1"/>
-            <wp:cNvGraphicFramePr>
-              <a:graphicFrameLocks xmlns:a="http://schemas.openxmlformats.org/drawingml/2006/main" noChangeAspect="1"/>
-            </wp:cNvGraphicFramePr>
-            <a:graphic xmlns:a="http://schemas.openxmlformats.org/drawingml/2006/main">
-              <a:graphicData uri="http://schemas.openxmlformats.org/drawingml/2006/picture">
-                <pic:pic xmlns:pic="http://schemas.openxmlformats.org/drawingml/2006/picture">
-                  <pic:nvPicPr>
-                    <pic:cNvPr id="1450388815" name=""/>
-                    <pic:cNvPicPr/>
-                  </pic:nvPicPr>
-                  <pic:blipFill>
-                    <a:blip r:embed="rId115"/>
-                    <a:stretch>
-                      <a:fillRect/>
-                    </a:stretch>
-                  </pic:blipFill>
-                  <pic:spPr>
-                    <a:xfrm>
-                      <a:off x="0" y="0"/>
-                      <a:ext cx="5400040" cy="1991360"/>
-                    </a:xfrm>
-                    <a:prstGeom prst="rect">
-                      <a:avLst/>
-                    </a:prstGeom>
-                  </pic:spPr>
-                </pic:pic>
-              </a:graphicData>
-            </a:graphic>
-          </wp:inline>
-        </w:drawing>
-      </w:r>
     </w:p>
     <w:p>
       <w:pPr>
@@ -19069,7 +15295,6 @@
         <w:rPr>
           <w:lang w:val="en-US"/>
         </w:rPr>
-        <w:lastRenderedPageBreak/>
         <w:t>View and examine the structure of the CUSTOMERS table.</w:t>
       </w:r>
       <w:r>
@@ -19094,7 +15319,7 @@
             <wp:extent cx="4175760" cy="1066800"/>
             <wp:effectExtent l="0" t="0" r="0" b="0"/>
             <wp:docPr id="1982454884" name="Imagen 74">
-              <a:hlinkClick xmlns:a="http://schemas.openxmlformats.org/drawingml/2006/main" r:id="rId116"/>
+              <a:hlinkClick xmlns:a="http://schemas.openxmlformats.org/drawingml/2006/main" r:id="rId78"/>
             </wp:docPr>
             <wp:cNvGraphicFramePr>
               <a:graphicFrameLocks xmlns:a="http://schemas.openxmlformats.org/drawingml/2006/main" noChangeAspect="1"/>
@@ -19104,14 +15329,14 @@
                 <pic:pic xmlns:pic="http://schemas.openxmlformats.org/drawingml/2006/picture">
                   <pic:nvPicPr>
                     <pic:cNvPr id="0" name="Picture 255">
-                      <a:hlinkClick r:id="rId116"/>
+                      <a:hlinkClick r:id="rId78"/>
                     </pic:cNvPr>
                     <pic:cNvPicPr>
                       <a:picLocks noChangeAspect="1" noChangeArrowheads="1"/>
                     </pic:cNvPicPr>
                   </pic:nvPicPr>
                   <pic:blipFill>
-                    <a:blip r:embed="rId117">
+                    <a:blip r:embed="rId79">
                       <a:extLst>
                         <a:ext uri="{28A0092B-C50C-407E-A947-70E740481C1C}">
                           <a14:useLocalDpi xmlns:a14="http://schemas.microsoft.com/office/drawing/2010/main" val="0"/>
@@ -19335,355 +15560,10 @@
     </w:p>
     <w:p>
       <w:pPr>
-        <w:rPr>
-          <w:lang w:val="en-US"/>
-        </w:rPr>
-      </w:pPr>
-      <w:r>
-        <w:rPr>
-          <w:lang w:val="en-US"/>
-        </w:rPr>
-        <w:drawing>
-          <wp:inline distT="0" distB="0" distL="0" distR="0" wp14:anchorId="299ADC82" wp14:editId="39892EA9">
-            <wp:extent cx="5400040" cy="1567180"/>
-            <wp:effectExtent l="0" t="0" r="0" b="0"/>
-            <wp:docPr id="495295535" name="Imagen 1"/>
-            <wp:cNvGraphicFramePr>
-              <a:graphicFrameLocks xmlns:a="http://schemas.openxmlformats.org/drawingml/2006/main" noChangeAspect="1"/>
-            </wp:cNvGraphicFramePr>
-            <a:graphic xmlns:a="http://schemas.openxmlformats.org/drawingml/2006/main">
-              <a:graphicData uri="http://schemas.openxmlformats.org/drawingml/2006/picture">
-                <pic:pic xmlns:pic="http://schemas.openxmlformats.org/drawingml/2006/picture">
-                  <pic:nvPicPr>
-                    <pic:cNvPr id="495295535" name=""/>
-                    <pic:cNvPicPr/>
-                  </pic:nvPicPr>
-                  <pic:blipFill>
-                    <a:blip r:embed="rId118"/>
-                    <a:stretch>
-                      <a:fillRect/>
-                    </a:stretch>
-                  </pic:blipFill>
-                  <pic:spPr>
-                    <a:xfrm>
-                      <a:off x="0" y="0"/>
-                      <a:ext cx="5400040" cy="1567180"/>
-                    </a:xfrm>
-                    <a:prstGeom prst="rect">
-                      <a:avLst/>
-                    </a:prstGeom>
-                  </pic:spPr>
-                </pic:pic>
-              </a:graphicData>
-            </a:graphic>
-          </wp:inline>
-        </w:drawing>
-      </w:r>
-    </w:p>
-    <w:p>
-      <w:pPr>
         <w:tabs>
           <w:tab w:val="left" w:pos="2316"/>
         </w:tabs>
       </w:pPr>
-      <w:r>
-        <w:rPr>
-          <w:lang w:val="en-US"/>
-        </w:rPr>
-        <w:tab/>
-      </w:r>
-      <w:r>
-        <w:t>Encontrar registros duplicados usando un SELF JOIN</w:t>
-      </w:r>
-      <w:r>
-        <w:br/>
-        <w:t xml:space="preserve">Un </w:t>
-      </w:r>
-      <w:proofErr w:type="spellStart"/>
-      <w:r>
-        <w:t>self</w:t>
-      </w:r>
-      <w:proofErr w:type="spellEnd"/>
-      <w:r>
-        <w:t xml:space="preserve"> </w:t>
-      </w:r>
-      <w:proofErr w:type="spellStart"/>
-      <w:r>
-        <w:t>join</w:t>
-      </w:r>
-      <w:proofErr w:type="spellEnd"/>
-      <w:r>
-        <w:t xml:space="preserve"> es un </w:t>
-      </w:r>
-      <w:proofErr w:type="spellStart"/>
-      <w:r>
-        <w:t>join</w:t>
-      </w:r>
-      <w:proofErr w:type="spellEnd"/>
-      <w:r>
-        <w:t xml:space="preserve"> en el que una tabla se une consigo misma.</w:t>
-      </w:r>
-      <w:r>
-        <w:br/>
-        <w:t>Unir una tabla en sí significa que cada fila de la tabla se combina consigo misma y con todas las demás filas de la tabla.</w:t>
-      </w:r>
-      <w:r>
-        <w:br/>
-        <w:t>La tabla aparece dos veces en la cláusula FROM y va seguida de los alias de tabla que califican los nombres de las columnas en la condición de unión.</w:t>
-      </w:r>
-      <w:r>
-        <w:br/>
-        <w:t xml:space="preserve">La </w:t>
-      </w:r>
-      <w:proofErr w:type="spellStart"/>
-      <w:r>
-        <w:t>autounión</w:t>
-      </w:r>
-      <w:proofErr w:type="spellEnd"/>
-      <w:r>
-        <w:t xml:space="preserve"> puede verse como una unión de dos copias de la misma tabla. La tabla no se copia realmente, pero SQL ejecuta el comando como si lo fuera.</w:t>
-      </w:r>
-      <w:r>
-        <w:br/>
-        <w:t xml:space="preserve">Para realizar una </w:t>
-      </w:r>
-      <w:proofErr w:type="spellStart"/>
-      <w:r>
-        <w:t>auto-unión</w:t>
-      </w:r>
-      <w:proofErr w:type="spellEnd"/>
-      <w:r>
-        <w:t xml:space="preserve">, Oracle </w:t>
-      </w:r>
-      <w:proofErr w:type="spellStart"/>
-      <w:r>
-        <w:t>Database</w:t>
-      </w:r>
-      <w:proofErr w:type="spellEnd"/>
-      <w:r>
-        <w:t xml:space="preserve"> combina y devuelve filas de la tabla que cumplen la condición</w:t>
-      </w:r>
-      <w:r>
-        <w:br/>
-        <w:t>de unión </w:t>
-      </w:r>
-      <w:hyperlink r:id="rId119" w:history="1">
-        <w:r>
-          <w:rPr>
-            <w:rStyle w:val="Hipervnculo"/>
-          </w:rPr>
-          <w:t>https://www.w3resource.com/oracle/joins/oracle-self-join.php</w:t>
-        </w:r>
-      </w:hyperlink>
-      <w:r>
-        <w:br/>
-        <w:t>SELECT c</w:t>
-      </w:r>
-      <w:proofErr w:type="gramStart"/>
-      <w:r>
-        <w:t>1.custno</w:t>
-      </w:r>
-      <w:proofErr w:type="gramEnd"/>
-      <w:r>
-        <w:t>,c</w:t>
-      </w:r>
-      <w:proofErr w:type="gramStart"/>
-      <w:r>
-        <w:t>1.custname</w:t>
-      </w:r>
-      <w:proofErr w:type="gramEnd"/>
-      <w:r>
-        <w:t>,c</w:t>
-      </w:r>
-      <w:proofErr w:type="gramStart"/>
-      <w:r>
-        <w:t>1.custaddress</w:t>
-      </w:r>
-      <w:proofErr w:type="gramEnd"/>
-      <w:r>
-        <w:br/>
-        <w:t xml:space="preserve">FROM </w:t>
-      </w:r>
-      <w:proofErr w:type="spellStart"/>
-      <w:r>
-        <w:t>customers</w:t>
-      </w:r>
-      <w:proofErr w:type="spellEnd"/>
-      <w:r>
-        <w:br/>
-      </w:r>
-      <w:r>
-        <w:lastRenderedPageBreak/>
-        <w:t>DONDE c</w:t>
-      </w:r>
-      <w:proofErr w:type="gramStart"/>
-      <w:r>
-        <w:t>1.custname</w:t>
-      </w:r>
-      <w:proofErr w:type="gramEnd"/>
-      <w:r>
-        <w:t xml:space="preserve"> = c</w:t>
-      </w:r>
-      <w:proofErr w:type="gramStart"/>
-      <w:r>
-        <w:t>2.custname</w:t>
-      </w:r>
-      <w:proofErr w:type="gramEnd"/>
-      <w:r>
-        <w:br/>
-        <w:t>Y c</w:t>
-      </w:r>
-      <w:proofErr w:type="gramStart"/>
-      <w:r>
-        <w:t>1.custaddress</w:t>
-      </w:r>
-      <w:proofErr w:type="gramEnd"/>
-      <w:r>
-        <w:t xml:space="preserve"> = c</w:t>
-      </w:r>
-      <w:proofErr w:type="gramStart"/>
-      <w:r>
-        <w:t>2.custaddress</w:t>
-      </w:r>
-      <w:proofErr w:type="gramEnd"/>
-      <w:r>
-        <w:br/>
-        <w:t xml:space="preserve">ORDEN POR </w:t>
-      </w:r>
-      <w:proofErr w:type="spellStart"/>
-      <w:r>
-        <w:t>custno</w:t>
-      </w:r>
-      <w:proofErr w:type="spellEnd"/>
-      <w:r>
-        <w:t>;</w:t>
-      </w:r>
-    </w:p>
-    <w:p>
-      <w:pPr>
-        <w:tabs>
-          <w:tab w:val="left" w:pos="2316"/>
-        </w:tabs>
-      </w:pPr>
-      <w:r>
-        <w:t>Encontrar registros duplicados usando una subconsulta</w:t>
-      </w:r>
-      <w:r>
-        <w:br/>
-        <w:t>SELECT *</w:t>
-      </w:r>
-      <w:r>
-        <w:br/>
-        <w:t>DE clientes</w:t>
-      </w:r>
-      <w:r>
-        <w:br/>
-        <w:t xml:space="preserve">DONDE (nombre de cliente, dirección de cliente) </w:t>
-      </w:r>
-      <w:proofErr w:type="gramStart"/>
-      <w:r>
-        <w:t>IN(</w:t>
-      </w:r>
-      <w:proofErr w:type="gramEnd"/>
-      <w:r>
-        <w:br/>
-        <w:t>SELECCIONAR nombre de clientes, dirección</w:t>
-      </w:r>
-      <w:r>
-        <w:br/>
-        <w:t>de clientes</w:t>
-      </w:r>
-      <w:r>
-        <w:br/>
-        <w:t>GRUPO POR nombre de usuario, dirección de cliente</w:t>
-      </w:r>
-      <w:r>
-        <w:br/>
-        <w:t xml:space="preserve">TENIENDO </w:t>
-      </w:r>
-      <w:proofErr w:type="gramStart"/>
-      <w:r>
-        <w:t>COUNT(</w:t>
-      </w:r>
-      <w:proofErr w:type="gramEnd"/>
-      <w:r>
-        <w:t>*) &gt; 1)</w:t>
-      </w:r>
-      <w:r>
-        <w:br/>
-        <w:t xml:space="preserve">ORDEN POR </w:t>
-      </w:r>
-      <w:proofErr w:type="spellStart"/>
-      <w:proofErr w:type="gramStart"/>
-      <w:r>
-        <w:t>custno,nombre</w:t>
-      </w:r>
-      <w:proofErr w:type="spellEnd"/>
-      <w:proofErr w:type="gramEnd"/>
-      <w:r>
-        <w:t xml:space="preserve"> de clientes, domicilio;</w:t>
-      </w:r>
-    </w:p>
-    <w:p>
-      <w:pPr>
-        <w:tabs>
-          <w:tab w:val="left" w:pos="2316"/>
-        </w:tabs>
-      </w:pPr>
-      <w:r>
-        <w:drawing>
-          <wp:inline distT="0" distB="0" distL="0" distR="0" wp14:anchorId="399E9153" wp14:editId="2BBEE199">
-            <wp:extent cx="5400040" cy="5459730"/>
-            <wp:effectExtent l="0" t="0" r="0" b="7620"/>
-            <wp:docPr id="906718369" name="Imagen 2">
-              <a:hlinkClick xmlns:a="http://schemas.openxmlformats.org/drawingml/2006/main" r:id="rId120"/>
-            </wp:docPr>
-            <wp:cNvGraphicFramePr>
-              <a:graphicFrameLocks xmlns:a="http://schemas.openxmlformats.org/drawingml/2006/main" noChangeAspect="1"/>
-            </wp:cNvGraphicFramePr>
-            <a:graphic xmlns:a="http://schemas.openxmlformats.org/drawingml/2006/main">
-              <a:graphicData uri="http://schemas.openxmlformats.org/drawingml/2006/picture">
-                <pic:pic xmlns:pic="http://schemas.openxmlformats.org/drawingml/2006/picture">
-                  <pic:nvPicPr>
-                    <pic:cNvPr id="0" name="Picture 6">
-                      <a:hlinkClick r:id="rId120"/>
-                    </pic:cNvPr>
-                    <pic:cNvPicPr>
-                      <a:picLocks noChangeAspect="1" noChangeArrowheads="1"/>
-                    </pic:cNvPicPr>
-                  </pic:nvPicPr>
-                  <pic:blipFill>
-                    <a:blip r:embed="rId121">
-                      <a:extLst>
-                        <a:ext uri="{28A0092B-C50C-407E-A947-70E740481C1C}">
-                          <a14:useLocalDpi xmlns:a14="http://schemas.microsoft.com/office/drawing/2010/main" val="0"/>
-                        </a:ext>
-                      </a:extLst>
-                    </a:blip>
-                    <a:srcRect/>
-                    <a:stretch>
-                      <a:fillRect/>
-                    </a:stretch>
-                  </pic:blipFill>
-                  <pic:spPr bwMode="auto">
-                    <a:xfrm>
-                      <a:off x="0" y="0"/>
-                      <a:ext cx="5400040" cy="5459730"/>
-                    </a:xfrm>
-                    <a:prstGeom prst="rect">
-                      <a:avLst/>
-                    </a:prstGeom>
-                    <a:noFill/>
-                    <a:ln>
-                      <a:noFill/>
-                    </a:ln>
-                  </pic:spPr>
-                </pic:pic>
-              </a:graphicData>
-            </a:graphic>
-          </wp:inline>
-        </w:drawing>
-      </w:r>
     </w:p>
     <w:p>
       <w:pPr>
@@ -28610,6 +24490,7 @@
   <w:style w:type="character" w:default="1" w:styleId="Fuentedeprrafopredeter">
     <w:name w:val="Default Paragraph Font"/>
     <w:uiPriority w:val="1"/>
+    <w:semiHidden/>
     <w:unhideWhenUsed/>
   </w:style>
   <w:style w:type="table" w:default="1" w:styleId="Tablanormal">
